--- a/MEDICION ISO/ISO25023-Informe-Medicion-APA.docx
+++ b/MEDICION ISO/ISO25023-Informe-Medicion-APA.docx
@@ -1,6 +1,6 @@
 
 <file path=word/document.xml><?xml version="1.0" encoding="utf-8"?>
-<w:document xmlns:wpc="http://schemas.microsoft.com/office/word/2010/wordprocessingCanvas" xmlns:cx="http://schemas.microsoft.com/office/drawing/2014/chartex" xmlns:cx1="http://schemas.microsoft.com/office/drawing/2015/9/8/chartex" xmlns:cx2="http://schemas.microsoft.com/office/drawing/2015/10/21/chartex" xmlns:cx3="http://schemas.microsoft.com/office/drawing/2016/5/9/chartex" xmlns:cx4="http://schemas.microsoft.com/office/drawing/2016/5/10/chartex" xmlns:cx5="http://schemas.microsoft.com/office/drawing/2016/5/11/chartex" xmlns:cx6="http://schemas.microsoft.com/office/drawing/2016/5/12/chartex" xmlns:cx7="http://schemas.microsoft.com/office/drawing/2016/5/13/chartex" xmlns:cx8="http://schemas.microsoft.com/office/drawing/2016/5/14/chartex" xmlns:mc="http://schemas.openxmlformats.org/markup-compatibility/2006" xmlns:aink="http://schemas.microsoft.com/office/drawing/2016/ink" xmlns:am3d="http://schemas.microsoft.com/office/drawing/2017/model3d" xmlns:o="urn:schemas-microsoft-com:office:office" xmlns:oel="http://schemas.microsoft.com/office/2019/extlst" xmlns:r="http://schemas.openxmlformats.org/officeDocument/2006/relationships" xmlns:m="http://schemas.openxmlformats.org/officeDocument/2006/math" xmlns:v="urn:schemas-microsoft-com:vml" xmlns:wp14="http://schemas.microsoft.com/office/word/2010/wordprocessingDrawing" xmlns:wp="http://schemas.openxmlformats.org/drawingml/2006/wordprocessingDrawing" xmlns:w10="urn:schemas-microsoft-com:office:word" xmlns:w="http://schemas.openxmlformats.org/wordprocessingml/2006/main" xmlns:w14="http://schemas.microsoft.com/office/word/2010/wordml" xmlns:w15="http://schemas.microsoft.com/office/word/2012/wordml" xmlns:w16cex="http://schemas.microsoft.com/office/word/2018/wordml/cex" xmlns:w16cid="http://schemas.microsoft.com/office/word/2016/wordml/cid" xmlns:w16="http://schemas.microsoft.com/office/word/2018/wordml" xmlns:w16sdtdh="http://schemas.microsoft.com/office/word/2020/wordml/sdtdatahash" xmlns:w16se="http://schemas.microsoft.com/office/word/2015/wordml/symex" xmlns:wpg="http://schemas.microsoft.com/office/word/2010/wordprocessingGroup" xmlns:wpi="http://schemas.microsoft.com/office/word/2010/wordprocessingInk" xmlns:wne="http://schemas.microsoft.com/office/word/2006/wordml" xmlns:wps="http://schemas.microsoft.com/office/word/2010/wordprocessingShape" mc:Ignorable="w14 w15 w16se w16cid w16 w16cex w16sdtdh wp14">
+<w:document xmlns:wpc="http://schemas.microsoft.com/office/word/2010/wordprocessingCanvas" xmlns:cx="http://schemas.microsoft.com/office/drawing/2014/chartex" xmlns:cx1="http://schemas.microsoft.com/office/drawing/2015/9/8/chartex" xmlns:cx2="http://schemas.microsoft.com/office/drawing/2015/10/21/chartex" xmlns:cx3="http://schemas.microsoft.com/office/drawing/2016/5/9/chartex" xmlns:cx4="http://schemas.microsoft.com/office/drawing/2016/5/10/chartex" xmlns:cx5="http://schemas.microsoft.com/office/drawing/2016/5/11/chartex" xmlns:cx6="http://schemas.microsoft.com/office/drawing/2016/5/12/chartex" xmlns:cx7="http://schemas.microsoft.com/office/drawing/2016/5/13/chartex" xmlns:cx8="http://schemas.microsoft.com/office/drawing/2016/5/14/chartex" xmlns:mc="http://schemas.openxmlformats.org/markup-compatibility/2006" xmlns:aink="http://schemas.microsoft.com/office/drawing/2016/ink" xmlns:am3d="http://schemas.microsoft.com/office/drawing/2017/model3d" xmlns:o="urn:schemas-microsoft-com:office:office" xmlns:oel="http://schemas.microsoft.com/office/2019/extlst" xmlns:r="http://schemas.openxmlformats.org/officeDocument/2006/relationships" xmlns:m="http://schemas.openxmlformats.org/officeDocument/2006/math" xmlns:v="urn:schemas-microsoft-com:vml" xmlns:wp14="http://schemas.microsoft.com/office/word/2010/wordprocessingDrawing" xmlns:wp="http://schemas.openxmlformats.org/drawingml/2006/wordprocessingDrawing" xmlns:w10="urn:schemas-microsoft-com:office:word" xmlns:w="http://schemas.openxmlformats.org/wordprocessingml/2006/main" xmlns:w14="http://schemas.microsoft.com/office/word/2010/wordml" xmlns:w15="http://schemas.microsoft.com/office/word/2012/wordml" xmlns:w16cex="http://schemas.microsoft.com/office/word/2018/wordml/cex" xmlns:w16cid="http://schemas.microsoft.com/office/word/2016/wordml/cid" xmlns:w16="http://schemas.microsoft.com/office/word/2018/wordml" xmlns:w16du="http://schemas.microsoft.com/office/word/2023/wordml/word16du" xmlns:w16sdtdh="http://schemas.microsoft.com/office/word/2020/wordml/sdtdatahash" xmlns:w16sdtfl="http://schemas.microsoft.com/office/word/2024/wordml/sdtformatlock" xmlns:w16se="http://schemas.microsoft.com/office/word/2015/wordml/symex" xmlns:wpg="http://schemas.microsoft.com/office/word/2010/wordprocessingGroup" xmlns:wpi="http://schemas.microsoft.com/office/word/2010/wordprocessingInk" xmlns:wne="http://schemas.microsoft.com/office/word/2006/wordml" xmlns:wps="http://schemas.microsoft.com/office/word/2010/wordprocessingShape" mc:Ignorable="w14 w15 w16se w16cid w16 w16cex w16sdtdh w16sdtfl w16du wp14">
   <w:body>
     <w:p>
       <w:pPr>
@@ -372,8 +372,16 @@
       <w:pPr>
         <w:spacing w:line="360" w:lineRule="auto"/>
         <w:jc w:val="center"/>
-      </w:pPr>
-      <w:r>
+        <w:rPr>
+          <w:b/>
+          <w:bCs/>
+        </w:rPr>
+      </w:pPr>
+      <w:r>
+        <w:rPr>
+          <w:b/>
+          <w:bCs/>
+        </w:rPr>
         <w:lastRenderedPageBreak/>
         <w:t>Resumen</w:t>
       </w:r>
@@ -384,28 +392,16 @@
         <w:jc w:val="both"/>
       </w:pPr>
       <w:r>
-        <w:t>Este trabajo aplica las funciones de medición de la norma ISO/IEC 25023 para cuantificar dos subcaracterísticas de calidad del producto software definidas en ISO/IEC 25010 —interoperabilidad (Tabla 8 de la norma) y tolerancia a fallos (Tabla 17 de la norma)— sobre el Sistema de Restaurantes de Tingo María, una aplicación web compuesta por un backend Spring Boot, un frontend Next.js y una base de datos PostgreSQL/PostGIS orquestados con Docker Compose. La medición se ejecutó con scripts automatizados de PowerShell que actúan como cliente externo de la API, registrando evidencia por cada caso de prueba. Los resultados muestran interoperabilidad plena (CIn-1-G, CIn-2-G y CIn-3-S con X = 1.0). En tolerancia a fallos, la primera ejecución de la batería de 12 patrones de fallo evitó solo 6 (RFt-1-G con X = 0.5): seis entradas anómalas produjeron respuestas 500 no controladas, con un tiempo medio de notificación de fallo de 0.079 s (RFt-3-S). Tras corregir el manejador global de excepciones, la segunda ejecución alcanzó X = 1.0. La redundancia de componentes (RFt-2-S, X = 0 en local y X ≈ 0.67 en producción) es la principal oportunidad de mejora. El proceso validó la utilidad del instrumento de medición: detectó una deficiencia concreta del producto y guió su corrección.</w:t>
+        <w:t xml:space="preserve">Este trabajo aplica las funciones de medición de la norma ISO/IEC 25023 para cuantificar dos subcaracterísticas de calidad del producto software definidas en ISO/IEC 25010 —interoperabilidad (Tabla 8 de la norma) y tolerancia a fallos (Tabla 17 de la norma)— sobre el Sistema de Restaurantes de Tingo María, una aplicación web compuesta por un backend Spring Boot, un frontend Next.js y una base de datos PostgreSQL/PostGIS orquestados con Docker Compose. La medición se ejecutó con scripts automatizados de PowerShell que actúan como cliente externo de la API, registrando evidencia por cada caso de prueba. Los resultados muestran interoperabilidad plena (CIn-1-G, CIn-2-G y CIn-3-S con X = 1.0). En tolerancia a fallos, la primera ejecución de la batería de 12 patrones de fallo evitó solo 6 (RFt-1-G con X = 0.5): seis entradas anómalas produjeron respuestas 500 no controladas, con un tiempo medio de notificación de fallo de 0.079 s (RFt-3-S). Tras corregir el manejador global de excepciones, la segunda ejecución alcanzó X = 1.0. La redundancia de componentes (RFt-2-S, X = 0 en local y X ≈ 0.67 en producción) es la principal oportunidad de mejora. El proceso validó la utilidad del instrumento de medición: detectó una deficiencia concreta del producto y </w:t>
       </w:r>
       <w:proofErr w:type="spellStart"/>
-      <w:r/>
+      <w:r>
+        <w:t>guió</w:t>
+      </w:r>
       <w:proofErr w:type="spellEnd"/>
-      <w:r/>
-      <w:proofErr w:type="spellStart"/>
-      <w:r/>
-      <w:proofErr w:type="spellEnd"/>
-      <w:r/>
-      <w:proofErr w:type="spellStart"/>
-      <w:r/>
-      <w:proofErr w:type="spellEnd"/>
-      <w:r/>
-      <w:proofErr w:type="spellStart"/>
-      <w:r/>
-      <w:proofErr w:type="spellEnd"/>
-      <w:r/>
-      <w:proofErr w:type="spellStart"/>
-      <w:r/>
-      <w:proofErr w:type="spellEnd"/>
-      <w:r/>
+      <w:r>
+        <w:t xml:space="preserve"> su corrección.</w:t>
+      </w:r>
     </w:p>
     <w:p>
       <w:pPr>
@@ -430,97 +426,103 @@
     </w:p>
     <w:p>
       <w:pPr>
+        <w:pStyle w:val="Ttulo1"/>
+      </w:pPr>
+      <w:r>
+        <w:lastRenderedPageBreak/>
+        <w:t>MEDICIÓN DE LA CALIDAD DEL PRODUCTO SOFTWARE SEGÚN ISO/IEC 25023</w:t>
+      </w:r>
+    </w:p>
+    <w:p>
+      <w:pPr>
         <w:spacing w:line="480" w:lineRule="auto"/>
-        <w:jc w:val="center"/>
+        <w:ind w:firstLine="720"/>
+        <w:jc w:val="both"/>
+      </w:pPr>
+      <w:r>
+        <w:t>La familia de normas ISO/IEC 25000 (SQuaRE) define un modelo de calidad del producto software (ISO/IEC 25010) y un catálogo de medidas para cuantificarlo (ISO/IEC 25023). Cada medida responde a una pregunta concreta mediante una función de medición, en general de la forma X = A/B, donde A y B son conteos o tiempos observables. Este trabajo aplica dicho enfoque al Sistema de Restaurantes de Tingo María, que forma parte del ecosistema turístico de la ciudad y expone una API REST consumida por los demás sistemas del ecosistema (Eventos, Hoteles, Turismo y Transporte).</w:t>
+      </w:r>
+    </w:p>
+    <w:p>
+      <w:pPr>
+        <w:spacing w:line="480" w:lineRule="auto"/>
+        <w:ind w:firstLine="720"/>
+        <w:jc w:val="both"/>
+      </w:pPr>
+      <w:r>
+        <w:t>De las tres subcaracterísticas preparadas para medición en el sistema (interoperabilidad, disponibilidad y tolerancia a fallos) se seleccionaron las dos más accesibles: interoperabilidad y tolerancia a fallos, cuya medición está totalmente automatizada y se completa en menos de dos minutos sin intervención manual. La disponibilidad (Tabla 16 de la norma) quedó fuera del alcance porque exige una ventana de monitoreo de diez minutos y la provocación manual de una avería controlada.</w:t>
+      </w:r>
+    </w:p>
+    <w:p>
+      <w:pPr>
+        <w:pStyle w:val="Ttulo2"/>
+      </w:pPr>
+      <w:r>
+        <w:t xml:space="preserve">1.1. </w:t>
+      </w:r>
+      <w:r>
+        <w:tab/>
+      </w:r>
+      <w:r>
+        <w:t>Objetivo</w:t>
+      </w:r>
+    </w:p>
+    <w:p>
+      <w:pPr>
+        <w:spacing w:line="480" w:lineRule="auto"/>
+        <w:ind w:firstLine="720"/>
+        <w:jc w:val="both"/>
+      </w:pPr>
+      <w:r>
+        <w:t>Cuantificar, con las funciones de medición de ISO/IEC 25023, el nivel de interoperabilidad y de tolerancia a fallos del sistema, dejando evidencia reproducible (scripts, archivos CSV y criterios documentados) que permita repetir la medición en cualquier momento.</w:t>
+      </w:r>
+    </w:p>
+    <w:p>
+      <w:pPr>
+        <w:pStyle w:val="Ttulo2"/>
+      </w:pPr>
+      <w:r>
+        <w:t xml:space="preserve">1.2. </w:t>
+      </w:r>
+      <w:r>
+        <w:tab/>
+      </w:r>
+      <w:r>
+        <w:t>Medidas Aplicadas</w:t>
+      </w:r>
+    </w:p>
+    <w:p>
+      <w:pPr>
+        <w:spacing w:line="480" w:lineRule="auto"/>
+        <w:ind w:firstLine="720"/>
+        <w:jc w:val="both"/>
+      </w:pPr>
+      <w:r>
+        <w:t>La Tabla 1 presenta las seis medidas aplicadas con sus funciones de medición, tal como las define la norma.</w:t>
+      </w:r>
+    </w:p>
+    <w:p>
+      <w:pPr>
+        <w:spacing w:line="480" w:lineRule="auto"/>
+        <w:jc w:val="both"/>
+      </w:pPr>
+    </w:p>
+    <w:p>
+      <w:pPr>
+        <w:spacing w:line="480" w:lineRule="auto"/>
+        <w:jc w:val="both"/>
+      </w:pPr>
+    </w:p>
+    <w:p>
+      <w:pPr>
+        <w:keepNext/>
+        <w:spacing w:before="240" w:line="480" w:lineRule="auto"/>
       </w:pPr>
       <w:r>
         <w:rPr>
           <w:b/>
           <w:bCs/>
         </w:rPr>
-        <w:lastRenderedPageBreak/>
-        <w:t>Medición de la Calidad del Producto Software según ISO/IEC 25023</w:t>
-      </w:r>
-    </w:p>
-    <w:p>
-      <w:pPr>
-        <w:spacing w:line="480" w:lineRule="auto"/>
-        <w:ind w:firstLine="720"/>
-        <w:jc w:val="both"/>
-      </w:pPr>
-      <w:r>
-        <w:t>La familia de normas ISO/IEC 25000 (SQuaRE) define un modelo de calidad del producto software (ISO/IEC 25010) y un catálogo de medidas para cuantificarlo (ISO/IEC 25023). Cada medida responde a una pregunta concreta mediante una función de medición, en general de la forma X = A/B, donde A y B son conteos o tiempos observables. Este trabajo aplica dicho enfoque al Sistema de Restaurantes de Tingo María, que forma parte del ecosistema turístico de la ciudad y expone una API REST consumida por los demás sistemas del ecosistema (Eventos, Hoteles, Turismo y Transporte).</w:t>
-      </w:r>
-    </w:p>
-    <w:p>
-      <w:pPr>
-        <w:spacing w:line="480" w:lineRule="auto"/>
-        <w:ind w:firstLine="720"/>
-        <w:jc w:val="both"/>
-      </w:pPr>
-      <w:r>
-        <w:t>De las tres subcaracterísticas preparadas para medición en el sistema (interoperabilidad, disponibilidad y tolerancia a fallos) se seleccionaron las dos más accesibles: interoperabilidad y tolerancia a fallos, cuya medición está totalmente automatizada y se completa en menos de dos minutos sin intervención manual. La disponibilidad (Tabla 16 de la norma) quedó fuera del alcance porque exige una ventana de monitoreo de diez minutos y la provocación manual de una avería controlada.</w:t>
-      </w:r>
-    </w:p>
-    <w:p>
-      <w:pPr>
-        <w:pStyle w:val="Ttulo2"/>
-      </w:pPr>
-      <w:r>
-        <w:t>Objetivo</w:t>
-      </w:r>
-    </w:p>
-    <w:p>
-      <w:pPr>
-        <w:spacing w:line="480" w:lineRule="auto"/>
-        <w:ind w:firstLine="720"/>
-        <w:jc w:val="both"/>
-      </w:pPr>
-      <w:r>
-        <w:t>Cuantificar, con las funciones de medición de ISO/IEC 25023, el nivel de interoperabilidad y de tolerancia a fallos del sistema, dejando evidencia reproducible (scripts, archivos CSV y criterios documentados) que permita repetir la medición en cualquier momento.</w:t>
-      </w:r>
-    </w:p>
-    <w:p>
-      <w:pPr>
-        <w:pStyle w:val="Ttulo2"/>
-      </w:pPr>
-      <w:r>
-        <w:t>Medidas Aplicadas</w:t>
-      </w:r>
-    </w:p>
-    <w:p>
-      <w:pPr>
-        <w:spacing w:line="480" w:lineRule="auto"/>
-        <w:ind w:firstLine="720"/>
-        <w:jc w:val="both"/>
-      </w:pPr>
-      <w:r>
-        <w:t>La Tabla 1 presenta las seis medidas aplicadas con sus funciones de medición, tal como las define la norma.</w:t>
-      </w:r>
-    </w:p>
-    <w:p>
-      <w:pPr>
-        <w:spacing w:line="480" w:lineRule="auto"/>
-        <w:jc w:val="both"/>
-      </w:pPr>
-    </w:p>
-    <w:p>
-      <w:pPr>
-        <w:spacing w:line="480" w:lineRule="auto"/>
-        <w:jc w:val="both"/>
-      </w:pPr>
-    </w:p>
-    <w:p>
-      <w:pPr>
-        <w:keepNext/>
-        <w:spacing w:before="240" w:line="480" w:lineRule="auto"/>
-      </w:pPr>
-      <w:r>
-        <w:rPr>
-          <w:b/>
-          <w:bCs/>
-        </w:rPr>
-        <w:lastRenderedPageBreak/>
         <w:t>Tabla 1</w:t>
       </w:r>
       <w:r>
@@ -679,6 +681,7 @@
           <w:p>
             <w:pPr>
               <w:ind w:left="113" w:right="113"/>
+              <w:jc w:val="center"/>
               <w:rPr>
                 <w:sz w:val="20"/>
                 <w:szCs w:val="20"/>
@@ -991,6 +994,7 @@
           <w:p>
             <w:pPr>
               <w:ind w:left="113" w:right="113"/>
+              <w:jc w:val="center"/>
               <w:rPr>
                 <w:sz w:val="20"/>
                 <w:szCs w:val="20"/>
@@ -1313,7 +1317,23 @@
                 <w:sz w:val="20"/>
                 <w:szCs w:val="20"/>
               </w:rPr>
-              <w:t xml:space="preserve"> − Bi)/n. </w:t>
+              <w:t xml:space="preserve"> − </w:t>
+            </w:r>
+            <w:proofErr w:type="gramStart"/>
+            <w:r>
+              <w:rPr>
+                <w:sz w:val="20"/>
+                <w:szCs w:val="20"/>
+              </w:rPr>
+              <w:t>Bi)/</w:t>
+            </w:r>
+            <w:proofErr w:type="gramEnd"/>
+            <w:r>
+              <w:rPr>
+                <w:sz w:val="20"/>
+                <w:szCs w:val="20"/>
+              </w:rPr>
+              <w:t xml:space="preserve">n. </w:t>
             </w:r>
             <w:proofErr w:type="spellStart"/>
             <w:r>
@@ -1364,13 +1384,19 @@
       </w:pPr>
       <w:r>
         <w:lastRenderedPageBreak/>
-        <w:t>Método</w:t>
+        <w:t>MÉTODO</w:t>
       </w:r>
     </w:p>
     <w:p>
       <w:pPr>
         <w:pStyle w:val="Ttulo2"/>
       </w:pPr>
+      <w:r>
+        <w:t>2.1.</w:t>
+      </w:r>
+      <w:r>
+        <w:tab/>
+      </w:r>
       <w:r>
         <w:t>Sistema Bajo Prueba</w:t>
       </w:r>
@@ -1485,6 +1511,15 @@
       <w:pPr>
         <w:pStyle w:val="Ttulo2"/>
       </w:pPr>
+      <w:r>
+        <w:t>2.</w:t>
+      </w:r>
+      <w:r>
+        <w:t xml:space="preserve">2. </w:t>
+      </w:r>
+      <w:r>
+        <w:tab/>
+      </w:r>
       <w:r>
         <w:t>Instrumentos</w:t>
       </w:r>
@@ -2110,6 +2145,9 @@
       </w:pPr>
       <w:r>
         <w:lastRenderedPageBreak/>
+        <w:t xml:space="preserve">2.3. </w:t>
+      </w:r>
+      <w:r>
         <w:t>Procedimiento</w:t>
       </w:r>
     </w:p>
@@ -2118,7 +2156,23 @@
         <w:pStyle w:val="Ttulo3"/>
       </w:pPr>
       <w:r>
-        <w:t>Medición de la Interoperabilidad.</w:t>
+        <w:t>2.3.1.</w:t>
+      </w:r>
+      <w:r>
+        <w:tab/>
+      </w:r>
+      <w:r>
+        <w:t xml:space="preserve">Medición </w:t>
+      </w:r>
+      <w:r>
+        <w:rPr>
+          <w:i/>
+          <w:iCs w:val="0"/>
+        </w:rPr>
+        <w:t>de</w:t>
+      </w:r>
+      <w:r>
+        <w:t xml:space="preserve"> la Interoperabilidad.</w:t>
       </w:r>
     </w:p>
     <w:p>
@@ -2216,6 +2270,12 @@
         <w:pStyle w:val="Ttulo3"/>
       </w:pPr>
       <w:r>
+        <w:t>2.3.2.</w:t>
+      </w:r>
+      <w:r>
+        <w:tab/>
+      </w:r>
+      <w:r>
         <w:t>Medición de la Tolerancia a Fallos.</w:t>
       </w:r>
     </w:p>
@@ -2285,7 +2345,7 @@
       </w:pPr>
       <w:r>
         <w:lastRenderedPageBreak/>
-        <w:t>Resultados</w:t>
+        <w:t>RESULTADOS</w:t>
       </w:r>
     </w:p>
     <w:p>
@@ -2310,12 +2370,9 @@
         </w:rPr>
         <w:t>Tabla 3</w:t>
       </w:r>
-    </w:p>
-    <w:p>
-      <w:pPr>
-        <w:keepNext/>
-        <w:spacing w:after="120" w:line="480" w:lineRule="auto"/>
-      </w:pPr>
+      <w:r>
+        <w:t xml:space="preserve">: </w:t>
+      </w:r>
       <w:r>
         <w:rPr>
           <w:i/>
@@ -3037,12 +3094,9 @@
         </w:rPr>
         <w:t>Tabla 4</w:t>
       </w:r>
-    </w:p>
-    <w:p>
-      <w:pPr>
-        <w:keepNext/>
-        <w:spacing w:after="120" w:line="480" w:lineRule="auto"/>
-      </w:pPr>
+      <w:r>
+        <w:t xml:space="preserve">: </w:t>
+      </w:r>
       <w:r>
         <w:rPr>
           <w:i/>
@@ -3971,17 +4025,12 @@
         <w:jc w:val="both"/>
       </w:pPr>
       <w:r>
-        <w:t>De los doce patrones de fallo inyectados en la primera ejecución, solo seis fueron evitados con respuestas controladas 4xx. Los otros seis —JSON malformado, identificador con tipo inválido, método HTTP no soportado, Content-Type incorrecto, parámetro fuera de rango y cuerpo vacío— produjeron respuestas 500 no controladas, como detalla la Tabla 5. Aun así, el servicio permaneció operativo tras la batería completa (healthcheck UP). El sistema notifica sus fallos al consumidor en un promedio de 79 milisegundos, porque la notificación es síncrona vía HTTP.</w:t>
-      </w:r>
-      <w:r/>
-      <w:proofErr w:type="spellStart"/>
-      <w:r/>
-      <w:proofErr w:type="spellEnd"/>
-      <w:r/>
-      <w:proofErr w:type="spellStart"/>
-      <w:r/>
-      <w:proofErr w:type="spellEnd"/>
-      <w:r/>
+        <w:t xml:space="preserve">De los doce patrones de fallo inyectados en la primera ejecución, solo seis fueron evitados con respuestas controladas 4xx. Los otros seis —JSON malformado, identificador con tipo inválido, método HTTP no soportado, Content-Type incorrecto, parámetro fuera de rango y cuerpo </w:t>
+      </w:r>
+      <w:r>
+        <w:lastRenderedPageBreak/>
+        <w:t>vacío— produjeron respuestas 500 no controladas, como detalla la Tabla 5. Aun así, el servicio permaneció operativo tras la batería completa (healthcheck UP). El sistema notifica sus fallos al consumidor en un promedio de 79 milisegundos, porque la notificación es síncrona vía HTTP.</w:t>
+      </w:r>
     </w:p>
     <w:p>
       <w:pPr>
@@ -3989,1007 +4038,927 @@
         <w:ind w:firstLine="720"/>
         <w:jc w:val="both"/>
       </w:pPr>
-      <w:proofErr w:type="spellStart"/>
-      <w:proofErr w:type="spellEnd"/>
-      <w:proofErr w:type="spellStart"/>
-      <w:proofErr w:type="spellEnd"/>
       <w:r>
         <w:rPr>
           <w:b/>
-          <w:i w:val="0"/>
         </w:rPr>
         <w:t>Tabla 5</w:t>
       </w:r>
-    </w:p>
+      <w:r>
+        <w:t xml:space="preserve">: </w:t>
+      </w:r>
+      <w:r>
+        <w:rPr>
+          <w:i/>
+        </w:rPr>
+        <w:t>Detalle de la primera ejecución de la batería de patrones de fallo (7 de julio de 2026, entorno local)</w:t>
+      </w:r>
+    </w:p>
+    <w:tbl>
+      <w:tblPr>
+        <w:tblStyle w:val="Tablaconcuadrcula"/>
+        <w:tblW w:w="0" w:type="auto"/>
+        <w:tblLook w:val="04A0" w:firstRow="1" w:lastRow="0" w:firstColumn="1" w:lastColumn="0" w:noHBand="0" w:noVBand="1"/>
+      </w:tblPr>
+      <w:tblGrid>
+        <w:gridCol w:w="704"/>
+        <w:gridCol w:w="3036"/>
+        <w:gridCol w:w="1869"/>
+        <w:gridCol w:w="1871"/>
+        <w:gridCol w:w="1870"/>
+      </w:tblGrid>
+      <w:tr>
+        <w:tc>
+          <w:tcPr>
+            <w:tcW w:w="704" w:type="dxa"/>
+          </w:tcPr>
+          <w:p>
+            <w:r>
+              <w:rPr>
+                <w:b/>
+                <w:sz w:val="20"/>
+              </w:rPr>
+              <w:t>Caso</w:t>
+            </w:r>
+          </w:p>
+        </w:tc>
+        <w:tc>
+          <w:tcPr>
+            <w:tcW w:w="3036" w:type="dxa"/>
+          </w:tcPr>
+          <w:p>
+            <w:r>
+              <w:rPr>
+                <w:b/>
+                <w:sz w:val="20"/>
+              </w:rPr>
+              <w:t>Patrón de fallo</w:t>
+            </w:r>
+          </w:p>
+        </w:tc>
+        <w:tc>
+          <w:tcPr>
+            <w:tcW w:w="1869" w:type="dxa"/>
+          </w:tcPr>
+          <w:p>
+            <w:r>
+              <w:rPr>
+                <w:b/>
+                <w:sz w:val="20"/>
+              </w:rPr>
+              <w:t>Estado HTTP</w:t>
+            </w:r>
+          </w:p>
+        </w:tc>
+        <w:tc>
+          <w:tcPr>
+            <w:tcW w:w="1871" w:type="dxa"/>
+          </w:tcPr>
+          <w:p>
+            <w:r>
+              <w:rPr>
+                <w:b/>
+                <w:sz w:val="20"/>
+              </w:rPr>
+              <w:t>Veredicto</w:t>
+            </w:r>
+          </w:p>
+        </w:tc>
+        <w:tc>
+          <w:tcPr>
+            <w:tcW w:w="1870" w:type="dxa"/>
+          </w:tcPr>
+          <w:p>
+            <w:r>
+              <w:rPr>
+                <w:b/>
+                <w:sz w:val="20"/>
+              </w:rPr>
+              <w:t>Latencia (s)</w:t>
+            </w:r>
+          </w:p>
+        </w:tc>
+      </w:tr>
+      <w:tr>
+        <w:tc>
+          <w:tcPr>
+            <w:tcW w:w="704" w:type="dxa"/>
+          </w:tcPr>
+          <w:p>
+            <w:r>
+              <w:rPr>
+                <w:sz w:val="20"/>
+              </w:rPr>
+              <w:t>1</w:t>
+            </w:r>
+          </w:p>
+        </w:tc>
+        <w:tc>
+          <w:tcPr>
+            <w:tcW w:w="3036" w:type="dxa"/>
+          </w:tcPr>
+          <w:p>
+            <w:r>
+              <w:rPr>
+                <w:sz w:val="20"/>
+              </w:rPr>
+              <w:t>JSON malformado</w:t>
+            </w:r>
+          </w:p>
+        </w:tc>
+        <w:tc>
+          <w:tcPr>
+            <w:tcW w:w="1869" w:type="dxa"/>
+          </w:tcPr>
+          <w:p>
+            <w:r>
+              <w:rPr>
+                <w:sz w:val="20"/>
+              </w:rPr>
+              <w:t>500</w:t>
+            </w:r>
+          </w:p>
+        </w:tc>
+        <w:tc>
+          <w:tcPr>
+            <w:tcW w:w="1871" w:type="dxa"/>
+          </w:tcPr>
+          <w:p>
+            <w:r>
+              <w:rPr>
+                <w:b/>
+                <w:sz w:val="20"/>
+              </w:rPr>
+              <w:t>NO_EVITADO</w:t>
+            </w:r>
+          </w:p>
+        </w:tc>
+        <w:tc>
+          <w:tcPr>
+            <w:tcW w:w="1870" w:type="dxa"/>
+          </w:tcPr>
+          <w:p>
+            <w:r>
+              <w:rPr>
+                <w:sz w:val="20"/>
+              </w:rPr>
+              <w:t>0.242</w:t>
+            </w:r>
+          </w:p>
+        </w:tc>
+      </w:tr>
+      <w:tr>
+        <w:tc>
+          <w:tcPr>
+            <w:tcW w:w="704" w:type="dxa"/>
+          </w:tcPr>
+          <w:p>
+            <w:r>
+              <w:rPr>
+                <w:sz w:val="20"/>
+              </w:rPr>
+              <w:t>2</w:t>
+            </w:r>
+          </w:p>
+        </w:tc>
+        <w:tc>
+          <w:tcPr>
+            <w:tcW w:w="3036" w:type="dxa"/>
+          </w:tcPr>
+          <w:p>
+            <w:r>
+              <w:rPr>
+                <w:sz w:val="20"/>
+              </w:rPr>
+              <w:t>Violacion de validacion</w:t>
+            </w:r>
+          </w:p>
+        </w:tc>
+        <w:tc>
+          <w:tcPr>
+            <w:tcW w:w="1869" w:type="dxa"/>
+          </w:tcPr>
+          <w:p>
+            <w:r>
+              <w:rPr>
+                <w:sz w:val="20"/>
+              </w:rPr>
+              <w:t>400</w:t>
+            </w:r>
+          </w:p>
+        </w:tc>
+        <w:tc>
+          <w:tcPr>
+            <w:tcW w:w="1871" w:type="dxa"/>
+          </w:tcPr>
+          <w:p>
+            <w:r>
+              <w:rPr>
+                <w:sz w:val="20"/>
+              </w:rPr>
+              <w:t>EVITADO</w:t>
+            </w:r>
+          </w:p>
+        </w:tc>
+        <w:tc>
+          <w:tcPr>
+            <w:tcW w:w="1870" w:type="dxa"/>
+          </w:tcPr>
+          <w:p>
+            <w:r>
+              <w:rPr>
+                <w:sz w:val="20"/>
+              </w:rPr>
+              <w:t>0.094</w:t>
+            </w:r>
+          </w:p>
+        </w:tc>
+      </w:tr>
+      <w:tr>
+        <w:tc>
+          <w:tcPr>
+            <w:tcW w:w="704" w:type="dxa"/>
+          </w:tcPr>
+          <w:p>
+            <w:r>
+              <w:rPr>
+                <w:sz w:val="20"/>
+              </w:rPr>
+              <w:t>3</w:t>
+            </w:r>
+          </w:p>
+        </w:tc>
+        <w:tc>
+          <w:tcPr>
+            <w:tcW w:w="3036" w:type="dxa"/>
+          </w:tcPr>
+          <w:p>
+            <w:r>
+              <w:rPr>
+                <w:sz w:val="20"/>
+              </w:rPr>
+              <w:t>Credenciales incorrectas</w:t>
+            </w:r>
+          </w:p>
+        </w:tc>
+        <w:tc>
+          <w:tcPr>
+            <w:tcW w:w="1869" w:type="dxa"/>
+          </w:tcPr>
+          <w:p>
+            <w:r>
+              <w:rPr>
+                <w:sz w:val="20"/>
+              </w:rPr>
+              <w:t>401</w:t>
+            </w:r>
+          </w:p>
+        </w:tc>
+        <w:tc>
+          <w:tcPr>
+            <w:tcW w:w="1871" w:type="dxa"/>
+          </w:tcPr>
+          <w:p>
+            <w:r>
+              <w:rPr>
+                <w:sz w:val="20"/>
+              </w:rPr>
+              <w:t>EVITADO</w:t>
+            </w:r>
+          </w:p>
+        </w:tc>
+        <w:tc>
+          <w:tcPr>
+            <w:tcW w:w="1870" w:type="dxa"/>
+          </w:tcPr>
+          <w:p>
+            <w:r>
+              <w:rPr>
+                <w:sz w:val="20"/>
+              </w:rPr>
+              <w:t>0.408</w:t>
+            </w:r>
+          </w:p>
+        </w:tc>
+      </w:tr>
+      <w:tr>
+        <w:tc>
+          <w:tcPr>
+            <w:tcW w:w="704" w:type="dxa"/>
+          </w:tcPr>
+          <w:p>
+            <w:r>
+              <w:rPr>
+                <w:sz w:val="20"/>
+              </w:rPr>
+              <w:t>4</w:t>
+            </w:r>
+          </w:p>
+        </w:tc>
+        <w:tc>
+          <w:tcPr>
+            <w:tcW w:w="3036" w:type="dxa"/>
+          </w:tcPr>
+          <w:p>
+            <w:r>
+              <w:rPr>
+                <w:sz w:val="20"/>
+              </w:rPr>
+              <w:t>Recurso inexistente</w:t>
+            </w:r>
+          </w:p>
+        </w:tc>
+        <w:tc>
+          <w:tcPr>
+            <w:tcW w:w="1869" w:type="dxa"/>
+          </w:tcPr>
+          <w:p>
+            <w:r>
+              <w:rPr>
+                <w:sz w:val="20"/>
+              </w:rPr>
+              <w:t>404</w:t>
+            </w:r>
+          </w:p>
+        </w:tc>
+        <w:tc>
+          <w:tcPr>
+            <w:tcW w:w="1871" w:type="dxa"/>
+          </w:tcPr>
+          <w:p>
+            <w:r>
+              <w:rPr>
+                <w:sz w:val="20"/>
+              </w:rPr>
+              <w:t>EVITADO</w:t>
+            </w:r>
+          </w:p>
+        </w:tc>
+        <w:tc>
+          <w:tcPr>
+            <w:tcW w:w="1870" w:type="dxa"/>
+          </w:tcPr>
+          <w:p>
+            <w:r>
+              <w:rPr>
+                <w:sz w:val="20"/>
+              </w:rPr>
+              <w:t>0.035</w:t>
+            </w:r>
+          </w:p>
+        </w:tc>
+      </w:tr>
+      <w:tr>
+        <w:tc>
+          <w:tcPr>
+            <w:tcW w:w="704" w:type="dxa"/>
+          </w:tcPr>
+          <w:p>
+            <w:r>
+              <w:rPr>
+                <w:sz w:val="20"/>
+              </w:rPr>
+              <w:t>5</w:t>
+            </w:r>
+          </w:p>
+        </w:tc>
+        <w:tc>
+          <w:tcPr>
+            <w:tcW w:w="3036" w:type="dxa"/>
+          </w:tcPr>
+          <w:p>
+            <w:r>
+              <w:rPr>
+                <w:sz w:val="20"/>
+              </w:rPr>
+              <w:t>Identificador con tipo invalido</w:t>
+            </w:r>
+          </w:p>
+        </w:tc>
+        <w:tc>
+          <w:tcPr>
+            <w:tcW w:w="1869" w:type="dxa"/>
+          </w:tcPr>
+          <w:p>
+            <w:r>
+              <w:rPr>
+                <w:sz w:val="20"/>
+              </w:rPr>
+              <w:t>500</w:t>
+            </w:r>
+          </w:p>
+        </w:tc>
+        <w:tc>
+          <w:tcPr>
+            <w:tcW w:w="1871" w:type="dxa"/>
+          </w:tcPr>
+          <w:p>
+            <w:r>
+              <w:rPr>
+                <w:b/>
+                <w:sz w:val="20"/>
+              </w:rPr>
+              <w:t>NO_EVITADO</w:t>
+            </w:r>
+          </w:p>
+        </w:tc>
+        <w:tc>
+          <w:tcPr>
+            <w:tcW w:w="1870" w:type="dxa"/>
+          </w:tcPr>
+          <w:p>
+            <w:r>
+              <w:rPr>
+                <w:sz w:val="20"/>
+              </w:rPr>
+              <w:t>0.011</w:t>
+            </w:r>
+          </w:p>
+        </w:tc>
+      </w:tr>
+      <w:tr>
+        <w:tc>
+          <w:tcPr>
+            <w:tcW w:w="704" w:type="dxa"/>
+          </w:tcPr>
+          <w:p>
+            <w:r>
+              <w:rPr>
+                <w:sz w:val="20"/>
+              </w:rPr>
+              <w:t>6</w:t>
+            </w:r>
+          </w:p>
+        </w:tc>
+        <w:tc>
+          <w:tcPr>
+            <w:tcW w:w="3036" w:type="dxa"/>
+          </w:tcPr>
+          <w:p>
+            <w:r>
+              <w:rPr>
+                <w:sz w:val="20"/>
+              </w:rPr>
+              <w:t>Ruta inexistente</w:t>
+            </w:r>
+          </w:p>
+        </w:tc>
+        <w:tc>
+          <w:tcPr>
+            <w:tcW w:w="1869" w:type="dxa"/>
+          </w:tcPr>
+          <w:p>
+            <w:r>
+              <w:rPr>
+                <w:sz w:val="20"/>
+              </w:rPr>
+              <w:t>403</w:t>
+            </w:r>
+          </w:p>
+        </w:tc>
+        <w:tc>
+          <w:tcPr>
+            <w:tcW w:w="1871" w:type="dxa"/>
+          </w:tcPr>
+          <w:p>
+            <w:r>
+              <w:rPr>
+                <w:sz w:val="20"/>
+              </w:rPr>
+              <w:t>EVITADO</w:t>
+            </w:r>
+          </w:p>
+        </w:tc>
+        <w:tc>
+          <w:tcPr>
+            <w:tcW w:w="1870" w:type="dxa"/>
+          </w:tcPr>
+          <w:p>
+            <w:r>
+              <w:rPr>
+                <w:sz w:val="20"/>
+              </w:rPr>
+              <w:t>0.009</w:t>
+            </w:r>
+          </w:p>
+        </w:tc>
+      </w:tr>
+      <w:tr>
+        <w:tc>
+          <w:tcPr>
+            <w:tcW w:w="704" w:type="dxa"/>
+          </w:tcPr>
+          <w:p>
+            <w:r>
+              <w:rPr>
+                <w:sz w:val="20"/>
+              </w:rPr>
+              <w:t>7</w:t>
+            </w:r>
+          </w:p>
+        </w:tc>
+        <w:tc>
+          <w:tcPr>
+            <w:tcW w:w="3036" w:type="dxa"/>
+          </w:tcPr>
+          <w:p>
+            <w:r>
+              <w:rPr>
+                <w:sz w:val="20"/>
+              </w:rPr>
+              <w:t>Acceso sin autenticacion</w:t>
+            </w:r>
+          </w:p>
+        </w:tc>
+        <w:tc>
+          <w:tcPr>
+            <w:tcW w:w="1869" w:type="dxa"/>
+          </w:tcPr>
+          <w:p>
+            <w:r>
+              <w:rPr>
+                <w:sz w:val="20"/>
+              </w:rPr>
+              <w:t>403</w:t>
+            </w:r>
+          </w:p>
+        </w:tc>
+        <w:tc>
+          <w:tcPr>
+            <w:tcW w:w="1871" w:type="dxa"/>
+          </w:tcPr>
+          <w:p>
+            <w:r>
+              <w:rPr>
+                <w:sz w:val="20"/>
+              </w:rPr>
+              <w:t>EVITADO</w:t>
+            </w:r>
+          </w:p>
+        </w:tc>
+        <w:tc>
+          <w:tcPr>
+            <w:tcW w:w="1870" w:type="dxa"/>
+          </w:tcPr>
+          <w:p>
+            <w:r>
+              <w:rPr>
+                <w:sz w:val="20"/>
+              </w:rPr>
+              <w:t>0.007</w:t>
+            </w:r>
+          </w:p>
+        </w:tc>
+      </w:tr>
+      <w:tr>
+        <w:tc>
+          <w:tcPr>
+            <w:tcW w:w="704" w:type="dxa"/>
+          </w:tcPr>
+          <w:p>
+            <w:r>
+              <w:rPr>
+                <w:sz w:val="20"/>
+              </w:rPr>
+              <w:t>8</w:t>
+            </w:r>
+          </w:p>
+        </w:tc>
+        <w:tc>
+          <w:tcPr>
+            <w:tcW w:w="3036" w:type="dxa"/>
+          </w:tcPr>
+          <w:p>
+            <w:r>
+              <w:rPr>
+                <w:sz w:val="20"/>
+              </w:rPr>
+              <w:t>Token corrupto</w:t>
+            </w:r>
+          </w:p>
+        </w:tc>
+        <w:tc>
+          <w:tcPr>
+            <w:tcW w:w="1869" w:type="dxa"/>
+          </w:tcPr>
+          <w:p>
+            <w:r>
+              <w:rPr>
+                <w:sz w:val="20"/>
+              </w:rPr>
+              <w:t>403</w:t>
+            </w:r>
+          </w:p>
+        </w:tc>
+        <w:tc>
+          <w:tcPr>
+            <w:tcW w:w="1871" w:type="dxa"/>
+          </w:tcPr>
+          <w:p>
+            <w:r>
+              <w:rPr>
+                <w:sz w:val="20"/>
+              </w:rPr>
+              <w:t>EVITADO</w:t>
+            </w:r>
+          </w:p>
+        </w:tc>
+        <w:tc>
+          <w:tcPr>
+            <w:tcW w:w="1870" w:type="dxa"/>
+          </w:tcPr>
+          <w:p>
+            <w:r>
+              <w:rPr>
+                <w:sz w:val="20"/>
+              </w:rPr>
+              <w:t>0.098</w:t>
+            </w:r>
+          </w:p>
+        </w:tc>
+      </w:tr>
+      <w:tr>
+        <w:tc>
+          <w:tcPr>
+            <w:tcW w:w="704" w:type="dxa"/>
+          </w:tcPr>
+          <w:p>
+            <w:r>
+              <w:rPr>
+                <w:sz w:val="20"/>
+              </w:rPr>
+              <w:t>9</w:t>
+            </w:r>
+          </w:p>
+        </w:tc>
+        <w:tc>
+          <w:tcPr>
+            <w:tcW w:w="3036" w:type="dxa"/>
+          </w:tcPr>
+          <w:p>
+            <w:r>
+              <w:rPr>
+                <w:sz w:val="20"/>
+              </w:rPr>
+              <w:t>Metodo HTTP no soportado</w:t>
+            </w:r>
+          </w:p>
+        </w:tc>
+        <w:tc>
+          <w:tcPr>
+            <w:tcW w:w="1869" w:type="dxa"/>
+          </w:tcPr>
+          <w:p>
+            <w:r>
+              <w:rPr>
+                <w:sz w:val="20"/>
+              </w:rPr>
+              <w:t>500</w:t>
+            </w:r>
+          </w:p>
+        </w:tc>
+        <w:tc>
+          <w:tcPr>
+            <w:tcW w:w="1871" w:type="dxa"/>
+          </w:tcPr>
+          <w:p>
+            <w:r>
+              <w:rPr>
+                <w:b/>
+                <w:sz w:val="20"/>
+              </w:rPr>
+              <w:t>NO_EVITADO</w:t>
+            </w:r>
+          </w:p>
+        </w:tc>
+        <w:tc>
+          <w:tcPr>
+            <w:tcW w:w="1870" w:type="dxa"/>
+          </w:tcPr>
+          <w:p>
+            <w:r>
+              <w:rPr>
+                <w:sz w:val="20"/>
+              </w:rPr>
+              <w:t>0.008</w:t>
+            </w:r>
+          </w:p>
+        </w:tc>
+      </w:tr>
+      <w:tr>
+        <w:tc>
+          <w:tcPr>
+            <w:tcW w:w="704" w:type="dxa"/>
+          </w:tcPr>
+          <w:p>
+            <w:r>
+              <w:rPr>
+                <w:sz w:val="20"/>
+              </w:rPr>
+              <w:t>10</w:t>
+            </w:r>
+          </w:p>
+        </w:tc>
+        <w:tc>
+          <w:tcPr>
+            <w:tcW w:w="3036" w:type="dxa"/>
+          </w:tcPr>
+          <w:p>
+            <w:r>
+              <w:rPr>
+                <w:sz w:val="20"/>
+              </w:rPr>
+              <w:t>Content-Type incorrecto</w:t>
+            </w:r>
+          </w:p>
+        </w:tc>
+        <w:tc>
+          <w:tcPr>
+            <w:tcW w:w="1869" w:type="dxa"/>
+          </w:tcPr>
+          <w:p>
+            <w:r>
+              <w:rPr>
+                <w:sz w:val="20"/>
+              </w:rPr>
+              <w:t>500</w:t>
+            </w:r>
+          </w:p>
+        </w:tc>
+        <w:tc>
+          <w:tcPr>
+            <w:tcW w:w="1871" w:type="dxa"/>
+          </w:tcPr>
+          <w:p>
+            <w:r>
+              <w:rPr>
+                <w:b/>
+                <w:sz w:val="20"/>
+              </w:rPr>
+              <w:t>NO_EVITADO</w:t>
+            </w:r>
+          </w:p>
+        </w:tc>
+        <w:tc>
+          <w:tcPr>
+            <w:tcW w:w="1870" w:type="dxa"/>
+          </w:tcPr>
+          <w:p>
+            <w:r>
+              <w:rPr>
+                <w:sz w:val="20"/>
+              </w:rPr>
+              <w:t>0.011</w:t>
+            </w:r>
+          </w:p>
+        </w:tc>
+      </w:tr>
+      <w:tr>
+        <w:tc>
+          <w:tcPr>
+            <w:tcW w:w="704" w:type="dxa"/>
+          </w:tcPr>
+          <w:p>
+            <w:r>
+              <w:rPr>
+                <w:sz w:val="20"/>
+              </w:rPr>
+              <w:t>11</w:t>
+            </w:r>
+          </w:p>
+        </w:tc>
+        <w:tc>
+          <w:tcPr>
+            <w:tcW w:w="3036" w:type="dxa"/>
+          </w:tcPr>
+          <w:p>
+            <w:r>
+              <w:rPr>
+                <w:sz w:val="20"/>
+              </w:rPr>
+              <w:t>Parametro fuera de rango</w:t>
+            </w:r>
+          </w:p>
+        </w:tc>
+        <w:tc>
+          <w:tcPr>
+            <w:tcW w:w="1869" w:type="dxa"/>
+          </w:tcPr>
+          <w:p>
+            <w:r>
+              <w:rPr>
+                <w:sz w:val="20"/>
+              </w:rPr>
+              <w:t>500</w:t>
+            </w:r>
+          </w:p>
+        </w:tc>
+        <w:tc>
+          <w:tcPr>
+            <w:tcW w:w="1871" w:type="dxa"/>
+          </w:tcPr>
+          <w:p>
+            <w:r>
+              <w:rPr>
+                <w:b/>
+                <w:sz w:val="20"/>
+              </w:rPr>
+              <w:t>NO_EVITADO</w:t>
+            </w:r>
+          </w:p>
+        </w:tc>
+        <w:tc>
+          <w:tcPr>
+            <w:tcW w:w="1870" w:type="dxa"/>
+          </w:tcPr>
+          <w:p>
+            <w:r>
+              <w:rPr>
+                <w:sz w:val="20"/>
+              </w:rPr>
+              <w:t>0.020</w:t>
+            </w:r>
+          </w:p>
+        </w:tc>
+      </w:tr>
+      <w:tr>
+        <w:tc>
+          <w:tcPr>
+            <w:tcW w:w="704" w:type="dxa"/>
+          </w:tcPr>
+          <w:p>
+            <w:r>
+              <w:rPr>
+                <w:sz w:val="20"/>
+              </w:rPr>
+              <w:t>12</w:t>
+            </w:r>
+          </w:p>
+        </w:tc>
+        <w:tc>
+          <w:tcPr>
+            <w:tcW w:w="3036" w:type="dxa"/>
+          </w:tcPr>
+          <w:p>
+            <w:r>
+              <w:rPr>
+                <w:sz w:val="20"/>
+              </w:rPr>
+              <w:t>Cuerpo vacio requerido</w:t>
+            </w:r>
+          </w:p>
+        </w:tc>
+        <w:tc>
+          <w:tcPr>
+            <w:tcW w:w="1869" w:type="dxa"/>
+          </w:tcPr>
+          <w:p>
+            <w:r>
+              <w:rPr>
+                <w:sz w:val="20"/>
+              </w:rPr>
+              <w:t>500</w:t>
+            </w:r>
+          </w:p>
+        </w:tc>
+        <w:tc>
+          <w:tcPr>
+            <w:tcW w:w="1871" w:type="dxa"/>
+          </w:tcPr>
+          <w:p>
+            <w:r>
+              <w:rPr>
+                <w:b/>
+                <w:sz w:val="20"/>
+              </w:rPr>
+              <w:t>NO_EVITADO</w:t>
+            </w:r>
+          </w:p>
+        </w:tc>
+        <w:tc>
+          <w:tcPr>
+            <w:tcW w:w="1870" w:type="dxa"/>
+          </w:tcPr>
+          <w:p>
+            <w:r>
+              <w:rPr>
+                <w:sz w:val="20"/>
+              </w:rPr>
+              <w:t>0.010</w:t>
+            </w:r>
+          </w:p>
+        </w:tc>
+      </w:tr>
+    </w:tbl>
     <w:p>
       <w:pPr>
         <w:spacing w:line="480" w:lineRule="auto"/>
         <w:ind w:firstLine="720"/>
         <w:jc w:val="both"/>
-      </w:pPr>
-      <w:proofErr w:type="spellStart"/>
-      <w:proofErr w:type="spellEnd"/>
-      <w:proofErr w:type="spellStart"/>
-      <w:proofErr w:type="spellEnd"/>
-      <w:r>
         <w:rPr>
-          <w:b w:val="0"/>
-          <w:i/>
+          <w:sz w:val="20"/>
         </w:rPr>
-        <w:t>Detalle de la primera ejecución de la batería de patrones de fallo (7 de julio de 2026, entorno local)</w:t>
-      </w:r>
-    </w:p>
-    <w:tbl>
-      <w:tblPr>
-        <w:tblStyle w:val="Tablaconcuadrcula"/>
-        <w:tblW w:type="auto" w:w="0"/>
-        <w:tblLook w:firstColumn="1" w:firstRow="1" w:lastColumn="0" w:lastRow="0" w:noHBand="0" w:noVBand="1" w:val="04A0"/>
-      </w:tblPr>
-      <w:tblGrid>
-        <w:gridCol w:w="1872"/>
-        <w:gridCol w:w="1872"/>
-        <w:gridCol w:w="1872"/>
-        <w:gridCol w:w="1872"/>
-        <w:gridCol w:w="1872"/>
-      </w:tblGrid>
-      <w:tr>
-        <w:tc>
-          <w:tcPr>
-            <w:tcW w:type="dxa" w:w="1872"/>
-          </w:tcPr>
-          <w:p>
-            <w:r/>
-            <w:r>
-              <w:rPr>
-                <w:b/>
-                <w:sz w:val="20"/>
-              </w:rPr>
-              <w:t>Caso</w:t>
-            </w:r>
-          </w:p>
-        </w:tc>
-        <w:tc>
-          <w:tcPr>
-            <w:tcW w:type="dxa" w:w="1872"/>
-          </w:tcPr>
-          <w:p>
-            <w:r/>
-            <w:r>
-              <w:rPr>
-                <w:b/>
-                <w:sz w:val="20"/>
-              </w:rPr>
-              <w:t>Patrón de fallo</w:t>
-            </w:r>
-          </w:p>
-        </w:tc>
-        <w:tc>
-          <w:tcPr>
-            <w:tcW w:type="dxa" w:w="1872"/>
-          </w:tcPr>
-          <w:p>
-            <w:r/>
-            <w:r>
-              <w:rPr>
-                <w:b/>
-                <w:sz w:val="20"/>
-              </w:rPr>
-              <w:t>Estado HTTP</w:t>
-            </w:r>
-          </w:p>
-        </w:tc>
-        <w:tc>
-          <w:tcPr>
-            <w:tcW w:type="dxa" w:w="1872"/>
-          </w:tcPr>
-          <w:p>
-            <w:r/>
-            <w:r>
-              <w:rPr>
-                <w:b/>
-                <w:sz w:val="20"/>
-              </w:rPr>
-              <w:t>Veredicto</w:t>
-            </w:r>
-          </w:p>
-        </w:tc>
-        <w:tc>
-          <w:tcPr>
-            <w:tcW w:type="dxa" w:w="1872"/>
-          </w:tcPr>
-          <w:p>
-            <w:r/>
-            <w:r>
-              <w:rPr>
-                <w:b/>
-                <w:sz w:val="20"/>
-              </w:rPr>
-              <w:t>Latencia (s)</w:t>
-            </w:r>
-          </w:p>
-        </w:tc>
-      </w:tr>
-      <w:tr>
-        <w:tc>
-          <w:tcPr>
-            <w:tcW w:type="dxa" w:w="1872"/>
-          </w:tcPr>
-          <w:p>
-            <w:r/>
-            <w:r>
-              <w:rPr>
-                <w:sz w:val="20"/>
-              </w:rPr>
-              <w:t>1</w:t>
-            </w:r>
-          </w:p>
-        </w:tc>
-        <w:tc>
-          <w:tcPr>
-            <w:tcW w:type="dxa" w:w="1872"/>
-          </w:tcPr>
-          <w:p>
-            <w:r/>
-            <w:r>
-              <w:rPr>
-                <w:sz w:val="20"/>
-              </w:rPr>
-              <w:t>JSON malformado</w:t>
-            </w:r>
-          </w:p>
-        </w:tc>
-        <w:tc>
-          <w:tcPr>
-            <w:tcW w:type="dxa" w:w="1872"/>
-          </w:tcPr>
-          <w:p>
-            <w:r/>
-            <w:r>
-              <w:rPr>
-                <w:sz w:val="20"/>
-              </w:rPr>
-              <w:t>500</w:t>
-            </w:r>
-          </w:p>
-        </w:tc>
-        <w:tc>
-          <w:tcPr>
-            <w:tcW w:type="dxa" w:w="1872"/>
-          </w:tcPr>
-          <w:p>
-            <w:r/>
-            <w:r>
-              <w:rPr>
-                <w:b/>
-                <w:sz w:val="20"/>
-              </w:rPr>
-              <w:t>NO_EVITADO</w:t>
-            </w:r>
-          </w:p>
-        </w:tc>
-        <w:tc>
-          <w:tcPr>
-            <w:tcW w:type="dxa" w:w="1872"/>
-          </w:tcPr>
-          <w:p>
-            <w:r/>
-            <w:r>
-              <w:rPr>
-                <w:sz w:val="20"/>
-              </w:rPr>
-              <w:t>0.242</w:t>
-            </w:r>
-          </w:p>
-        </w:tc>
-      </w:tr>
-      <w:tr>
-        <w:tc>
-          <w:tcPr>
-            <w:tcW w:type="dxa" w:w="1872"/>
-          </w:tcPr>
-          <w:p>
-            <w:r/>
-            <w:r>
-              <w:rPr>
-                <w:sz w:val="20"/>
-              </w:rPr>
-              <w:t>2</w:t>
-            </w:r>
-          </w:p>
-        </w:tc>
-        <w:tc>
-          <w:tcPr>
-            <w:tcW w:type="dxa" w:w="1872"/>
-          </w:tcPr>
-          <w:p>
-            <w:r/>
-            <w:r>
-              <w:rPr>
-                <w:sz w:val="20"/>
-              </w:rPr>
-              <w:t>Violacion de validacion</w:t>
-            </w:r>
-          </w:p>
-        </w:tc>
-        <w:tc>
-          <w:tcPr>
-            <w:tcW w:type="dxa" w:w="1872"/>
-          </w:tcPr>
-          <w:p>
-            <w:r/>
-            <w:r>
-              <w:rPr>
-                <w:sz w:val="20"/>
-              </w:rPr>
-              <w:t>400</w:t>
-            </w:r>
-          </w:p>
-        </w:tc>
-        <w:tc>
-          <w:tcPr>
-            <w:tcW w:type="dxa" w:w="1872"/>
-          </w:tcPr>
-          <w:p>
-            <w:r/>
-            <w:r>
-              <w:rPr>
-                <w:sz w:val="20"/>
-              </w:rPr>
-              <w:t>EVITADO</w:t>
-            </w:r>
-          </w:p>
-        </w:tc>
-        <w:tc>
-          <w:tcPr>
-            <w:tcW w:type="dxa" w:w="1872"/>
-          </w:tcPr>
-          <w:p>
-            <w:r/>
-            <w:r>
-              <w:rPr>
-                <w:sz w:val="20"/>
-              </w:rPr>
-              <w:t>0.094</w:t>
-            </w:r>
-          </w:p>
-        </w:tc>
-      </w:tr>
-      <w:tr>
-        <w:tc>
-          <w:tcPr>
-            <w:tcW w:type="dxa" w:w="1872"/>
-          </w:tcPr>
-          <w:p>
-            <w:r/>
-            <w:r>
-              <w:rPr>
-                <w:sz w:val="20"/>
-              </w:rPr>
-              <w:t>3</w:t>
-            </w:r>
-          </w:p>
-        </w:tc>
-        <w:tc>
-          <w:tcPr>
-            <w:tcW w:type="dxa" w:w="1872"/>
-          </w:tcPr>
-          <w:p>
-            <w:r/>
-            <w:r>
-              <w:rPr>
-                <w:sz w:val="20"/>
-              </w:rPr>
-              <w:t>Credenciales incorrectas</w:t>
-            </w:r>
-          </w:p>
-        </w:tc>
-        <w:tc>
-          <w:tcPr>
-            <w:tcW w:type="dxa" w:w="1872"/>
-          </w:tcPr>
-          <w:p>
-            <w:r/>
-            <w:r>
-              <w:rPr>
-                <w:sz w:val="20"/>
-              </w:rPr>
-              <w:t>401</w:t>
-            </w:r>
-          </w:p>
-        </w:tc>
-        <w:tc>
-          <w:tcPr>
-            <w:tcW w:type="dxa" w:w="1872"/>
-          </w:tcPr>
-          <w:p>
-            <w:r/>
-            <w:r>
-              <w:rPr>
-                <w:sz w:val="20"/>
-              </w:rPr>
-              <w:t>EVITADO</w:t>
-            </w:r>
-          </w:p>
-        </w:tc>
-        <w:tc>
-          <w:tcPr>
-            <w:tcW w:type="dxa" w:w="1872"/>
-          </w:tcPr>
-          <w:p>
-            <w:r/>
-            <w:r>
-              <w:rPr>
-                <w:sz w:val="20"/>
-              </w:rPr>
-              <w:t>0.408</w:t>
-            </w:r>
-          </w:p>
-        </w:tc>
-      </w:tr>
-      <w:tr>
-        <w:tc>
-          <w:tcPr>
-            <w:tcW w:type="dxa" w:w="1872"/>
-          </w:tcPr>
-          <w:p>
-            <w:r/>
-            <w:r>
-              <w:rPr>
-                <w:sz w:val="20"/>
-              </w:rPr>
-              <w:t>4</w:t>
-            </w:r>
-          </w:p>
-        </w:tc>
-        <w:tc>
-          <w:tcPr>
-            <w:tcW w:type="dxa" w:w="1872"/>
-          </w:tcPr>
-          <w:p>
-            <w:r/>
-            <w:r>
-              <w:rPr>
-                <w:sz w:val="20"/>
-              </w:rPr>
-              <w:t>Recurso inexistente</w:t>
-            </w:r>
-          </w:p>
-        </w:tc>
-        <w:tc>
-          <w:tcPr>
-            <w:tcW w:type="dxa" w:w="1872"/>
-          </w:tcPr>
-          <w:p>
-            <w:r/>
-            <w:r>
-              <w:rPr>
-                <w:sz w:val="20"/>
-              </w:rPr>
-              <w:t>404</w:t>
-            </w:r>
-          </w:p>
-        </w:tc>
-        <w:tc>
-          <w:tcPr>
-            <w:tcW w:type="dxa" w:w="1872"/>
-          </w:tcPr>
-          <w:p>
-            <w:r/>
-            <w:r>
-              <w:rPr>
-                <w:sz w:val="20"/>
-              </w:rPr>
-              <w:t>EVITADO</w:t>
-            </w:r>
-          </w:p>
-        </w:tc>
-        <w:tc>
-          <w:tcPr>
-            <w:tcW w:type="dxa" w:w="1872"/>
-          </w:tcPr>
-          <w:p>
-            <w:r/>
-            <w:r>
-              <w:rPr>
-                <w:sz w:val="20"/>
-              </w:rPr>
-              <w:t>0.035</w:t>
-            </w:r>
-          </w:p>
-        </w:tc>
-      </w:tr>
-      <w:tr>
-        <w:tc>
-          <w:tcPr>
-            <w:tcW w:type="dxa" w:w="1872"/>
-          </w:tcPr>
-          <w:p>
-            <w:r/>
-            <w:r>
-              <w:rPr>
-                <w:sz w:val="20"/>
-              </w:rPr>
-              <w:t>5</w:t>
-            </w:r>
-          </w:p>
-        </w:tc>
-        <w:tc>
-          <w:tcPr>
-            <w:tcW w:type="dxa" w:w="1872"/>
-          </w:tcPr>
-          <w:p>
-            <w:r/>
-            <w:r>
-              <w:rPr>
-                <w:sz w:val="20"/>
-              </w:rPr>
-              <w:t>Identificador con tipo invalido</w:t>
-            </w:r>
-          </w:p>
-        </w:tc>
-        <w:tc>
-          <w:tcPr>
-            <w:tcW w:type="dxa" w:w="1872"/>
-          </w:tcPr>
-          <w:p>
-            <w:r/>
-            <w:r>
-              <w:rPr>
-                <w:sz w:val="20"/>
-              </w:rPr>
-              <w:t>500</w:t>
-            </w:r>
-          </w:p>
-        </w:tc>
-        <w:tc>
-          <w:tcPr>
-            <w:tcW w:type="dxa" w:w="1872"/>
-          </w:tcPr>
-          <w:p>
-            <w:r/>
-            <w:r>
-              <w:rPr>
-                <w:b/>
-                <w:sz w:val="20"/>
-              </w:rPr>
-              <w:t>NO_EVITADO</w:t>
-            </w:r>
-          </w:p>
-        </w:tc>
-        <w:tc>
-          <w:tcPr>
-            <w:tcW w:type="dxa" w:w="1872"/>
-          </w:tcPr>
-          <w:p>
-            <w:r/>
-            <w:r>
-              <w:rPr>
-                <w:sz w:val="20"/>
-              </w:rPr>
-              <w:t>0.011</w:t>
-            </w:r>
-          </w:p>
-        </w:tc>
-      </w:tr>
-      <w:tr>
-        <w:tc>
-          <w:tcPr>
-            <w:tcW w:type="dxa" w:w="1872"/>
-          </w:tcPr>
-          <w:p>
-            <w:r/>
-            <w:r>
-              <w:rPr>
-                <w:sz w:val="20"/>
-              </w:rPr>
-              <w:t>6</w:t>
-            </w:r>
-          </w:p>
-        </w:tc>
-        <w:tc>
-          <w:tcPr>
-            <w:tcW w:type="dxa" w:w="1872"/>
-          </w:tcPr>
-          <w:p>
-            <w:r/>
-            <w:r>
-              <w:rPr>
-                <w:sz w:val="20"/>
-              </w:rPr>
-              <w:t>Ruta inexistente</w:t>
-            </w:r>
-          </w:p>
-        </w:tc>
-        <w:tc>
-          <w:tcPr>
-            <w:tcW w:type="dxa" w:w="1872"/>
-          </w:tcPr>
-          <w:p>
-            <w:r/>
-            <w:r>
-              <w:rPr>
-                <w:sz w:val="20"/>
-              </w:rPr>
-              <w:t>403</w:t>
-            </w:r>
-          </w:p>
-        </w:tc>
-        <w:tc>
-          <w:tcPr>
-            <w:tcW w:type="dxa" w:w="1872"/>
-          </w:tcPr>
-          <w:p>
-            <w:r/>
-            <w:r>
-              <w:rPr>
-                <w:sz w:val="20"/>
-              </w:rPr>
-              <w:t>EVITADO</w:t>
-            </w:r>
-          </w:p>
-        </w:tc>
-        <w:tc>
-          <w:tcPr>
-            <w:tcW w:type="dxa" w:w="1872"/>
-          </w:tcPr>
-          <w:p>
-            <w:r/>
-            <w:r>
-              <w:rPr>
-                <w:sz w:val="20"/>
-              </w:rPr>
-              <w:t>0.009</w:t>
-            </w:r>
-          </w:p>
-        </w:tc>
-      </w:tr>
-      <w:tr>
-        <w:tc>
-          <w:tcPr>
-            <w:tcW w:type="dxa" w:w="1872"/>
-          </w:tcPr>
-          <w:p>
-            <w:r/>
-            <w:r>
-              <w:rPr>
-                <w:sz w:val="20"/>
-              </w:rPr>
-              <w:t>7</w:t>
-            </w:r>
-          </w:p>
-        </w:tc>
-        <w:tc>
-          <w:tcPr>
-            <w:tcW w:type="dxa" w:w="1872"/>
-          </w:tcPr>
-          <w:p>
-            <w:r/>
-            <w:r>
-              <w:rPr>
-                <w:sz w:val="20"/>
-              </w:rPr>
-              <w:t>Acceso sin autenticacion</w:t>
-            </w:r>
-          </w:p>
-        </w:tc>
-        <w:tc>
-          <w:tcPr>
-            <w:tcW w:type="dxa" w:w="1872"/>
-          </w:tcPr>
-          <w:p>
-            <w:r/>
-            <w:r>
-              <w:rPr>
-                <w:sz w:val="20"/>
-              </w:rPr>
-              <w:t>403</w:t>
-            </w:r>
-          </w:p>
-        </w:tc>
-        <w:tc>
-          <w:tcPr>
-            <w:tcW w:type="dxa" w:w="1872"/>
-          </w:tcPr>
-          <w:p>
-            <w:r/>
-            <w:r>
-              <w:rPr>
-                <w:sz w:val="20"/>
-              </w:rPr>
-              <w:t>EVITADO</w:t>
-            </w:r>
-          </w:p>
-        </w:tc>
-        <w:tc>
-          <w:tcPr>
-            <w:tcW w:type="dxa" w:w="1872"/>
-          </w:tcPr>
-          <w:p>
-            <w:r/>
-            <w:r>
-              <w:rPr>
-                <w:sz w:val="20"/>
-              </w:rPr>
-              <w:t>0.007</w:t>
-            </w:r>
-          </w:p>
-        </w:tc>
-      </w:tr>
-      <w:tr>
-        <w:tc>
-          <w:tcPr>
-            <w:tcW w:type="dxa" w:w="1872"/>
-          </w:tcPr>
-          <w:p>
-            <w:r/>
-            <w:r>
-              <w:rPr>
-                <w:sz w:val="20"/>
-              </w:rPr>
-              <w:t>8</w:t>
-            </w:r>
-          </w:p>
-        </w:tc>
-        <w:tc>
-          <w:tcPr>
-            <w:tcW w:type="dxa" w:w="1872"/>
-          </w:tcPr>
-          <w:p>
-            <w:r/>
-            <w:r>
-              <w:rPr>
-                <w:sz w:val="20"/>
-              </w:rPr>
-              <w:t>Token corrupto</w:t>
-            </w:r>
-          </w:p>
-        </w:tc>
-        <w:tc>
-          <w:tcPr>
-            <w:tcW w:type="dxa" w:w="1872"/>
-          </w:tcPr>
-          <w:p>
-            <w:r/>
-            <w:r>
-              <w:rPr>
-                <w:sz w:val="20"/>
-              </w:rPr>
-              <w:t>403</w:t>
-            </w:r>
-          </w:p>
-        </w:tc>
-        <w:tc>
-          <w:tcPr>
-            <w:tcW w:type="dxa" w:w="1872"/>
-          </w:tcPr>
-          <w:p>
-            <w:r/>
-            <w:r>
-              <w:rPr>
-                <w:sz w:val="20"/>
-              </w:rPr>
-              <w:t>EVITADO</w:t>
-            </w:r>
-          </w:p>
-        </w:tc>
-        <w:tc>
-          <w:tcPr>
-            <w:tcW w:type="dxa" w:w="1872"/>
-          </w:tcPr>
-          <w:p>
-            <w:r/>
-            <w:r>
-              <w:rPr>
-                <w:sz w:val="20"/>
-              </w:rPr>
-              <w:t>0.098</w:t>
-            </w:r>
-          </w:p>
-        </w:tc>
-      </w:tr>
-      <w:tr>
-        <w:tc>
-          <w:tcPr>
-            <w:tcW w:type="dxa" w:w="1872"/>
-          </w:tcPr>
-          <w:p>
-            <w:r/>
-            <w:r>
-              <w:rPr>
-                <w:sz w:val="20"/>
-              </w:rPr>
-              <w:t>9</w:t>
-            </w:r>
-          </w:p>
-        </w:tc>
-        <w:tc>
-          <w:tcPr>
-            <w:tcW w:type="dxa" w:w="1872"/>
-          </w:tcPr>
-          <w:p>
-            <w:r/>
-            <w:r>
-              <w:rPr>
-                <w:sz w:val="20"/>
-              </w:rPr>
-              <w:t>Metodo HTTP no soportado</w:t>
-            </w:r>
-          </w:p>
-        </w:tc>
-        <w:tc>
-          <w:tcPr>
-            <w:tcW w:type="dxa" w:w="1872"/>
-          </w:tcPr>
-          <w:p>
-            <w:r/>
-            <w:r>
-              <w:rPr>
-                <w:sz w:val="20"/>
-              </w:rPr>
-              <w:t>500</w:t>
-            </w:r>
-          </w:p>
-        </w:tc>
-        <w:tc>
-          <w:tcPr>
-            <w:tcW w:type="dxa" w:w="1872"/>
-          </w:tcPr>
-          <w:p>
-            <w:r/>
-            <w:r>
-              <w:rPr>
-                <w:b/>
-                <w:sz w:val="20"/>
-              </w:rPr>
-              <w:t>NO_EVITADO</w:t>
-            </w:r>
-          </w:p>
-        </w:tc>
-        <w:tc>
-          <w:tcPr>
-            <w:tcW w:type="dxa" w:w="1872"/>
-          </w:tcPr>
-          <w:p>
-            <w:r/>
-            <w:r>
-              <w:rPr>
-                <w:sz w:val="20"/>
-              </w:rPr>
-              <w:t>0.008</w:t>
-            </w:r>
-          </w:p>
-        </w:tc>
-      </w:tr>
-      <w:tr>
-        <w:tc>
-          <w:tcPr>
-            <w:tcW w:type="dxa" w:w="1872"/>
-          </w:tcPr>
-          <w:p>
-            <w:r/>
-            <w:r>
-              <w:rPr>
-                <w:sz w:val="20"/>
-              </w:rPr>
-              <w:t>10</w:t>
-            </w:r>
-          </w:p>
-        </w:tc>
-        <w:tc>
-          <w:tcPr>
-            <w:tcW w:type="dxa" w:w="1872"/>
-          </w:tcPr>
-          <w:p>
-            <w:r/>
-            <w:r>
-              <w:rPr>
-                <w:sz w:val="20"/>
-              </w:rPr>
-              <w:t>Content-Type incorrecto</w:t>
-            </w:r>
-          </w:p>
-        </w:tc>
-        <w:tc>
-          <w:tcPr>
-            <w:tcW w:type="dxa" w:w="1872"/>
-          </w:tcPr>
-          <w:p>
-            <w:r/>
-            <w:r>
-              <w:rPr>
-                <w:sz w:val="20"/>
-              </w:rPr>
-              <w:t>500</w:t>
-            </w:r>
-          </w:p>
-        </w:tc>
-        <w:tc>
-          <w:tcPr>
-            <w:tcW w:type="dxa" w:w="1872"/>
-          </w:tcPr>
-          <w:p>
-            <w:r/>
-            <w:r>
-              <w:rPr>
-                <w:b/>
-                <w:sz w:val="20"/>
-              </w:rPr>
-              <w:t>NO_EVITADO</w:t>
-            </w:r>
-          </w:p>
-        </w:tc>
-        <w:tc>
-          <w:tcPr>
-            <w:tcW w:type="dxa" w:w="1872"/>
-          </w:tcPr>
-          <w:p>
-            <w:r/>
-            <w:r>
-              <w:rPr>
-                <w:sz w:val="20"/>
-              </w:rPr>
-              <w:t>0.011</w:t>
-            </w:r>
-          </w:p>
-        </w:tc>
-      </w:tr>
-      <w:tr>
-        <w:tc>
-          <w:tcPr>
-            <w:tcW w:type="dxa" w:w="1872"/>
-          </w:tcPr>
-          <w:p>
-            <w:r/>
-            <w:r>
-              <w:rPr>
-                <w:sz w:val="20"/>
-              </w:rPr>
-              <w:t>11</w:t>
-            </w:r>
-          </w:p>
-        </w:tc>
-        <w:tc>
-          <w:tcPr>
-            <w:tcW w:type="dxa" w:w="1872"/>
-          </w:tcPr>
-          <w:p>
-            <w:r/>
-            <w:r>
-              <w:rPr>
-                <w:sz w:val="20"/>
-              </w:rPr>
-              <w:t>Parametro fuera de rango</w:t>
-            </w:r>
-          </w:p>
-        </w:tc>
-        <w:tc>
-          <w:tcPr>
-            <w:tcW w:type="dxa" w:w="1872"/>
-          </w:tcPr>
-          <w:p>
-            <w:r/>
-            <w:r>
-              <w:rPr>
-                <w:sz w:val="20"/>
-              </w:rPr>
-              <w:t>500</w:t>
-            </w:r>
-          </w:p>
-        </w:tc>
-        <w:tc>
-          <w:tcPr>
-            <w:tcW w:type="dxa" w:w="1872"/>
-          </w:tcPr>
-          <w:p>
-            <w:r/>
-            <w:r>
-              <w:rPr>
-                <w:b/>
-                <w:sz w:val="20"/>
-              </w:rPr>
-              <w:t>NO_EVITADO</w:t>
-            </w:r>
-          </w:p>
-        </w:tc>
-        <w:tc>
-          <w:tcPr>
-            <w:tcW w:type="dxa" w:w="1872"/>
-          </w:tcPr>
-          <w:p>
-            <w:r/>
-            <w:r>
-              <w:rPr>
-                <w:sz w:val="20"/>
-              </w:rPr>
-              <w:t>0.020</w:t>
-            </w:r>
-          </w:p>
-        </w:tc>
-      </w:tr>
-      <w:tr>
-        <w:tc>
-          <w:tcPr>
-            <w:tcW w:type="dxa" w:w="1872"/>
-          </w:tcPr>
-          <w:p>
-            <w:r/>
-            <w:r>
-              <w:rPr>
-                <w:sz w:val="20"/>
-              </w:rPr>
-              <w:t>12</w:t>
-            </w:r>
-          </w:p>
-        </w:tc>
-        <w:tc>
-          <w:tcPr>
-            <w:tcW w:type="dxa" w:w="1872"/>
-          </w:tcPr>
-          <w:p>
-            <w:r/>
-            <w:r>
-              <w:rPr>
-                <w:sz w:val="20"/>
-              </w:rPr>
-              <w:t>Cuerpo vacio requerido</w:t>
-            </w:r>
-          </w:p>
-        </w:tc>
-        <w:tc>
-          <w:tcPr>
-            <w:tcW w:type="dxa" w:w="1872"/>
-          </w:tcPr>
-          <w:p>
-            <w:r/>
-            <w:r>
-              <w:rPr>
-                <w:sz w:val="20"/>
-              </w:rPr>
-              <w:t>500</w:t>
-            </w:r>
-          </w:p>
-        </w:tc>
-        <w:tc>
-          <w:tcPr>
-            <w:tcW w:type="dxa" w:w="1872"/>
-          </w:tcPr>
-          <w:p>
-            <w:r/>
-            <w:r>
-              <w:rPr>
-                <w:b/>
-                <w:sz w:val="20"/>
-              </w:rPr>
-              <w:t>NO_EVITADO</w:t>
-            </w:r>
-          </w:p>
-        </w:tc>
-        <w:tc>
-          <w:tcPr>
-            <w:tcW w:type="dxa" w:w="1872"/>
-          </w:tcPr>
-          <w:p>
-            <w:r/>
-            <w:r>
-              <w:rPr>
-                <w:sz w:val="20"/>
-              </w:rPr>
-              <w:t>0.010</w:t>
-            </w:r>
-          </w:p>
-        </w:tc>
-      </w:tr>
-    </w:tbl>
-    <w:p>
-      <w:pPr>
-        <w:spacing w:line="480" w:lineRule="auto"/>
-        <w:ind w:firstLine="720"/>
-        <w:jc w:val="both"/>
-      </w:pPr>
-      <w:proofErr w:type="spellStart"/>
-      <w:proofErr w:type="spellEnd"/>
-      <w:proofErr w:type="spellStart"/>
-      <w:proofErr w:type="spellEnd"/>
+      </w:pPr>
       <w:r>
         <w:rPr>
           <w:i/>
@@ -5012,7 +4981,7 @@
       </w:pPr>
       <w:r>
         <w:lastRenderedPageBreak/>
-        <w:t>Discusión</w:t>
+        <w:t>DISCUSIÓN</w:t>
       </w:r>
     </w:p>
     <w:p>
@@ -5030,31 +4999,26 @@
         <w:jc w:val="both"/>
       </w:pPr>
       <w:r>
-        <w:t>La primera ejecución de RFt-1-G arrojó X = 0.5 (Tabla 5): seis patrones de fallo (JSON malformado, identificador inválido, método no soportado, Content-Type incorrecto, parámetro fuera de rango y cuerpo vacío) devolvían respuestas 500 porque caían en el manejador genérico de excepciones. Se corrigió agregando seis manejadores específicos al GlobalExceptionHandler (códigos MALFORMED_BODY, INVALID_PARAMETER_TYPE, MISSING_PARAMETER, METHOD_NOT_ALLOWED, UNSUPPORTED_MEDIA_TYPE e INVALID_ARGUMENT), se reconstruyó la imagen del backend y la segunda ejecución de la batería dio X = 1.0 (datos en resultados/tolerancia a fallos/segunda ejecución/). Este hallazgo evidencia que la medición no fue un ejercicio formal: detectó una deficiencia concreta del producto y guió su corrección.</w:t>
+        <w:t xml:space="preserve">El instrumento de medición no solo cuantificó ambas </w:t>
       </w:r>
       <w:proofErr w:type="spellStart"/>
-      <w:r/>
+      <w:r>
+        <w:t>subcaracterísticas</w:t>
+      </w:r>
       <w:proofErr w:type="spellEnd"/>
-      <w:r/>
+      <w:r>
+        <w:t xml:space="preserve">, sino que detectó y ayudó a corregir una deficiencia real del sistema. </w:t>
+      </w:r>
+      <w:r>
+        <w:t xml:space="preserve">La primera ejecución de RFt-1-G arrojó X = 0.5 (Tabla 5): seis patrones de fallo (JSON malformado, identificador inválido, método no soportado, Content-Type incorrecto, parámetro fuera de rango y cuerpo vacío) devolvían respuestas 500 porque caían en el manejador genérico de excepciones. Se corrigió agregando seis manejadores específicos al GlobalExceptionHandler (códigos MALFORMED_BODY, INVALID_PARAMETER_TYPE, MISSING_PARAMETER, METHOD_NOT_ALLOWED, UNSUPPORTED_MEDIA_TYPE e INVALID_ARGUMENT), se reconstruyó la imagen del backend y la segunda ejecución de la batería dio X = 1.0 (datos en resultados/tolerancia a fallos/segunda ejecución/). Este hallazgo evidencia que la medición no fue un ejercicio formal: detectó una deficiencia concreta del producto y </w:t>
+      </w:r>
       <w:proofErr w:type="spellStart"/>
-      <w:r/>
+      <w:r>
+        <w:t>guió</w:t>
+      </w:r>
       <w:proofErr w:type="spellEnd"/>
-      <w:r/>
-      <w:proofErr w:type="spellStart"/>
-      <w:r/>
-      <w:proofErr w:type="spellEnd"/>
-      <w:r/>
-      <w:proofErr w:type="spellStart"/>
-      <w:r/>
-      <w:proofErr w:type="spellEnd"/>
-      <w:r/>
-    </w:p>
-    <w:p>
-      <w:pPr>
-        <w:pStyle w:val="Ttulo2"/>
-      </w:pPr>
-      <w:r>
-        <w:t>Limitaciones</w:t>
+      <w:r>
+        <w:t xml:space="preserve"> su corrección.</w:t>
       </w:r>
     </w:p>
     <w:p>
@@ -5063,24 +5027,13 @@
         <w:ind w:firstLine="720"/>
         <w:jc w:val="both"/>
       </w:pPr>
-      <w:r>
-        <w:t xml:space="preserve">Primero, RFt-2-S local da 0 por diseño del despliegue y Render free sigue siendo un punto único de fallo del </w:t>
-      </w:r>
-      <w:proofErr w:type="spellStart"/>
-      <w:r>
-        <w:t>backend</w:t>
-      </w:r>
-      <w:proofErr w:type="spellEnd"/>
-      <w:r>
-        <w:t xml:space="preserve"> en producción. Segundo, las latencias de RFt-3-S se midieron en localhost; sobre una red real serían mayores, aunque la notificación seguiría siendo síncrona. Tercero, B = 3 ítems por medida de interoperabilidad es un catálogo pequeño; ampliarlo (por ejemplo, agregando HTTPS/TLS como cuarto protocolo al medir el despliegue en producción) haría la medida más robusta. Cuarto, los resultados corresponden a una sola corrida por medida; repetir la medición y promediar fortalecería la validez estadística de RFt-3-S.</w:t>
-      </w:r>
     </w:p>
     <w:p>
       <w:pPr>
         <w:pStyle w:val="Ttulo2"/>
       </w:pPr>
       <w:r>
-        <w:t>Trabajo Futuro</w:t>
+        <w:t>Limitaciones</w:t>
       </w:r>
     </w:p>
     <w:p>
@@ -5090,11 +5043,54 @@
         <w:jc w:val="both"/>
       </w:pPr>
       <w:r>
-        <w:t xml:space="preserve">Como mejoras de credibilidad del instrumento se propone: (a) replicar las pruebas de interoperabilidad como colección de Postman ejecutada con Newman, herramienta ampliamente reconocida, manteniendo los scripts de PowerShell como verificación cruzada; (b) ejecutar tres </w:t>
-      </w:r>
-      <w:r>
-        <w:lastRenderedPageBreak/>
-        <w:t xml:space="preserve">corridas de RFt-3-S y reportar media y desviación estándar; y (c) medir la </w:t>
+        <w:t xml:space="preserve">Primero, RFt-2-S local da 0 por diseño del despliegue y Render free sigue siendo un punto único de fallo del </w:t>
+      </w:r>
+      <w:proofErr w:type="spellStart"/>
+      <w:r>
+        <w:t>backend</w:t>
+      </w:r>
+      <w:proofErr w:type="spellEnd"/>
+      <w:r>
+        <w:t xml:space="preserve"> en producción. Segundo, las latencias de RFt-3-S se midieron en localhost; sobre una red real serían mayores, aunque la notificación seguiría siendo síncrona. Tercero, B = 3 ítems por medida de interoperabilidad es un catálogo pequeño; ampliarlo (por ejemplo, agregando HTTPS/TLS como cuarto protocolo al medir el despliegue en producción) haría la medida más robusta. Cuarto, los resultados corresponden a una sola corrida por medida; repetir la medición y promediar fortalecería la validez estadística de RFt-3-S.</w:t>
+      </w:r>
+    </w:p>
+    <w:p>
+      <w:pPr>
+        <w:spacing w:line="480" w:lineRule="auto"/>
+        <w:ind w:firstLine="720"/>
+        <w:jc w:val="both"/>
+      </w:pPr>
+    </w:p>
+    <w:p>
+      <w:pPr>
+        <w:spacing w:line="480" w:lineRule="auto"/>
+        <w:ind w:firstLine="720"/>
+        <w:jc w:val="both"/>
+      </w:pPr>
+    </w:p>
+    <w:p>
+      <w:pPr>
+        <w:spacing w:line="480" w:lineRule="auto"/>
+        <w:ind w:firstLine="720"/>
+        <w:jc w:val="both"/>
+      </w:pPr>
+    </w:p>
+    <w:p>
+      <w:pPr>
+        <w:pStyle w:val="Ttulo2"/>
+      </w:pPr>
+      <w:r>
+        <w:t>Trabajo Futuro</w:t>
+      </w:r>
+    </w:p>
+    <w:p>
+      <w:pPr>
+        <w:spacing w:line="480" w:lineRule="auto"/>
+        <w:ind w:firstLine="720"/>
+        <w:jc w:val="both"/>
+      </w:pPr>
+      <w:r>
+        <w:t xml:space="preserve">Como mejoras de credibilidad del instrumento se propone: (a) replicar las pruebas de interoperabilidad como colección de Postman ejecutada con Newman, herramienta ampliamente reconocida, manteniendo los scripts de PowerShell como verificación cruzada; (b) ejecutar tres corridas de RFt-3-S y reportar media y desviación estándar; y (c) medir la </w:t>
       </w:r>
       <w:proofErr w:type="spellStart"/>
       <w:r>
@@ -5113,7 +5109,7 @@
       </w:pPr>
       <w:r>
         <w:lastRenderedPageBreak/>
-        <w:t>Conclusiones</w:t>
+        <w:t>CONCLUSIONES</w:t>
       </w:r>
     </w:p>
     <w:p>
@@ -5123,7 +5119,7 @@
         <w:jc w:val="both"/>
       </w:pPr>
       <w:r>
-        <w:t>El Sistema de Restaurantes de Tingo María demuestra interoperabilidad plena, con X = 1.0 en las tres medidas de la Tabla 8 de ISO/IEC 25023. En tolerancia a fallos, la primera ejecución de la batería reveló una deficiencia real: solo seis de los doce patrones de fallo fueron evitados (RFt-1-G = 0.5), con seis respuestas 500 no controladas, aunque con una notificación de fallos rápida (0.079 s en promedio, RFt-3-S) y el servicio siempre operativo. La corrección del manejador global de excepciones, guiada por la medición, llevó la segunda ejecución a X = 1.0. La principal oportunidad de mejora de infraestructura es la redundancia de componentes (RFt-2-S), nula en el entorno local y parcial en producción. Los resultados completos, con fórmulas que se recalculan al editar los datos, están disponibles en el libro Excel que acompaña a este informe.</w:t>
+        <w:t>El Sistema de Restaurantes de Tingo María demuestra interoperabilidad plena, con X = 1.0 en las tres medidas de la Tabla 8 de ISO/IEC 25023. En tolerancia a fallos, la primera ejecución de la batería reveló una deficiencia real: solo seis de los doce patrones de fallo fueron evitados (RFt-1-G = 0.5), con seis respuestas 500 no controladas, aunque con una notificación de fallos rápida (0.079 s en promedio, RFt-3-S) y el servicio siempre operativo. La corrección del manejador global de excepciones, guiada por la medición, llevó la segunda ejecución a X = 1.0. La principal oportunidad de mejora de infraestructura es la redundancia de componentes (RFt-2-S), nula en el entorno local y parcial en producción. Los scripts de PowerShell, los archivos CSV de resultados y los criterios de evaluación documentados hicieron posible repetir la medición sin intervención manual, como lo demuestra la propia segunda ejecución realizada tras la corrección. Los resultados completos, con fórmulas que se recalculan al editar los datos, están disponibles en el libro Excel que acompaña a este informe.</w:t>
       </w:r>
     </w:p>
     <w:p>
@@ -5135,20 +5131,19 @@
           <w:lang w:val="en-US"/>
         </w:rPr>
       </w:pPr>
-      <w:proofErr w:type="spellStart"/>
       <w:r>
         <w:rPr>
           <w:lang w:val="en-US"/>
         </w:rPr>
         <w:lastRenderedPageBreak/>
-        <w:t>Referencias</w:t>
-      </w:r>
-      <w:proofErr w:type="spellEnd"/>
+        <w:t>REFERENCIAS</w:t>
+      </w:r>
     </w:p>
     <w:p>
       <w:pPr>
         <w:spacing w:line="480" w:lineRule="auto"/>
         <w:ind w:left="720" w:hanging="720"/>
+        <w:jc w:val="both"/>
         <w:rPr>
           <w:lang w:val="en-US"/>
         </w:rPr>
@@ -5178,6 +5173,7 @@
       <w:pPr>
         <w:spacing w:line="480" w:lineRule="auto"/>
         <w:ind w:left="720" w:hanging="720"/>
+        <w:jc w:val="both"/>
         <w:rPr>
           <w:lang w:val="en-US"/>
         </w:rPr>
@@ -5207,6 +5203,7 @@
       <w:pPr>
         <w:spacing w:line="480" w:lineRule="auto"/>
         <w:ind w:left="720" w:hanging="720"/>
+        <w:jc w:val="both"/>
         <w:rPr>
           <w:lang w:val="en-US"/>
         </w:rPr>
@@ -5236,6 +5233,7 @@
       <w:pPr>
         <w:spacing w:line="480" w:lineRule="auto"/>
         <w:ind w:left="720" w:hanging="720"/>
+        <w:jc w:val="both"/>
         <w:rPr>
           <w:lang w:val="en-US"/>
         </w:rPr>
@@ -5273,7 +5271,7 @@
 </file>
 
 <file path=word/endnotes.xml><?xml version="1.0" encoding="utf-8"?>
-<w:endnotes xmlns:wpc="http://schemas.microsoft.com/office/word/2010/wordprocessingCanvas" xmlns:cx="http://schemas.microsoft.com/office/drawing/2014/chartex" xmlns:cx1="http://schemas.microsoft.com/office/drawing/2015/9/8/chartex" xmlns:cx2="http://schemas.microsoft.com/office/drawing/2015/10/21/chartex" xmlns:cx3="http://schemas.microsoft.com/office/drawing/2016/5/9/chartex" xmlns:cx4="http://schemas.microsoft.com/office/drawing/2016/5/10/chartex" xmlns:cx5="http://schemas.microsoft.com/office/drawing/2016/5/11/chartex" xmlns:cx6="http://schemas.microsoft.com/office/drawing/2016/5/12/chartex" xmlns:cx7="http://schemas.microsoft.com/office/drawing/2016/5/13/chartex" xmlns:cx8="http://schemas.microsoft.com/office/drawing/2016/5/14/chartex" xmlns:mc="http://schemas.openxmlformats.org/markup-compatibility/2006" xmlns:aink="http://schemas.microsoft.com/office/drawing/2016/ink" xmlns:am3d="http://schemas.microsoft.com/office/drawing/2017/model3d" xmlns:o="urn:schemas-microsoft-com:office:office" xmlns:oel="http://schemas.microsoft.com/office/2019/extlst" xmlns:r="http://schemas.openxmlformats.org/officeDocument/2006/relationships" xmlns:m="http://schemas.openxmlformats.org/officeDocument/2006/math" xmlns:v="urn:schemas-microsoft-com:vml" xmlns:wp14="http://schemas.microsoft.com/office/word/2010/wordprocessingDrawing" xmlns:wp="http://schemas.openxmlformats.org/drawingml/2006/wordprocessingDrawing" xmlns:w10="urn:schemas-microsoft-com:office:word" xmlns:w="http://schemas.openxmlformats.org/wordprocessingml/2006/main" xmlns:w14="http://schemas.microsoft.com/office/word/2010/wordml" xmlns:w15="http://schemas.microsoft.com/office/word/2012/wordml" xmlns:w16cex="http://schemas.microsoft.com/office/word/2018/wordml/cex" xmlns:w16cid="http://schemas.microsoft.com/office/word/2016/wordml/cid" xmlns:w16="http://schemas.microsoft.com/office/word/2018/wordml" xmlns:w16sdtdh="http://schemas.microsoft.com/office/word/2020/wordml/sdtdatahash" xmlns:w16se="http://schemas.microsoft.com/office/word/2015/wordml/symex" xmlns:wpg="http://schemas.microsoft.com/office/word/2010/wordprocessingGroup" xmlns:wpi="http://schemas.microsoft.com/office/word/2010/wordprocessingInk" xmlns:wne="http://schemas.microsoft.com/office/word/2006/wordml" xmlns:wps="http://schemas.microsoft.com/office/word/2010/wordprocessingShape" mc:Ignorable="w14 w15 w16se w16cid w16 w16cex w16sdtdh wp14">
+<w:endnotes xmlns:wpc="http://schemas.microsoft.com/office/word/2010/wordprocessingCanvas" xmlns:cx="http://schemas.microsoft.com/office/drawing/2014/chartex" xmlns:cx1="http://schemas.microsoft.com/office/drawing/2015/9/8/chartex" xmlns:cx2="http://schemas.microsoft.com/office/drawing/2015/10/21/chartex" xmlns:cx3="http://schemas.microsoft.com/office/drawing/2016/5/9/chartex" xmlns:cx4="http://schemas.microsoft.com/office/drawing/2016/5/10/chartex" xmlns:cx5="http://schemas.microsoft.com/office/drawing/2016/5/11/chartex" xmlns:cx6="http://schemas.microsoft.com/office/drawing/2016/5/12/chartex" xmlns:cx7="http://schemas.microsoft.com/office/drawing/2016/5/13/chartex" xmlns:cx8="http://schemas.microsoft.com/office/drawing/2016/5/14/chartex" xmlns:mc="http://schemas.openxmlformats.org/markup-compatibility/2006" xmlns:aink="http://schemas.microsoft.com/office/drawing/2016/ink" xmlns:am3d="http://schemas.microsoft.com/office/drawing/2017/model3d" xmlns:o="urn:schemas-microsoft-com:office:office" xmlns:oel="http://schemas.microsoft.com/office/2019/extlst" xmlns:r="http://schemas.openxmlformats.org/officeDocument/2006/relationships" xmlns:m="http://schemas.openxmlformats.org/officeDocument/2006/math" xmlns:v="urn:schemas-microsoft-com:vml" xmlns:wp14="http://schemas.microsoft.com/office/word/2010/wordprocessingDrawing" xmlns:wp="http://schemas.openxmlformats.org/drawingml/2006/wordprocessingDrawing" xmlns:w10="urn:schemas-microsoft-com:office:word" xmlns:w="http://schemas.openxmlformats.org/wordprocessingml/2006/main" xmlns:w14="http://schemas.microsoft.com/office/word/2010/wordml" xmlns:w15="http://schemas.microsoft.com/office/word/2012/wordml" xmlns:w16cex="http://schemas.microsoft.com/office/word/2018/wordml/cex" xmlns:w16cid="http://schemas.microsoft.com/office/word/2016/wordml/cid" xmlns:w16="http://schemas.microsoft.com/office/word/2018/wordml" xmlns:w16du="http://schemas.microsoft.com/office/word/2023/wordml/word16du" xmlns:w16sdtdh="http://schemas.microsoft.com/office/word/2020/wordml/sdtdatahash" xmlns:w16sdtfl="http://schemas.microsoft.com/office/word/2024/wordml/sdtformatlock" xmlns:w16se="http://schemas.microsoft.com/office/word/2015/wordml/symex" xmlns:wpg="http://schemas.microsoft.com/office/word/2010/wordprocessingGroup" xmlns:wpi="http://schemas.microsoft.com/office/word/2010/wordprocessingInk" xmlns:wne="http://schemas.microsoft.com/office/word/2006/wordml" xmlns:wps="http://schemas.microsoft.com/office/word/2010/wordprocessingShape" mc:Ignorable="w14 w15 w16se w16cid w16 w16cex w16sdtdh w16sdtfl w16du wp14">
   <w:endnote w:type="separator" w:id="-1">
     <w:p>
       <w:r>
@@ -5295,7 +5293,7 @@
 </file>
 
 <file path=word/footnotes.xml><?xml version="1.0" encoding="utf-8"?>
-<w:footnotes xmlns:wpc="http://schemas.microsoft.com/office/word/2010/wordprocessingCanvas" xmlns:cx="http://schemas.microsoft.com/office/drawing/2014/chartex" xmlns:cx1="http://schemas.microsoft.com/office/drawing/2015/9/8/chartex" xmlns:cx2="http://schemas.microsoft.com/office/drawing/2015/10/21/chartex" xmlns:cx3="http://schemas.microsoft.com/office/drawing/2016/5/9/chartex" xmlns:cx4="http://schemas.microsoft.com/office/drawing/2016/5/10/chartex" xmlns:cx5="http://schemas.microsoft.com/office/drawing/2016/5/11/chartex" xmlns:cx6="http://schemas.microsoft.com/office/drawing/2016/5/12/chartex" xmlns:cx7="http://schemas.microsoft.com/office/drawing/2016/5/13/chartex" xmlns:cx8="http://schemas.microsoft.com/office/drawing/2016/5/14/chartex" xmlns:mc="http://schemas.openxmlformats.org/markup-compatibility/2006" xmlns:aink="http://schemas.microsoft.com/office/drawing/2016/ink" xmlns:am3d="http://schemas.microsoft.com/office/drawing/2017/model3d" xmlns:o="urn:schemas-microsoft-com:office:office" xmlns:oel="http://schemas.microsoft.com/office/2019/extlst" xmlns:r="http://schemas.openxmlformats.org/officeDocument/2006/relationships" xmlns:m="http://schemas.openxmlformats.org/officeDocument/2006/math" xmlns:v="urn:schemas-microsoft-com:vml" xmlns:wp14="http://schemas.microsoft.com/office/word/2010/wordprocessingDrawing" xmlns:wp="http://schemas.openxmlformats.org/drawingml/2006/wordprocessingDrawing" xmlns:w10="urn:schemas-microsoft-com:office:word" xmlns:w="http://schemas.openxmlformats.org/wordprocessingml/2006/main" xmlns:w14="http://schemas.microsoft.com/office/word/2010/wordml" xmlns:w15="http://schemas.microsoft.com/office/word/2012/wordml" xmlns:w16cex="http://schemas.microsoft.com/office/word/2018/wordml/cex" xmlns:w16cid="http://schemas.microsoft.com/office/word/2016/wordml/cid" xmlns:w16="http://schemas.microsoft.com/office/word/2018/wordml" xmlns:w16sdtdh="http://schemas.microsoft.com/office/word/2020/wordml/sdtdatahash" xmlns:w16se="http://schemas.microsoft.com/office/word/2015/wordml/symex" xmlns:wpg="http://schemas.microsoft.com/office/word/2010/wordprocessingGroup" xmlns:wpi="http://schemas.microsoft.com/office/word/2010/wordprocessingInk" xmlns:wne="http://schemas.microsoft.com/office/word/2006/wordml" xmlns:wps="http://schemas.microsoft.com/office/word/2010/wordprocessingShape" mc:Ignorable="w14 w15 w16se w16cid w16 w16cex w16sdtdh wp14">
+<w:footnotes xmlns:wpc="http://schemas.microsoft.com/office/word/2010/wordprocessingCanvas" xmlns:cx="http://schemas.microsoft.com/office/drawing/2014/chartex" xmlns:cx1="http://schemas.microsoft.com/office/drawing/2015/9/8/chartex" xmlns:cx2="http://schemas.microsoft.com/office/drawing/2015/10/21/chartex" xmlns:cx3="http://schemas.microsoft.com/office/drawing/2016/5/9/chartex" xmlns:cx4="http://schemas.microsoft.com/office/drawing/2016/5/10/chartex" xmlns:cx5="http://schemas.microsoft.com/office/drawing/2016/5/11/chartex" xmlns:cx6="http://schemas.microsoft.com/office/drawing/2016/5/12/chartex" xmlns:cx7="http://schemas.microsoft.com/office/drawing/2016/5/13/chartex" xmlns:cx8="http://schemas.microsoft.com/office/drawing/2016/5/14/chartex" xmlns:mc="http://schemas.openxmlformats.org/markup-compatibility/2006" xmlns:aink="http://schemas.microsoft.com/office/drawing/2016/ink" xmlns:am3d="http://schemas.microsoft.com/office/drawing/2017/model3d" xmlns:o="urn:schemas-microsoft-com:office:office" xmlns:oel="http://schemas.microsoft.com/office/2019/extlst" xmlns:r="http://schemas.openxmlformats.org/officeDocument/2006/relationships" xmlns:m="http://schemas.openxmlformats.org/officeDocument/2006/math" xmlns:v="urn:schemas-microsoft-com:vml" xmlns:wp14="http://schemas.microsoft.com/office/word/2010/wordprocessingDrawing" xmlns:wp="http://schemas.openxmlformats.org/drawingml/2006/wordprocessingDrawing" xmlns:w10="urn:schemas-microsoft-com:office:word" xmlns:w="http://schemas.openxmlformats.org/wordprocessingml/2006/main" xmlns:w14="http://schemas.microsoft.com/office/word/2010/wordml" xmlns:w15="http://schemas.microsoft.com/office/word/2012/wordml" xmlns:w16cex="http://schemas.microsoft.com/office/word/2018/wordml/cex" xmlns:w16cid="http://schemas.microsoft.com/office/word/2016/wordml/cid" xmlns:w16="http://schemas.microsoft.com/office/word/2018/wordml" xmlns:w16du="http://schemas.microsoft.com/office/word/2023/wordml/word16du" xmlns:w16sdtdh="http://schemas.microsoft.com/office/word/2020/wordml/sdtdatahash" xmlns:w16sdtfl="http://schemas.microsoft.com/office/word/2024/wordml/sdtformatlock" xmlns:w16se="http://schemas.microsoft.com/office/word/2015/wordml/symex" xmlns:wpg="http://schemas.microsoft.com/office/word/2010/wordprocessingGroup" xmlns:wpi="http://schemas.microsoft.com/office/word/2010/wordprocessingInk" xmlns:wne="http://schemas.microsoft.com/office/word/2006/wordml" xmlns:wps="http://schemas.microsoft.com/office/word/2010/wordprocessingShape" mc:Ignorable="w14 w15 w16se w16cid w16 w16cex w16sdtdh w16sdtfl w16du wp14">
   <w:footnote w:type="separator" w:id="-1">
     <w:p>
       <w:r>
@@ -5317,7 +5315,7 @@
 </file>
 
 <file path=word/header1.xml><?xml version="1.0" encoding="utf-8"?>
-<w:hdr xmlns:wpc="http://schemas.microsoft.com/office/word/2010/wordprocessingCanvas" xmlns:cx="http://schemas.microsoft.com/office/drawing/2014/chartex" xmlns:cx1="http://schemas.microsoft.com/office/drawing/2015/9/8/chartex" xmlns:cx2="http://schemas.microsoft.com/office/drawing/2015/10/21/chartex" xmlns:cx3="http://schemas.microsoft.com/office/drawing/2016/5/9/chartex" xmlns:cx4="http://schemas.microsoft.com/office/drawing/2016/5/10/chartex" xmlns:cx5="http://schemas.microsoft.com/office/drawing/2016/5/11/chartex" xmlns:cx6="http://schemas.microsoft.com/office/drawing/2016/5/12/chartex" xmlns:cx7="http://schemas.microsoft.com/office/drawing/2016/5/13/chartex" xmlns:cx8="http://schemas.microsoft.com/office/drawing/2016/5/14/chartex" xmlns:mc="http://schemas.openxmlformats.org/markup-compatibility/2006" xmlns:aink="http://schemas.microsoft.com/office/drawing/2016/ink" xmlns:am3d="http://schemas.microsoft.com/office/drawing/2017/model3d" xmlns:o="urn:schemas-microsoft-com:office:office" xmlns:oel="http://schemas.microsoft.com/office/2019/extlst" xmlns:r="http://schemas.openxmlformats.org/officeDocument/2006/relationships" xmlns:m="http://schemas.openxmlformats.org/officeDocument/2006/math" xmlns:v="urn:schemas-microsoft-com:vml" xmlns:wp14="http://schemas.microsoft.com/office/word/2010/wordprocessingDrawing" xmlns:wp="http://schemas.openxmlformats.org/drawingml/2006/wordprocessingDrawing" xmlns:w10="urn:schemas-microsoft-com:office:word" xmlns:w="http://schemas.openxmlformats.org/wordprocessingml/2006/main" xmlns:w14="http://schemas.microsoft.com/office/word/2010/wordml" xmlns:w15="http://schemas.microsoft.com/office/word/2012/wordml" xmlns:w16cex="http://schemas.microsoft.com/office/word/2018/wordml/cex" xmlns:w16cid="http://schemas.microsoft.com/office/word/2016/wordml/cid" xmlns:w16="http://schemas.microsoft.com/office/word/2018/wordml" xmlns:w16sdtdh="http://schemas.microsoft.com/office/word/2020/wordml/sdtdatahash" xmlns:w16se="http://schemas.microsoft.com/office/word/2015/wordml/symex" xmlns:wpg="http://schemas.microsoft.com/office/word/2010/wordprocessingGroup" xmlns:wpi="http://schemas.microsoft.com/office/word/2010/wordprocessingInk" xmlns:wne="http://schemas.microsoft.com/office/word/2006/wordml" xmlns:wps="http://schemas.microsoft.com/office/word/2010/wordprocessingShape" mc:Ignorable="w14 w15 w16se w16cid w16 w16cex w16sdtdh wp14">
+<w:hdr xmlns:wpc="http://schemas.microsoft.com/office/word/2010/wordprocessingCanvas" xmlns:cx="http://schemas.microsoft.com/office/drawing/2014/chartex" xmlns:cx1="http://schemas.microsoft.com/office/drawing/2015/9/8/chartex" xmlns:cx2="http://schemas.microsoft.com/office/drawing/2015/10/21/chartex" xmlns:cx3="http://schemas.microsoft.com/office/drawing/2016/5/9/chartex" xmlns:cx4="http://schemas.microsoft.com/office/drawing/2016/5/10/chartex" xmlns:cx5="http://schemas.microsoft.com/office/drawing/2016/5/11/chartex" xmlns:cx6="http://schemas.microsoft.com/office/drawing/2016/5/12/chartex" xmlns:cx7="http://schemas.microsoft.com/office/drawing/2016/5/13/chartex" xmlns:cx8="http://schemas.microsoft.com/office/drawing/2016/5/14/chartex" xmlns:mc="http://schemas.openxmlformats.org/markup-compatibility/2006" xmlns:aink="http://schemas.microsoft.com/office/drawing/2016/ink" xmlns:am3d="http://schemas.microsoft.com/office/drawing/2017/model3d" xmlns:o="urn:schemas-microsoft-com:office:office" xmlns:oel="http://schemas.microsoft.com/office/2019/extlst" xmlns:r="http://schemas.openxmlformats.org/officeDocument/2006/relationships" xmlns:m="http://schemas.openxmlformats.org/officeDocument/2006/math" xmlns:v="urn:schemas-microsoft-com:vml" xmlns:wp14="http://schemas.microsoft.com/office/word/2010/wordprocessingDrawing" xmlns:wp="http://schemas.openxmlformats.org/drawingml/2006/wordprocessingDrawing" xmlns:w10="urn:schemas-microsoft-com:office:word" xmlns:w="http://schemas.openxmlformats.org/wordprocessingml/2006/main" xmlns:w14="http://schemas.microsoft.com/office/word/2010/wordml" xmlns:w15="http://schemas.microsoft.com/office/word/2012/wordml" xmlns:w16cex="http://schemas.microsoft.com/office/word/2018/wordml/cex" xmlns:w16cid="http://schemas.microsoft.com/office/word/2016/wordml/cid" xmlns:w16="http://schemas.microsoft.com/office/word/2018/wordml" xmlns:w16du="http://schemas.microsoft.com/office/word/2023/wordml/word16du" xmlns:w16sdtdh="http://schemas.microsoft.com/office/word/2020/wordml/sdtdatahash" xmlns:w16sdtfl="http://schemas.microsoft.com/office/word/2024/wordml/sdtformatlock" xmlns:w16se="http://schemas.microsoft.com/office/word/2015/wordml/symex" xmlns:wpg="http://schemas.microsoft.com/office/word/2010/wordprocessingGroup" xmlns:wpi="http://schemas.microsoft.com/office/word/2010/wordprocessingInk" xmlns:wne="http://schemas.microsoft.com/office/word/2006/wordml" xmlns:wps="http://schemas.microsoft.com/office/word/2010/wordprocessingShape" mc:Ignorable="w14 w15 w16se w16cid w16 w16cex w16sdtdh w16sdtfl w16du wp14">
   <w:p>
     <w:pPr>
       <w:jc w:val="right"/>
@@ -5345,8 +5343,95 @@
 </file>
 
 <file path=word/numbering.xml><?xml version="1.0" encoding="utf-8"?>
-<w:numbering xmlns:wpc="http://schemas.microsoft.com/office/word/2010/wordprocessingCanvas" xmlns:cx="http://schemas.microsoft.com/office/drawing/2014/chartex" xmlns:cx1="http://schemas.microsoft.com/office/drawing/2015/9/8/chartex" xmlns:cx2="http://schemas.microsoft.com/office/drawing/2015/10/21/chartex" xmlns:cx3="http://schemas.microsoft.com/office/drawing/2016/5/9/chartex" xmlns:cx4="http://schemas.microsoft.com/office/drawing/2016/5/10/chartex" xmlns:cx5="http://schemas.microsoft.com/office/drawing/2016/5/11/chartex" xmlns:cx6="http://schemas.microsoft.com/office/drawing/2016/5/12/chartex" xmlns:cx7="http://schemas.microsoft.com/office/drawing/2016/5/13/chartex" xmlns:cx8="http://schemas.microsoft.com/office/drawing/2016/5/14/chartex" xmlns:mc="http://schemas.openxmlformats.org/markup-compatibility/2006" xmlns:aink="http://schemas.microsoft.com/office/drawing/2016/ink" xmlns:am3d="http://schemas.microsoft.com/office/drawing/2017/model3d" xmlns:o="urn:schemas-microsoft-com:office:office" xmlns:oel="http://schemas.microsoft.com/office/2019/extlst" xmlns:r="http://schemas.openxmlformats.org/officeDocument/2006/relationships" xmlns:m="http://schemas.openxmlformats.org/officeDocument/2006/math" xmlns:v="urn:schemas-microsoft-com:vml" xmlns:wp14="http://schemas.microsoft.com/office/word/2010/wordprocessingDrawing" xmlns:wp="http://schemas.openxmlformats.org/drawingml/2006/wordprocessingDrawing" xmlns:w10="urn:schemas-microsoft-com:office:word" xmlns:w="http://schemas.openxmlformats.org/wordprocessingml/2006/main" xmlns:w14="http://schemas.microsoft.com/office/word/2010/wordml" xmlns:w15="http://schemas.microsoft.com/office/word/2012/wordml" xmlns:w16cex="http://schemas.microsoft.com/office/word/2018/wordml/cex" xmlns:w16cid="http://schemas.microsoft.com/office/word/2016/wordml/cid" xmlns:w16="http://schemas.microsoft.com/office/word/2018/wordml" xmlns:w16sdtdh="http://schemas.microsoft.com/office/word/2020/wordml/sdtdatahash" xmlns:w16se="http://schemas.microsoft.com/office/word/2015/wordml/symex" xmlns:wpg="http://schemas.microsoft.com/office/word/2010/wordprocessingGroup" xmlns:wpi="http://schemas.microsoft.com/office/word/2010/wordprocessingInk" xmlns:wne="http://schemas.microsoft.com/office/word/2006/wordml" xmlns:wps="http://schemas.microsoft.com/office/word/2010/wordprocessingShape" mc:Ignorable="w14 w15 w16se w16cid w16 w16cex w16sdtdh wp14">
+<w:numbering xmlns:wpc="http://schemas.microsoft.com/office/word/2010/wordprocessingCanvas" xmlns:cx="http://schemas.microsoft.com/office/drawing/2014/chartex" xmlns:cx1="http://schemas.microsoft.com/office/drawing/2015/9/8/chartex" xmlns:cx2="http://schemas.microsoft.com/office/drawing/2015/10/21/chartex" xmlns:cx3="http://schemas.microsoft.com/office/drawing/2016/5/9/chartex" xmlns:cx4="http://schemas.microsoft.com/office/drawing/2016/5/10/chartex" xmlns:cx5="http://schemas.microsoft.com/office/drawing/2016/5/11/chartex" xmlns:cx6="http://schemas.microsoft.com/office/drawing/2016/5/12/chartex" xmlns:cx7="http://schemas.microsoft.com/office/drawing/2016/5/13/chartex" xmlns:cx8="http://schemas.microsoft.com/office/drawing/2016/5/14/chartex" xmlns:mc="http://schemas.openxmlformats.org/markup-compatibility/2006" xmlns:aink="http://schemas.microsoft.com/office/drawing/2016/ink" xmlns:am3d="http://schemas.microsoft.com/office/drawing/2017/model3d" xmlns:o="urn:schemas-microsoft-com:office:office" xmlns:oel="http://schemas.microsoft.com/office/2019/extlst" xmlns:r="http://schemas.openxmlformats.org/officeDocument/2006/relationships" xmlns:m="http://schemas.openxmlformats.org/officeDocument/2006/math" xmlns:v="urn:schemas-microsoft-com:vml" xmlns:wp14="http://schemas.microsoft.com/office/word/2010/wordprocessingDrawing" xmlns:wp="http://schemas.openxmlformats.org/drawingml/2006/wordprocessingDrawing" xmlns:w10="urn:schemas-microsoft-com:office:word" xmlns:w="http://schemas.openxmlformats.org/wordprocessingml/2006/main" xmlns:w14="http://schemas.microsoft.com/office/word/2010/wordml" xmlns:w15="http://schemas.microsoft.com/office/word/2012/wordml" xmlns:w16cex="http://schemas.microsoft.com/office/word/2018/wordml/cex" xmlns:w16cid="http://schemas.microsoft.com/office/word/2016/wordml/cid" xmlns:w16="http://schemas.microsoft.com/office/word/2018/wordml" xmlns:w16du="http://schemas.microsoft.com/office/word/2023/wordml/word16du" xmlns:w16sdtdh="http://schemas.microsoft.com/office/word/2020/wordml/sdtdatahash" xmlns:w16sdtfl="http://schemas.microsoft.com/office/word/2024/wordml/sdtformatlock" xmlns:w16se="http://schemas.microsoft.com/office/word/2015/wordml/symex" xmlns:wpg="http://schemas.microsoft.com/office/word/2010/wordprocessingGroup" xmlns:wpi="http://schemas.microsoft.com/office/word/2010/wordprocessingInk" xmlns:wne="http://schemas.microsoft.com/office/word/2006/wordml" xmlns:wps="http://schemas.microsoft.com/office/word/2010/wordprocessingShape" mc:Ignorable="w14 w15 w16se w16cid w16 w16cex w16sdtdh w16sdtfl w16du wp14">
   <w:abstractNum w:abstractNumId="0" w15:restartNumberingAfterBreak="0">
+    <w:nsid w:val="4F2A341B"/>
+    <w:multiLevelType w:val="hybridMultilevel"/>
+    <w:tmpl w:val="5F849DCE"/>
+    <w:lvl w:ilvl="0" w:tplc="8916AA9E">
+      <w:start w:val="1"/>
+      <w:numFmt w:val="upperRoman"/>
+      <w:pStyle w:val="Ttulo1"/>
+      <w:lvlText w:val="%1."/>
+      <w:lvlJc w:val="right"/>
+      <w:pPr>
+        <w:ind w:left="720" w:hanging="360"/>
+      </w:pPr>
+    </w:lvl>
+    <w:lvl w:ilvl="1" w:tplc="280A0019" w:tentative="1">
+      <w:start w:val="1"/>
+      <w:numFmt w:val="lowerLetter"/>
+      <w:lvlText w:val="%2."/>
+      <w:lvlJc w:val="left"/>
+      <w:pPr>
+        <w:ind w:left="1440" w:hanging="360"/>
+      </w:pPr>
+    </w:lvl>
+    <w:lvl w:ilvl="2" w:tplc="280A001B" w:tentative="1">
+      <w:start w:val="1"/>
+      <w:numFmt w:val="lowerRoman"/>
+      <w:lvlText w:val="%3."/>
+      <w:lvlJc w:val="right"/>
+      <w:pPr>
+        <w:ind w:left="2160" w:hanging="180"/>
+      </w:pPr>
+    </w:lvl>
+    <w:lvl w:ilvl="3" w:tplc="280A000F" w:tentative="1">
+      <w:start w:val="1"/>
+      <w:numFmt w:val="decimal"/>
+      <w:lvlText w:val="%4."/>
+      <w:lvlJc w:val="left"/>
+      <w:pPr>
+        <w:ind w:left="2880" w:hanging="360"/>
+      </w:pPr>
+    </w:lvl>
+    <w:lvl w:ilvl="4" w:tplc="280A0019" w:tentative="1">
+      <w:start w:val="1"/>
+      <w:numFmt w:val="lowerLetter"/>
+      <w:lvlText w:val="%5."/>
+      <w:lvlJc w:val="left"/>
+      <w:pPr>
+        <w:ind w:left="3600" w:hanging="360"/>
+      </w:pPr>
+    </w:lvl>
+    <w:lvl w:ilvl="5" w:tplc="280A001B" w:tentative="1">
+      <w:start w:val="1"/>
+      <w:numFmt w:val="lowerRoman"/>
+      <w:lvlText w:val="%6."/>
+      <w:lvlJc w:val="right"/>
+      <w:pPr>
+        <w:ind w:left="4320" w:hanging="180"/>
+      </w:pPr>
+    </w:lvl>
+    <w:lvl w:ilvl="6" w:tplc="280A000F" w:tentative="1">
+      <w:start w:val="1"/>
+      <w:numFmt w:val="decimal"/>
+      <w:lvlText w:val="%7."/>
+      <w:lvlJc w:val="left"/>
+      <w:pPr>
+        <w:ind w:left="5040" w:hanging="360"/>
+      </w:pPr>
+    </w:lvl>
+    <w:lvl w:ilvl="7" w:tplc="280A0019" w:tentative="1">
+      <w:start w:val="1"/>
+      <w:numFmt w:val="lowerLetter"/>
+      <w:lvlText w:val="%8."/>
+      <w:lvlJc w:val="left"/>
+      <w:pPr>
+        <w:ind w:left="5760" w:hanging="360"/>
+      </w:pPr>
+    </w:lvl>
+    <w:lvl w:ilvl="8" w:tplc="280A001B" w:tentative="1">
+      <w:start w:val="1"/>
+      <w:numFmt w:val="lowerRoman"/>
+      <w:lvlText w:val="%9."/>
+      <w:lvlJc w:val="right"/>
+      <w:pPr>
+        <w:ind w:left="6480" w:hanging="180"/>
+      </w:pPr>
+    </w:lvl>
+  </w:abstractNum>
+  <w:abstractNum w:abstractNumId="1" w15:restartNumberingAfterBreak="0">
     <w:nsid w:val="53287A87"/>
     <w:multiLevelType w:val="hybridMultilevel"/>
     <w:tmpl w:val="CABC274C"/>
@@ -5433,16 +5518,19 @@
     </w:lvl>
   </w:abstractNum>
   <w:num w:numId="1" w16cid:durableId="1669600492">
-    <w:abstractNumId w:val="0"/>
+    <w:abstractNumId w:val="1"/>
     <w:lvlOverride w:ilvl="0">
       <w:startOverride w:val="1"/>
     </w:lvlOverride>
+  </w:num>
+  <w:num w:numId="2" w16cid:durableId="60830775">
+    <w:abstractNumId w:val="0"/>
   </w:num>
 </w:numbering>
 </file>
 
 <file path=word/styles.xml><?xml version="1.0" encoding="utf-8"?>
-<w:styles xmlns:mc="http://schemas.openxmlformats.org/markup-compatibility/2006" xmlns:r="http://schemas.openxmlformats.org/officeDocument/2006/relationships" xmlns:w="http://schemas.openxmlformats.org/wordprocessingml/2006/main" xmlns:w14="http://schemas.microsoft.com/office/word/2010/wordml" xmlns:w15="http://schemas.microsoft.com/office/word/2012/wordml" xmlns:w16cex="http://schemas.microsoft.com/office/word/2018/wordml/cex" xmlns:w16cid="http://schemas.microsoft.com/office/word/2016/wordml/cid" xmlns:w16="http://schemas.microsoft.com/office/word/2018/wordml" xmlns:w16sdtdh="http://schemas.microsoft.com/office/word/2020/wordml/sdtdatahash" xmlns:w16se="http://schemas.microsoft.com/office/word/2015/wordml/symex" mc:Ignorable="w14 w15 w16se w16cid w16 w16cex w16sdtdh">
+<w:styles xmlns:mc="http://schemas.openxmlformats.org/markup-compatibility/2006" xmlns:r="http://schemas.openxmlformats.org/officeDocument/2006/relationships" xmlns:w="http://schemas.openxmlformats.org/wordprocessingml/2006/main" xmlns:w14="http://schemas.microsoft.com/office/word/2010/wordml" xmlns:w15="http://schemas.microsoft.com/office/word/2012/wordml" xmlns:w16cex="http://schemas.microsoft.com/office/word/2018/wordml/cex" xmlns:w16cid="http://schemas.microsoft.com/office/word/2016/wordml/cid" xmlns:w16="http://schemas.microsoft.com/office/word/2018/wordml" xmlns:w16du="http://schemas.microsoft.com/office/word/2023/wordml/word16du" xmlns:w16sdtdh="http://schemas.microsoft.com/office/word/2020/wordml/sdtdatahash" xmlns:w16sdtfl="http://schemas.microsoft.com/office/word/2024/wordml/sdtformatlock" xmlns:w16se="http://schemas.microsoft.com/office/word/2015/wordml/symex" mc:Ignorable="w14 w15 w16se w16cid w16 w16cex w16sdtdh w16sdtfl w16du">
   <w:docDefaults>
     <w:rPrDefault>
       <w:rPr>
@@ -5840,7 +5928,11 @@
     <w:name w:val="heading 1"/>
     <w:uiPriority w:val="9"/>
     <w:qFormat/>
+    <w:rsid w:val="00E90236"/>
     <w:pPr>
+      <w:numPr>
+        <w:numId w:val="2"/>
+      </w:numPr>
       <w:spacing w:line="480" w:lineRule="auto"/>
       <w:outlineLvl w:val="0"/>
     </w:pPr>
@@ -5870,6 +5962,7 @@
     <w:uiPriority w:val="9"/>
     <w:unhideWhenUsed/>
     <w:qFormat/>
+    <w:rsid w:val="00112660"/>
     <w:pPr>
       <w:spacing w:line="480" w:lineRule="auto"/>
       <w:outlineLvl w:val="2"/>
@@ -5877,7 +5970,6 @@
     <w:rPr>
       <w:b/>
       <w:bCs/>
-      <w:i/>
       <w:iCs/>
       <w:color w:val="000000"/>
     </w:rPr>
@@ -5926,7 +6018,6 @@
   <w:style w:type="character" w:default="1" w:styleId="Fuentedeprrafopredeter">
     <w:name w:val="Default Paragraph Font"/>
     <w:uiPriority w:val="1"/>
-    <w:semiHidden/>
     <w:unhideWhenUsed/>
   </w:style>
   <w:style w:type="table" w:default="1" w:styleId="Tablanormal">
@@ -6441,6 +6532,15 @@
 </file>
 
 <file path=customXml/item1.xml><?xml version="1.0" encoding="utf-8"?>
+<?mso-contentType ?>
+<FormTemplates xmlns="http://schemas.microsoft.com/sharepoint/v3/contenttype/forms">
+  <Display>DocumentLibraryForm</Display>
+  <Edit>DocumentLibraryForm</Edit>
+  <New>DocumentLibraryForm</New>
+</FormTemplates>
+</file>
+
+<file path=customXml/item2.xml><?xml version="1.0" encoding="utf-8"?>
 <ct:contentTypeSchema xmlns:ct="http://schemas.microsoft.com/office/2006/metadata/contentType" xmlns:ma="http://schemas.microsoft.com/office/2006/metadata/properties/metaAttributes" ct:_="" ma:_="" ma:contentTypeName="Document" ma:contentTypeID="0x01010086FB99C7B8B1A6458952C08310319A37" ma:contentTypeVersion="16" ma:contentTypeDescription="Create a new document." ma:contentTypeScope="" ma:versionID="e82108dd4711ef259a6cd09cfcbdd703">
   <xsd:schema xmlns:xsd="http://www.w3.org/2001/XMLSchema" xmlns:xs="http://www.w3.org/2001/XMLSchema" xmlns:p="http://schemas.microsoft.com/office/2006/metadata/properties" xmlns:ns3="a7062d68-12c0-4e37-bd6e-f749cdef6880" xmlns:ns4="16d342ed-e17a-4f3e-80d2-7d0cf966a544" targetNamespace="http://schemas.microsoft.com/office/2006/metadata/properties" ma:root="true" ma:fieldsID="b4224872bc00fc2f7cd0aba7bf3d9057" ns3:_="" ns4:_="">
     <xsd:import namespace="a7062d68-12c0-4e37-bd6e-f749cdef6880"/>
@@ -6679,15 +6779,6 @@
 </ct:contentTypeSchema>
 </file>
 
-<file path=customXml/item2.xml><?xml version="1.0" encoding="utf-8"?>
-<?mso-contentType ?>
-<FormTemplates xmlns="http://schemas.microsoft.com/sharepoint/v3/contenttype/forms">
-  <Display>DocumentLibraryForm</Display>
-  <Edit>DocumentLibraryForm</Edit>
-  <New>DocumentLibraryForm</New>
-</FormTemplates>
-</file>
-
 <file path=customXml/item3.xml><?xml version="1.0" encoding="utf-8"?>
 <p:properties xmlns:p="http://schemas.microsoft.com/office/2006/metadata/properties" xmlns:xsi="http://www.w3.org/2001/XMLSchema-instance" xmlns:pc="http://schemas.microsoft.com/office/infopath/2007/PartnerControls">
   <documentManagement>
@@ -6697,6 +6788,14 @@
 </file>
 
 <file path=customXml/itemProps1.xml><?xml version="1.0" encoding="utf-8"?>
+<ds:datastoreItem xmlns:ds="http://schemas.openxmlformats.org/officeDocument/2006/customXml" ds:itemID="{72A5C583-40AF-4C31-AAB8-7BF544B3BB54}">
+  <ds:schemaRefs>
+    <ds:schemaRef ds:uri="http://schemas.microsoft.com/sharepoint/v3/contenttype/forms"/>
+  </ds:schemaRefs>
+</ds:datastoreItem>
+</file>
+
+<file path=customXml/itemProps2.xml><?xml version="1.0" encoding="utf-8"?>
 <ds:datastoreItem xmlns:ds="http://schemas.openxmlformats.org/officeDocument/2006/customXml" ds:itemID="{8C04ED87-0A7A-4482-816E-CDBD59BD851B}">
   <ds:schemaRefs>
     <ds:schemaRef ds:uri="http://schemas.microsoft.com/office/2006/metadata/contentType"/>
@@ -6715,27 +6814,12 @@
 </ds:datastoreItem>
 </file>
 
-<file path=customXml/itemProps2.xml><?xml version="1.0" encoding="utf-8"?>
-<ds:datastoreItem xmlns:ds="http://schemas.openxmlformats.org/officeDocument/2006/customXml" ds:itemID="{72A5C583-40AF-4C31-AAB8-7BF544B3BB54}">
-  <ds:schemaRefs>
-    <ds:schemaRef ds:uri="http://schemas.microsoft.com/sharepoint/v3/contenttype/forms"/>
-  </ds:schemaRefs>
-</ds:datastoreItem>
-</file>
-
 <file path=customXml/itemProps3.xml><?xml version="1.0" encoding="utf-8"?>
 <ds:datastoreItem xmlns:ds="http://schemas.openxmlformats.org/officeDocument/2006/customXml" ds:itemID="{144E7005-E70F-4A52-849C-845191B1F98A}">
   <ds:schemaRefs>
-    <ds:schemaRef ds:uri="http://purl.org/dc/elements/1.1/"/>
-    <ds:schemaRef ds:uri="a7062d68-12c0-4e37-bd6e-f749cdef6880"/>
-    <ds:schemaRef ds:uri="http://purl.org/dc/terms/"/>
-    <ds:schemaRef ds:uri="http://schemas.microsoft.com/office/2006/documentManagement/types"/>
     <ds:schemaRef ds:uri="http://schemas.microsoft.com/office/2006/metadata/properties"/>
     <ds:schemaRef ds:uri="http://schemas.microsoft.com/office/infopath/2007/PartnerControls"/>
-    <ds:schemaRef ds:uri="16d342ed-e17a-4f3e-80d2-7d0cf966a544"/>
-    <ds:schemaRef ds:uri="http://schemas.openxmlformats.org/package/2006/metadata/core-properties"/>
-    <ds:schemaRef ds:uri="http://www.w3.org/XML/1998/namespace"/>
-    <ds:schemaRef ds:uri="http://purl.org/dc/dcmitype/"/>
+    <ds:schemaRef ds:uri="a7062d68-12c0-4e37-bd6e-f749cdef6880"/>
   </ds:schemaRefs>
 </ds:datastoreItem>
 </file>
--- a/MEDICION ISO/ISO25023-Informe-Medicion-APA.docx
+++ b/MEDICION ISO/ISO25023-Informe-Medicion-APA.docx
@@ -392,15 +392,79 @@
         <w:jc w:val="both"/>
       </w:pPr>
       <w:r>
-        <w:t xml:space="preserve">Este trabajo aplica las funciones de medición de la norma ISO/IEC 25023 para cuantificar dos subcaracterísticas de calidad del producto software definidas en ISO/IEC 25010 —interoperabilidad (Tabla 8 de la norma) y tolerancia a fallos (Tabla 17 de la norma)— sobre el Sistema de Restaurantes de Tingo María, una aplicación web compuesta por un backend Spring Boot, un frontend Next.js y una base de datos PostgreSQL/PostGIS orquestados con Docker Compose. La medición se ejecutó con scripts automatizados de PowerShell que actúan como cliente externo de la API, registrando evidencia por cada caso de prueba. Los resultados muestran interoperabilidad plena (CIn-1-G, CIn-2-G y CIn-3-S con X = 1.0). En tolerancia a fallos, la primera ejecución de la batería de 12 patrones de fallo evitó solo 6 (RFt-1-G con X = 0.5): seis entradas anómalas produjeron respuestas 500 no controladas, con un tiempo medio de notificación de fallo de 0.079 s (RFt-3-S). Tras corregir el manejador global de excepciones, la segunda ejecución alcanzó X = 1.0. La redundancia de componentes (RFt-2-S, X = 0 en local y X ≈ 0.67 en producción) es la principal oportunidad de mejora. El proceso validó la utilidad del instrumento de medición: detectó una deficiencia concreta del producto y </w:t>
+        <w:t xml:space="preserve">Este trabajo aplica las funciones de medición de la norma ISO/IEC 25023 para cuantificar dos </w:t>
       </w:r>
       <w:proofErr w:type="spellStart"/>
       <w:r>
-        <w:t>guió</w:t>
+        <w:t>subcaracterísticas</w:t>
       </w:r>
       <w:proofErr w:type="spellEnd"/>
       <w:r>
-        <w:t xml:space="preserve"> su corrección.</w:t>
+        <w:t xml:space="preserve"> de calidad del producto software definidas en ISO/IEC 25010 </w:t>
+      </w:r>
+      <w:r>
+        <w:t>(</w:t>
+      </w:r>
+      <w:r>
+        <w:t>interoperabilidad (Tabla 8 de la norma) y tolerancia a fallos (Tabla 17 de la norma)</w:t>
+      </w:r>
+      <w:r>
+        <w:t>)</w:t>
+      </w:r>
+      <w:r>
+        <w:t xml:space="preserve"> sobre el Sistema de Restaurantes de Tingo María, una aplicación web compuesta por un </w:t>
+      </w:r>
+      <w:proofErr w:type="spellStart"/>
+      <w:r>
+        <w:t>backend</w:t>
+      </w:r>
+      <w:proofErr w:type="spellEnd"/>
+      <w:r>
+        <w:t xml:space="preserve"> Spring Boot, un </w:t>
+      </w:r>
+      <w:proofErr w:type="spellStart"/>
+      <w:r>
+        <w:t>frontend</w:t>
+      </w:r>
+      <w:proofErr w:type="spellEnd"/>
+      <w:r>
+        <w:t xml:space="preserve"> Next.js y una base de datos PostgreSQL/</w:t>
+      </w:r>
+      <w:proofErr w:type="spellStart"/>
+      <w:r>
+        <w:t>PostGIS</w:t>
+      </w:r>
+      <w:proofErr w:type="spellEnd"/>
+      <w:r>
+        <w:t xml:space="preserve"> orquestados con Docker </w:t>
+      </w:r>
+      <w:proofErr w:type="spellStart"/>
+      <w:r>
+        <w:t>Compose</w:t>
+      </w:r>
+      <w:proofErr w:type="spellEnd"/>
+      <w:r>
+        <w:t xml:space="preserve">. La medición se ejecutó con scripts automatizados de PowerShell que actúan como cliente externo de la API, registrando evidencia por cada caso de prueba. Los resultados muestran interoperabilidad plena (CIn-1-G, CIn-2-G y CIn-3-S con X = 1.0). En tolerancia a fallos, la batería de 12 patrones de fallo evitó solo 6 (RFt-1-G con X = 0.5): seis entradas anómalas </w:t>
+      </w:r>
+      <w:r>
+        <w:t>(</w:t>
+      </w:r>
+      <w:r>
+        <w:t>JSON malformado, identificador con tipo inválido, método HTTP no soportado, Content-</w:t>
+      </w:r>
+      <w:proofErr w:type="spellStart"/>
+      <w:r>
+        <w:t>Type</w:t>
+      </w:r>
+      <w:proofErr w:type="spellEnd"/>
+      <w:r>
+        <w:t xml:space="preserve"> incorrecto, parámetro fuera de rango y cuerpo vacío</w:t>
+      </w:r>
+      <w:r>
+        <w:t>)</w:t>
+      </w:r>
+      <w:r>
+        <w:t xml:space="preserve"> produjeron respuestas 500 no controladas, con un tiempo medio de notificación de fallo de 0.079 s (RFt-3-S). La redundancia de componentes (RFt-2-S, X = 0 en local y X ≈ 0.67 en producción) y la corrección del manejo de estas seis respuestas 500 son las principales oportunidades de mejora identificadas. El proceso validó la utilidad del instrumento de medición: detectó deficiencias concretas del producto que orientan su corrección en una futura entrega.</w:t>
       </w:r>
     </w:p>
     <w:p>
@@ -2294,7 +2358,19 @@
       </w:r>
       <w:proofErr w:type="spellEnd"/>
       <w:r>
-        <w:t xml:space="preserve"> incorrecto, parámetro fuera de rango y cuerpo vacío. Un fallo se considera evitado (cuenta para A de RFt-1-G) si el sistema responde con un estado controlado 4xx —nunca 5xx ni desconexión— y sigue operativo después, lo que se constata con un </w:t>
+        <w:t xml:space="preserve"> incorrecto, parámetro fuera de rango y cuerpo vacío. Un fallo se considera evitado (cuenta para A de RFt-1-G) si el sistema responde con un estado controlado 4xx </w:t>
+      </w:r>
+      <w:r>
+        <w:t>(</w:t>
+      </w:r>
+      <w:r>
+        <w:t>nunca 5xx ni desconexión</w:t>
+      </w:r>
+      <w:r>
+        <w:t>)</w:t>
+      </w:r>
+      <w:r>
+        <w:t xml:space="preserve"> y sigue operativo después, lo que se constata con un </w:t>
       </w:r>
       <w:proofErr w:type="spellStart"/>
       <w:r>
@@ -4025,11 +4101,23 @@
         <w:jc w:val="both"/>
       </w:pPr>
       <w:r>
-        <w:t xml:space="preserve">De los doce patrones de fallo inyectados en la primera ejecución, solo seis fueron evitados con respuestas controladas 4xx. Los otros seis —JSON malformado, identificador con tipo inválido, método HTTP no soportado, Content-Type incorrecto, parámetro fuera de rango y cuerpo </w:t>
+        <w:t>De los doce patrones de fallo inyectados en la primera ejecución, solo seis fueron evitados con respuestas controladas 4xx. Los otros seis</w:t>
+      </w:r>
+      <w:r>
+        <w:t xml:space="preserve"> (</w:t>
+      </w:r>
+      <w:r>
+        <w:t>JSON malformado, identificador con tipo inválido, método HTTP no soportado, Content-Type incorrecto, parámetro fuera de rango y cuerpo vacío</w:t>
+      </w:r>
+      <w:r>
+        <w:t>)</w:t>
+      </w:r>
+      <w:r>
+        <w:t xml:space="preserve"> </w:t>
       </w:r>
       <w:r>
         <w:lastRenderedPageBreak/>
-        <w:t>vacío— produjeron respuestas 500 no controladas, como detalla la Tabla 5. Aun así, el servicio permaneció operativo tras la batería completa (healthcheck UP). El sistema notifica sus fallos al consumidor en un promedio de 79 milisegundos, porque la notificación es síncrona vía HTTP.</w:t>
+        <w:t>produjeron respuestas 500 no controladas, como detalla la Tabla 5. Aun así, el servicio permaneció operativo tras la batería completa (healthcheck UP). El sistema notifica sus fallos al consumidor en un promedio de 79 milisegundos, porque la notificación es síncrona vía HTTP.</w:t>
       </w:r>
     </w:p>
     <w:p>
@@ -4999,26 +5087,15 @@
         <w:jc w:val="both"/>
       </w:pPr>
       <w:r>
-        <w:t xml:space="preserve">El instrumento de medición no solo cuantificó ambas </w:t>
+        <w:t>El instrumento de medición no se limitó a un ejercicio formal: detectó una deficiencia concreta del producto. La ejecución de RFt-1-G arrojó X = 0.5 (Tabla 5): seis de los doce patrones de fallo inyectados (JSON malformado, identificador inválido, método no soportado, Content-</w:t>
       </w:r>
       <w:proofErr w:type="spellStart"/>
       <w:r>
-        <w:t>subcaracterísticas</w:t>
+        <w:t>Type</w:t>
       </w:r>
       <w:proofErr w:type="spellEnd"/>
       <w:r>
-        <w:t xml:space="preserve">, sino que detectó y ayudó a corregir una deficiencia real del sistema. </w:t>
-      </w:r>
-      <w:r>
-        <w:t xml:space="preserve">La primera ejecución de RFt-1-G arrojó X = 0.5 (Tabla 5): seis patrones de fallo (JSON malformado, identificador inválido, método no soportado, Content-Type incorrecto, parámetro fuera de rango y cuerpo vacío) devolvían respuestas 500 porque caían en el manejador genérico de excepciones. Se corrigió agregando seis manejadores específicos al GlobalExceptionHandler (códigos MALFORMED_BODY, INVALID_PARAMETER_TYPE, MISSING_PARAMETER, METHOD_NOT_ALLOWED, UNSUPPORTED_MEDIA_TYPE e INVALID_ARGUMENT), se reconstruyó la imagen del backend y la segunda ejecución de la batería dio X = 1.0 (datos en resultados/tolerancia a fallos/segunda ejecución/). Este hallazgo evidencia que la medición no fue un ejercicio formal: detectó una deficiencia concreta del producto y </w:t>
-      </w:r>
-      <w:proofErr w:type="spellStart"/>
-      <w:r>
-        <w:t>guió</w:t>
-      </w:r>
-      <w:proofErr w:type="spellEnd"/>
-      <w:r>
-        <w:t xml:space="preserve"> su corrección.</w:t>
+        <w:t xml:space="preserve"> incorrecto, parámetro fuera de rango y cuerpo vacío) devolvieron respuestas 500 no controladas, en lugar del 4xx esperado. Los seis casos evitados (violación de validación, credenciales incorrectas, recurso inexistente, ruta inexistente, acceso sin autenticación y token corrupto) sí respondieron con estados 4xx controlados. Este hallazgo confirma la utilidad del instrumento: permite identificar con precisión qué patrones de fallo no están siendo controlados actualmente, información que de otro modo no sería visible sin una medición sistemática. El detalle exacto del manejo interno de excepciones que provoca estas seis respuestas 500 queda fuera del alcance de esta medición, ya que esta se basa en el comportamiento observable de la API desde un cliente externo, no en inspección de código; se propone como línea de trabajo futuro.</w:t>
       </w:r>
     </w:p>
     <w:p>
@@ -5043,7 +5120,10 @@
         <w:jc w:val="both"/>
       </w:pPr>
       <w:r>
-        <w:t xml:space="preserve">Primero, RFt-2-S local da 0 por diseño del despliegue y Render free sigue siendo un punto único de fallo del </w:t>
+        <w:t>Primero</w:t>
+      </w:r>
+      <w:r>
+        <w:t xml:space="preserve">, RFt-2-S local da 0 por diseño del despliegue y Render free sigue siendo un punto único de fallo del </w:t>
       </w:r>
       <w:proofErr w:type="spellStart"/>
       <w:r>
@@ -5051,7 +5131,25 @@
       </w:r>
       <w:proofErr w:type="spellEnd"/>
       <w:r>
-        <w:t xml:space="preserve"> en producción. Segundo, las latencias de RFt-3-S se midieron en localhost; sobre una red real serían mayores, aunque la notificación seguiría siendo síncrona. Tercero, B = 3 ítems por medida de interoperabilidad es un catálogo pequeño; ampliarlo (por ejemplo, agregando HTTPS/TLS como cuarto protocolo al medir el despliegue en producción) haría la medida más robusta. Cuarto, los resultados corresponden a una sola corrida por medida; repetir la medición y promediar fortalecería la validez estadística de RFt-3-S.</w:t>
+        <w:t xml:space="preserve"> en producción. Segundo, las latencias de RFt-3-S se midieron en localhost; sobre una red real serían mayores, aunque la notificación seguiría siendo síncrona. Tercero, B = 3 ítems por medida de interoperabilidad es un catálogo pequeño; ampliarlo (por ejemplo, agregando HTTPS/TLS como cuarto protocolo al medir el despliegue en producción) haría la medida más robusta. Cuarto, los resultados corresponden a una sola corrida por medida; repetir la medición y promediar fortalecería la validez estadística de RFt-3-S. Quinto, y más </w:t>
+      </w:r>
+      <w:r>
+        <w:lastRenderedPageBreak/>
+        <w:t>importante, los seis casos con respuesta 500 (Tabla 5) representan una deficiencia real del sistema aún no corregida al momento de esta medición, y esta medición no permite determinar su causa exacta a nivel de código.</w:t>
+      </w:r>
+    </w:p>
+    <w:p>
+      <w:pPr>
+        <w:spacing w:line="480" w:lineRule="auto"/>
+        <w:jc w:val="both"/>
+      </w:pPr>
+    </w:p>
+    <w:p>
+      <w:pPr>
+        <w:pStyle w:val="Ttulo2"/>
+      </w:pPr>
+      <w:r>
+        <w:t>Trabajo Futuro</w:t>
       </w:r>
     </w:p>
     <w:p>
@@ -5060,6 +5158,31 @@
         <w:ind w:firstLine="720"/>
         <w:jc w:val="both"/>
       </w:pPr>
+      <w:r>
+        <w:t xml:space="preserve">Como mejoras se propone: (a) investigar a nivel de código la causa de las seis respuestas 500 no controladas y corregir el manejo de excepciones correspondiente, luego volver a ejecutar la batería para verificar si RFt-1-G alcanza X = 1.0; (b) replicar las pruebas de interoperabilidad como colección de Postman ejecutada con Newman, herramienta ampliamente reconocida, manteniendo los scripts de PowerShell como verificación cruzada; (c) ejecutar tres corridas de RFt-3-S y reportar media y desviación estándar; y (d) medir la </w:t>
+      </w:r>
+      <w:proofErr w:type="spellStart"/>
+      <w:r>
+        <w:t>subcaracterística</w:t>
+      </w:r>
+      <w:proofErr w:type="spellEnd"/>
+      <w:r>
+        <w:t xml:space="preserve"> de disponibilidad (Tabla 16) con la infraestructura ya preparada en el repositorio</w:t>
+      </w:r>
+      <w:r>
+        <w:t>.</w:t>
+      </w:r>
+    </w:p>
+    <w:p>
+      <w:pPr>
+        <w:pStyle w:val="Ttulo1"/>
+        <w:pageBreakBefore/>
+        <w:jc w:val="center"/>
+      </w:pPr>
+      <w:r>
+        <w:lastRenderedPageBreak/>
+        <w:t>CONCLUSIONES</w:t>
+      </w:r>
     </w:p>
     <w:p>
       <w:pPr>
@@ -5067,59 +5190,19 @@
         <w:ind w:firstLine="720"/>
         <w:jc w:val="both"/>
       </w:pPr>
-    </w:p>
-    <w:p>
-      <w:pPr>
-        <w:spacing w:line="480" w:lineRule="auto"/>
-        <w:ind w:firstLine="720"/>
-        <w:jc w:val="both"/>
-      </w:pPr>
-    </w:p>
-    <w:p>
-      <w:pPr>
-        <w:pStyle w:val="Ttulo2"/>
-      </w:pPr>
-      <w:r>
-        <w:t>Trabajo Futuro</w:t>
-      </w:r>
-    </w:p>
-    <w:p>
-      <w:pPr>
-        <w:spacing w:line="480" w:lineRule="auto"/>
-        <w:ind w:firstLine="720"/>
-        <w:jc w:val="both"/>
-      </w:pPr>
-      <w:r>
-        <w:t xml:space="preserve">Como mejoras de credibilidad del instrumento se propone: (a) replicar las pruebas de interoperabilidad como colección de Postman ejecutada con Newman, herramienta ampliamente reconocida, manteniendo los scripts de PowerShell como verificación cruzada; (b) ejecutar tres corridas de RFt-3-S y reportar media y desviación estándar; y (c) medir la </w:t>
+      <w:r>
+        <w:t>El Sistema de Restaurantes de Tingo María demuestra interoperabilidad plena, con X = 1.0 en las tres medidas de la Tabla 8 de ISO/IEC 25023. En tolerancia a fallos, la medición reveló una deficiencia real: solo seis de los doce patrones de fallo fueron evitados (RFt-1-G = 0.5), con seis respuestas 500 no controladas correspondientes a JSON malformado, identificador con tipo inválido, método HTTP no soportado, Content-</w:t>
       </w:r>
       <w:proofErr w:type="spellStart"/>
       <w:r>
-        <w:t>subcaracterística</w:t>
+        <w:t>Type</w:t>
       </w:r>
       <w:proofErr w:type="spellEnd"/>
       <w:r>
-        <w:t xml:space="preserve"> de disponibilidad (Tabla 16) con la infraestructura ya preparada en el repositorio.</w:t>
-      </w:r>
-    </w:p>
-    <w:p>
-      <w:pPr>
-        <w:pStyle w:val="Ttulo1"/>
-        <w:pageBreakBefore/>
-        <w:jc w:val="center"/>
-      </w:pPr>
-      <w:r>
-        <w:lastRenderedPageBreak/>
-        <w:t>CONCLUSIONES</w:t>
-      </w:r>
-    </w:p>
-    <w:p>
-      <w:pPr>
-        <w:spacing w:line="480" w:lineRule="auto"/>
-        <w:ind w:firstLine="720"/>
-        <w:jc w:val="both"/>
-      </w:pPr>
-      <w:r>
-        <w:t>El Sistema de Restaurantes de Tingo María demuestra interoperabilidad plena, con X = 1.0 en las tres medidas de la Tabla 8 de ISO/IEC 25023. En tolerancia a fallos, la primera ejecución de la batería reveló una deficiencia real: solo seis de los doce patrones de fallo fueron evitados (RFt-1-G = 0.5), con seis respuestas 500 no controladas, aunque con una notificación de fallos rápida (0.079 s en promedio, RFt-3-S) y el servicio siempre operativo. La corrección del manejador global de excepciones, guiada por la medición, llevó la segunda ejecución a X = 1.0. La principal oportunidad de mejora de infraestructura es la redundancia de componentes (RFt-2-S), nula en el entorno local y parcial en producción. Los scripts de PowerShell, los archivos CSV de resultados y los criterios de evaluación documentados hicieron posible repetir la medición sin intervención manual, como lo demuestra la propia segunda ejecución realizada tras la corrección. Los resultados completos, con fórmulas que se recalculan al editar los datos, están disponibles en el libro Excel que acompaña a este informe.</w:t>
+        <w:t xml:space="preserve"> incorrecto, parámetro fuera de rango y cuerpo vacío. Aun así, el sistema notifica sus fallos con rapidez (0.079 s en promedio, RFt-3-S) y el servicio permaneció operativo tras toda la batería. La principal oportunidad de mejora es doble: por un lado, investigar y corregir el manejo de excepciones responsable de los seis patrones no evitados; por otro, atender la redundancia de componentes (RFt-2-S), nula en el entorno local y parcial en producción. Los scripts de PowerShell, los archivos CSV de resultados y los criterios de evaluación documentados hacen posible repetir la medición sin intervención manual y verificar en una futura entrega si las correcciones propuestas elevan RFt-1-G a un nivel aceptable. Los resultados completos, con fórmulas que se recalculan al editar los datos, están disponibles en el libro Excel que acompaña a este informe</w:t>
+      </w:r>
+      <w:r>
+        <w:t>.</w:t>
       </w:r>
     </w:p>
     <w:p>
@@ -6532,15 +6615,6 @@
 </file>
 
 <file path=customXml/item1.xml><?xml version="1.0" encoding="utf-8"?>
-<?mso-contentType ?>
-<FormTemplates xmlns="http://schemas.microsoft.com/sharepoint/v3/contenttype/forms">
-  <Display>DocumentLibraryForm</Display>
-  <Edit>DocumentLibraryForm</Edit>
-  <New>DocumentLibraryForm</New>
-</FormTemplates>
-</file>
-
-<file path=customXml/item2.xml><?xml version="1.0" encoding="utf-8"?>
 <ct:contentTypeSchema xmlns:ct="http://schemas.microsoft.com/office/2006/metadata/contentType" xmlns:ma="http://schemas.microsoft.com/office/2006/metadata/properties/metaAttributes" ct:_="" ma:_="" ma:contentTypeName="Document" ma:contentTypeID="0x01010086FB99C7B8B1A6458952C08310319A37" ma:contentTypeVersion="16" ma:contentTypeDescription="Create a new document." ma:contentTypeScope="" ma:versionID="e82108dd4711ef259a6cd09cfcbdd703">
   <xsd:schema xmlns:xsd="http://www.w3.org/2001/XMLSchema" xmlns:xs="http://www.w3.org/2001/XMLSchema" xmlns:p="http://schemas.microsoft.com/office/2006/metadata/properties" xmlns:ns3="a7062d68-12c0-4e37-bd6e-f749cdef6880" xmlns:ns4="16d342ed-e17a-4f3e-80d2-7d0cf966a544" targetNamespace="http://schemas.microsoft.com/office/2006/metadata/properties" ma:root="true" ma:fieldsID="b4224872bc00fc2f7cd0aba7bf3d9057" ns3:_="" ns4:_="">
     <xsd:import namespace="a7062d68-12c0-4e37-bd6e-f749cdef6880"/>
@@ -6779,6 +6853,15 @@
 </ct:contentTypeSchema>
 </file>
 
+<file path=customXml/item2.xml><?xml version="1.0" encoding="utf-8"?>
+<?mso-contentType ?>
+<FormTemplates xmlns="http://schemas.microsoft.com/sharepoint/v3/contenttype/forms">
+  <Display>DocumentLibraryForm</Display>
+  <Edit>DocumentLibraryForm</Edit>
+  <New>DocumentLibraryForm</New>
+</FormTemplates>
+</file>
+
 <file path=customXml/item3.xml><?xml version="1.0" encoding="utf-8"?>
 <p:properties xmlns:p="http://schemas.microsoft.com/office/2006/metadata/properties" xmlns:xsi="http://www.w3.org/2001/XMLSchema-instance" xmlns:pc="http://schemas.microsoft.com/office/infopath/2007/PartnerControls">
   <documentManagement>
@@ -6788,14 +6871,6 @@
 </file>
 
 <file path=customXml/itemProps1.xml><?xml version="1.0" encoding="utf-8"?>
-<ds:datastoreItem xmlns:ds="http://schemas.openxmlformats.org/officeDocument/2006/customXml" ds:itemID="{72A5C583-40AF-4C31-AAB8-7BF544B3BB54}">
-  <ds:schemaRefs>
-    <ds:schemaRef ds:uri="http://schemas.microsoft.com/sharepoint/v3/contenttype/forms"/>
-  </ds:schemaRefs>
-</ds:datastoreItem>
-</file>
-
-<file path=customXml/itemProps2.xml><?xml version="1.0" encoding="utf-8"?>
 <ds:datastoreItem xmlns:ds="http://schemas.openxmlformats.org/officeDocument/2006/customXml" ds:itemID="{8C04ED87-0A7A-4482-816E-CDBD59BD851B}">
   <ds:schemaRefs>
     <ds:schemaRef ds:uri="http://schemas.microsoft.com/office/2006/metadata/contentType"/>
@@ -6814,6 +6889,14 @@
 </ds:datastoreItem>
 </file>
 
+<file path=customXml/itemProps2.xml><?xml version="1.0" encoding="utf-8"?>
+<ds:datastoreItem xmlns:ds="http://schemas.openxmlformats.org/officeDocument/2006/customXml" ds:itemID="{72A5C583-40AF-4C31-AAB8-7BF544B3BB54}">
+  <ds:schemaRefs>
+    <ds:schemaRef ds:uri="http://schemas.microsoft.com/sharepoint/v3/contenttype/forms"/>
+  </ds:schemaRefs>
+</ds:datastoreItem>
+</file>
+
 <file path=customXml/itemProps3.xml><?xml version="1.0" encoding="utf-8"?>
 <ds:datastoreItem xmlns:ds="http://schemas.openxmlformats.org/officeDocument/2006/customXml" ds:itemID="{144E7005-E70F-4A52-849C-845191B1F98A}">
   <ds:schemaRefs>

--- a/MEDICION ISO/ISO25023-Informe-Medicion-APA.docx
+++ b/MEDICION ISO/ISO25023-Informe-Medicion-APA.docx
@@ -392,15 +392,7 @@
         <w:jc w:val="both"/>
       </w:pPr>
       <w:r>
-        <w:t xml:space="preserve">Este trabajo aplica las funciones de medición de la norma ISO/IEC 25023 para cuantificar dos </w:t>
-      </w:r>
-      <w:proofErr w:type="spellStart"/>
-      <w:r>
-        <w:t>subcaracterísticas</w:t>
-      </w:r>
-      <w:proofErr w:type="spellEnd"/>
-      <w:r>
-        <w:t xml:space="preserve"> de calidad del producto software definidas en ISO/IEC 25010 </w:t>
+        <w:t xml:space="preserve">Este trabajo aplica las funciones de medición de la norma ISO/IEC 25023 para cuantificar dos subcaracterísticas de calidad del producto software definidas en ISO/IEC 25010 </w:t>
       </w:r>
       <w:r>
         <w:t>(</w:t>
@@ -1356,18 +1348,9 @@
                 <w:sz w:val="20"/>
                 <w:szCs w:val="20"/>
               </w:rPr>
-              <w:t xml:space="preserve">X = </w:t>
-            </w:r>
-            <w:proofErr w:type="gramStart"/>
-            <w:r>
-              <w:rPr>
-                <w:sz w:val="20"/>
-                <w:szCs w:val="20"/>
-              </w:rPr>
-              <w:t>Σ(</w:t>
+              <w:t>X = Σ(</w:t>
             </w:r>
             <w:proofErr w:type="spellStart"/>
-            <w:proofErr w:type="gramEnd"/>
             <w:r>
               <w:rPr>
                 <w:sz w:val="20"/>
@@ -1381,23 +1364,7 @@
                 <w:sz w:val="20"/>
                 <w:szCs w:val="20"/>
               </w:rPr>
-              <w:t xml:space="preserve"> − </w:t>
-            </w:r>
-            <w:proofErr w:type="gramStart"/>
-            <w:r>
-              <w:rPr>
-                <w:sz w:val="20"/>
-                <w:szCs w:val="20"/>
-              </w:rPr>
-              <w:t>Bi)/</w:t>
-            </w:r>
-            <w:proofErr w:type="gramEnd"/>
-            <w:r>
-              <w:rPr>
-                <w:sz w:val="20"/>
-                <w:szCs w:val="20"/>
-              </w:rPr>
-              <w:t xml:space="preserve">n. </w:t>
+              <w:t xml:space="preserve"> − Bi)/n. </w:t>
             </w:r>
             <w:proofErr w:type="spellStart"/>
             <w:r>
@@ -1829,7 +1796,6 @@
           </w:tcPr>
           <w:p>
             <w:proofErr w:type="spellStart"/>
-            <w:proofErr w:type="gramStart"/>
             <w:r>
               <w:rPr>
                 <w:sz w:val="20"/>
@@ -1838,7 +1804,6 @@
               <w:t>System.Diagnostics.Stopwatch</w:t>
             </w:r>
             <w:proofErr w:type="spellEnd"/>
-            <w:proofErr w:type="gramEnd"/>
             <w:r>
               <w:rPr>
                 <w:sz w:val="20"/>
@@ -2431,7 +2396,13 @@
         <w:jc w:val="both"/>
       </w:pPr>
       <w:r>
-        <w:t>La Tabla 3 resume los resultados de interoperabilidad (medición del 4 de julio de 2026) y las Tablas 4 y 5 los de tolerancia a fallos según la primera ejecución de la batería de fallos (7 de julio de 2026), ambas sobre el entorno local (http://localhost:8080/api).</w:t>
+        <w:t>La Tabla 3 resume los resultados de interoperabilidad y las Tablas 4 y 5 los de tolerancia a fallos según la primera ejecución de la batería de fallos</w:t>
+      </w:r>
+      <w:r>
+        <w:t xml:space="preserve">, </w:t>
+      </w:r>
+      <w:r>
+        <w:t>ambas sobre el entorno local (http://localhost:8080/api).</w:t>
       </w:r>
     </w:p>
     <w:p>
@@ -5159,15 +5130,7 @@
         <w:jc w:val="both"/>
       </w:pPr>
       <w:r>
-        <w:t xml:space="preserve">Como mejoras se propone: (a) investigar a nivel de código la causa de las seis respuestas 500 no controladas y corregir el manejo de excepciones correspondiente, luego volver a ejecutar la batería para verificar si RFt-1-G alcanza X = 1.0; (b) replicar las pruebas de interoperabilidad como colección de Postman ejecutada con Newman, herramienta ampliamente reconocida, manteniendo los scripts de PowerShell como verificación cruzada; (c) ejecutar tres corridas de RFt-3-S y reportar media y desviación estándar; y (d) medir la </w:t>
-      </w:r>
-      <w:proofErr w:type="spellStart"/>
-      <w:r>
-        <w:t>subcaracterística</w:t>
-      </w:r>
-      <w:proofErr w:type="spellEnd"/>
-      <w:r>
-        <w:t xml:space="preserve"> de disponibilidad (Tabla 16) con la infraestructura ya preparada en el repositorio</w:t>
+        <w:t>Como mejoras se propone: (a) investigar a nivel de código la causa de las seis respuestas 500 no controladas y corregir el manejo de excepciones correspondiente, luego volver a ejecutar la batería para verificar si RFt-1-G alcanza X = 1.0; (b) replicar las pruebas de interoperabilidad como colección de Postman ejecutada con Newman, herramienta ampliamente reconocida, manteniendo los scripts de PowerShell como verificación cruzada; (c) ejecutar tres corridas de RFt-3-S y reportar media y desviación estándar; y (d) medir la subcaracterística de disponibilidad (Tabla 16) con la infraestructura ya preparada en el repositorio</w:t>
       </w:r>
       <w:r>
         <w:t>.</w:t>
@@ -6101,6 +6064,7 @@
   <w:style w:type="character" w:default="1" w:styleId="Fuentedeprrafopredeter">
     <w:name w:val="Default Paragraph Font"/>
     <w:uiPriority w:val="1"/>
+    <w:semiHidden/>
     <w:unhideWhenUsed/>
   </w:style>
   <w:style w:type="table" w:default="1" w:styleId="Tablanormal">
@@ -6615,6 +6579,23 @@
 </file>
 
 <file path=customXml/item1.xml><?xml version="1.0" encoding="utf-8"?>
+<p:properties xmlns:p="http://schemas.microsoft.com/office/2006/metadata/properties" xmlns:xsi="http://www.w3.org/2001/XMLSchema-instance" xmlns:pc="http://schemas.microsoft.com/office/infopath/2007/PartnerControls">
+  <documentManagement>
+    <_activity xmlns="a7062d68-12c0-4e37-bd6e-f749cdef6880" xsi:nil="true"/>
+  </documentManagement>
+</p:properties>
+</file>
+
+<file path=customXml/item2.xml><?xml version="1.0" encoding="utf-8"?>
+<?mso-contentType ?>
+<FormTemplates xmlns="http://schemas.microsoft.com/sharepoint/v3/contenttype/forms">
+  <Display>DocumentLibraryForm</Display>
+  <Edit>DocumentLibraryForm</Edit>
+  <New>DocumentLibraryForm</New>
+</FormTemplates>
+</file>
+
+<file path=customXml/item3.xml><?xml version="1.0" encoding="utf-8"?>
 <ct:contentTypeSchema xmlns:ct="http://schemas.microsoft.com/office/2006/metadata/contentType" xmlns:ma="http://schemas.microsoft.com/office/2006/metadata/properties/metaAttributes" ct:_="" ma:_="" ma:contentTypeName="Document" ma:contentTypeID="0x01010086FB99C7B8B1A6458952C08310319A37" ma:contentTypeVersion="16" ma:contentTypeDescription="Create a new document." ma:contentTypeScope="" ma:versionID="e82108dd4711ef259a6cd09cfcbdd703">
   <xsd:schema xmlns:xsd="http://www.w3.org/2001/XMLSchema" xmlns:xs="http://www.w3.org/2001/XMLSchema" xmlns:p="http://schemas.microsoft.com/office/2006/metadata/properties" xmlns:ns3="a7062d68-12c0-4e37-bd6e-f749cdef6880" xmlns:ns4="16d342ed-e17a-4f3e-80d2-7d0cf966a544" targetNamespace="http://schemas.microsoft.com/office/2006/metadata/properties" ma:root="true" ma:fieldsID="b4224872bc00fc2f7cd0aba7bf3d9057" ns3:_="" ns4:_="">
     <xsd:import namespace="a7062d68-12c0-4e37-bd6e-f749cdef6880"/>
@@ -6853,24 +6834,25 @@
 </ct:contentTypeSchema>
 </file>
 
-<file path=customXml/item2.xml><?xml version="1.0" encoding="utf-8"?>
-<?mso-contentType ?>
-<FormTemplates xmlns="http://schemas.microsoft.com/sharepoint/v3/contenttype/forms">
-  <Display>DocumentLibraryForm</Display>
-  <Edit>DocumentLibraryForm</Edit>
-  <New>DocumentLibraryForm</New>
-</FormTemplates>
+<file path=customXml/itemProps1.xml><?xml version="1.0" encoding="utf-8"?>
+<ds:datastoreItem xmlns:ds="http://schemas.openxmlformats.org/officeDocument/2006/customXml" ds:itemID="{144E7005-E70F-4A52-849C-845191B1F98A}">
+  <ds:schemaRefs>
+    <ds:schemaRef ds:uri="http://schemas.microsoft.com/office/2006/metadata/properties"/>
+    <ds:schemaRef ds:uri="http://schemas.microsoft.com/office/infopath/2007/PartnerControls"/>
+    <ds:schemaRef ds:uri="a7062d68-12c0-4e37-bd6e-f749cdef6880"/>
+  </ds:schemaRefs>
+</ds:datastoreItem>
 </file>
 
-<file path=customXml/item3.xml><?xml version="1.0" encoding="utf-8"?>
-<p:properties xmlns:p="http://schemas.microsoft.com/office/2006/metadata/properties" xmlns:xsi="http://www.w3.org/2001/XMLSchema-instance" xmlns:pc="http://schemas.microsoft.com/office/infopath/2007/PartnerControls">
-  <documentManagement>
-    <_activity xmlns="a7062d68-12c0-4e37-bd6e-f749cdef6880" xsi:nil="true"/>
-  </documentManagement>
-</p:properties>
+<file path=customXml/itemProps2.xml><?xml version="1.0" encoding="utf-8"?>
+<ds:datastoreItem xmlns:ds="http://schemas.openxmlformats.org/officeDocument/2006/customXml" ds:itemID="{72A5C583-40AF-4C31-AAB8-7BF544B3BB54}">
+  <ds:schemaRefs>
+    <ds:schemaRef ds:uri="http://schemas.microsoft.com/sharepoint/v3/contenttype/forms"/>
+  </ds:schemaRefs>
+</ds:datastoreItem>
 </file>
 
-<file path=customXml/itemProps1.xml><?xml version="1.0" encoding="utf-8"?>
+<file path=customXml/itemProps3.xml><?xml version="1.0" encoding="utf-8"?>
 <ds:datastoreItem xmlns:ds="http://schemas.openxmlformats.org/officeDocument/2006/customXml" ds:itemID="{8C04ED87-0A7A-4482-816E-CDBD59BD851B}">
   <ds:schemaRefs>
     <ds:schemaRef ds:uri="http://schemas.microsoft.com/office/2006/metadata/contentType"/>
@@ -6887,22 +6869,4 @@
     <ds:schemaRef ds:uri="http://schemas.microsoft.com/internal/obd"/>
   </ds:schemaRefs>
 </ds:datastoreItem>
-</file>
-
-<file path=customXml/itemProps2.xml><?xml version="1.0" encoding="utf-8"?>
-<ds:datastoreItem xmlns:ds="http://schemas.openxmlformats.org/officeDocument/2006/customXml" ds:itemID="{72A5C583-40AF-4C31-AAB8-7BF544B3BB54}">
-  <ds:schemaRefs>
-    <ds:schemaRef ds:uri="http://schemas.microsoft.com/sharepoint/v3/contenttype/forms"/>
-  </ds:schemaRefs>
-</ds:datastoreItem>
-</file>
-
-<file path=customXml/itemProps3.xml><?xml version="1.0" encoding="utf-8"?>
-<ds:datastoreItem xmlns:ds="http://schemas.openxmlformats.org/officeDocument/2006/customXml" ds:itemID="{144E7005-E70F-4A52-849C-845191B1F98A}">
-  <ds:schemaRefs>
-    <ds:schemaRef ds:uri="http://schemas.microsoft.com/office/2006/metadata/properties"/>
-    <ds:schemaRef ds:uri="http://schemas.microsoft.com/office/infopath/2007/PartnerControls"/>
-    <ds:schemaRef ds:uri="a7062d68-12c0-4e37-bd6e-f749cdef6880"/>
-  </ds:schemaRefs>
-</ds:datastoreItem>
 </file>
--- a/MEDICION ISO/ISO25023-Informe-Medicion-APA.docx
+++ b/MEDICION ISO/ISO25023-Informe-Medicion-APA.docx
@@ -404,53 +404,13 @@
         <w:t>)</w:t>
       </w:r>
       <w:r>
-        <w:t xml:space="preserve"> sobre el Sistema de Restaurantes de Tingo María, una aplicación web compuesta por un </w:t>
-      </w:r>
-      <w:proofErr w:type="spellStart"/>
-      <w:r>
-        <w:t>backend</w:t>
-      </w:r>
-      <w:proofErr w:type="spellEnd"/>
-      <w:r>
-        <w:t xml:space="preserve"> Spring Boot, un </w:t>
-      </w:r>
-      <w:proofErr w:type="spellStart"/>
-      <w:r>
-        <w:t>frontend</w:t>
-      </w:r>
-      <w:proofErr w:type="spellEnd"/>
-      <w:r>
-        <w:t xml:space="preserve"> Next.js y una base de datos PostgreSQL/</w:t>
-      </w:r>
-      <w:proofErr w:type="spellStart"/>
-      <w:r>
-        <w:t>PostGIS</w:t>
-      </w:r>
-      <w:proofErr w:type="spellEnd"/>
-      <w:r>
-        <w:t xml:space="preserve"> orquestados con Docker </w:t>
-      </w:r>
-      <w:proofErr w:type="spellStart"/>
-      <w:r>
-        <w:t>Compose</w:t>
-      </w:r>
-      <w:proofErr w:type="spellEnd"/>
-      <w:r>
-        <w:t xml:space="preserve">. La medición se ejecutó con scripts automatizados de PowerShell que actúan como cliente externo de la API, registrando evidencia por cada caso de prueba. Los resultados muestran interoperabilidad plena (CIn-1-G, CIn-2-G y CIn-3-S con X = 1.0). En tolerancia a fallos, la batería de 12 patrones de fallo evitó solo 6 (RFt-1-G con X = 0.5): seis entradas anómalas </w:t>
+        <w:t xml:space="preserve"> sobre el Sistema de Restaurantes de Tingo María, una aplicación web compuesta por un backend Spring Boot, un frontend Next.js y una base de datos PostgreSQL/PostGIS orquestados con Docker Compose. La medición se ejecutó con scripts automatizados de PowerShell que actúan como cliente externo de la API, registrando evidencia por cada caso de prueba. Los resultados muestran interoperabilidad plena (CIn-1-G, CIn-2-G y CIn-3-S con X = 1.0). En tolerancia a fallos, la batería de 12 patrones de fallo evitó solo 6 (RFt-1-G con X = 0.5): seis entradas anómalas </w:t>
       </w:r>
       <w:r>
         <w:t>(</w:t>
       </w:r>
       <w:r>
-        <w:t>JSON malformado, identificador con tipo inválido, método HTTP no soportado, Content-</w:t>
-      </w:r>
-      <w:proofErr w:type="spellStart"/>
-      <w:r>
-        <w:t>Type</w:t>
-      </w:r>
-      <w:proofErr w:type="spellEnd"/>
-      <w:r>
-        <w:t xml:space="preserve"> incorrecto, parámetro fuera de rango y cuerpo vacío</w:t>
+        <w:t>JSON malformado, identificador con tipo inválido, método HTTP no soportado, Content-Type incorrecto, parámetro fuera de rango y cuerpo vacío</w:t>
       </w:r>
       <w:r>
         <w:t>)</w:t>
@@ -1348,39 +1308,7 @@
                 <w:sz w:val="20"/>
                 <w:szCs w:val="20"/>
               </w:rPr>
-              <w:t>X = Σ(</w:t>
-            </w:r>
-            <w:proofErr w:type="spellStart"/>
-            <w:r>
-              <w:rPr>
-                <w:sz w:val="20"/>
-                <w:szCs w:val="20"/>
-              </w:rPr>
-              <w:t>Ai</w:t>
-            </w:r>
-            <w:proofErr w:type="spellEnd"/>
-            <w:r>
-              <w:rPr>
-                <w:sz w:val="20"/>
-                <w:szCs w:val="20"/>
-              </w:rPr>
-              <w:t xml:space="preserve"> − Bi)/n. </w:t>
-            </w:r>
-            <w:proofErr w:type="spellStart"/>
-            <w:r>
-              <w:rPr>
-                <w:sz w:val="20"/>
-                <w:szCs w:val="20"/>
-              </w:rPr>
-              <w:t>Ai</w:t>
-            </w:r>
-            <w:proofErr w:type="spellEnd"/>
-            <w:r>
-              <w:rPr>
-                <w:sz w:val="20"/>
-                <w:szCs w:val="20"/>
-              </w:rPr>
-              <w:t xml:space="preserve"> = tiempo en el que el sistema reporta el fallo i; Bi = tiempo en el que se detecta la falla i; n = número de fallos detectados</w:t>
+              <w:t>X = Σ(Ai − Bi)/n. Ai = tiempo en el que el sistema reporta el fallo i; Bi = tiempo en el que se detecta la falla i; n = número de fallos detectados</w:t>
             </w:r>
           </w:p>
         </w:tc>
@@ -1439,103 +1367,7 @@
         <w:jc w:val="both"/>
       </w:pPr>
       <w:r>
-        <w:t xml:space="preserve">El sistema medido es una aplicación web de gestión de restaurantes: </w:t>
-      </w:r>
-      <w:proofErr w:type="spellStart"/>
-      <w:r>
-        <w:t>backend</w:t>
-      </w:r>
-      <w:proofErr w:type="spellEnd"/>
-      <w:r>
-        <w:t xml:space="preserve"> Java 21 / Spring Boot 3.2 con arquitectura hexagonal (API REST en el puerto 8080), </w:t>
-      </w:r>
-      <w:proofErr w:type="spellStart"/>
-      <w:r>
-        <w:t>frontend</w:t>
-      </w:r>
-      <w:proofErr w:type="spellEnd"/>
-      <w:r>
-        <w:t xml:space="preserve"> Next.js 14 y base de datos PostgreSQL 16 con </w:t>
-      </w:r>
-      <w:proofErr w:type="spellStart"/>
-      <w:r>
-        <w:t>PostGIS</w:t>
-      </w:r>
-      <w:proofErr w:type="spellEnd"/>
-      <w:r>
-        <w:t xml:space="preserve">, orquestados con Docker </w:t>
-      </w:r>
-      <w:proofErr w:type="spellStart"/>
-      <w:r>
-        <w:t>Compose</w:t>
-      </w:r>
-      <w:proofErr w:type="spellEnd"/>
-      <w:r>
-        <w:t xml:space="preserve">. La base técnica que habilita la medición es doble: (a) para interoperabilidad, los </w:t>
-      </w:r>
-      <w:proofErr w:type="spellStart"/>
-      <w:r>
-        <w:t>endpoints</w:t>
-      </w:r>
-      <w:proofErr w:type="spellEnd"/>
-      <w:r>
-        <w:t xml:space="preserve"> de integración /v1/</w:t>
-      </w:r>
-      <w:proofErr w:type="spellStart"/>
-      <w:r>
-        <w:t>integration</w:t>
-      </w:r>
-      <w:proofErr w:type="spellEnd"/>
-      <w:r>
-        <w:t xml:space="preserve">/**, el contrato </w:t>
-      </w:r>
-      <w:proofErr w:type="spellStart"/>
-      <w:r>
-        <w:t>OpenAPI</w:t>
-      </w:r>
-      <w:proofErr w:type="spellEnd"/>
-      <w:r>
-        <w:t xml:space="preserve"> 3 publicado en /v3/api-</w:t>
-      </w:r>
-      <w:proofErr w:type="spellStart"/>
-      <w:r>
-        <w:t>docs</w:t>
-      </w:r>
-      <w:proofErr w:type="spellEnd"/>
-      <w:r>
-        <w:t xml:space="preserve">, el </w:t>
-      </w:r>
-      <w:proofErr w:type="spellStart"/>
-      <w:r>
-        <w:t>envelope</w:t>
-      </w:r>
-      <w:proofErr w:type="spellEnd"/>
-      <w:r>
-        <w:t xml:space="preserve"> JSON </w:t>
-      </w:r>
-      <w:proofErr w:type="spellStart"/>
-      <w:r>
-        <w:t>ApiResponse</w:t>
-      </w:r>
-      <w:proofErr w:type="spellEnd"/>
-      <w:r>
-        <w:t xml:space="preserve">, la autenticación JWT Bearer y CORS; (b) para tolerancia a fallos, el </w:t>
-      </w:r>
-      <w:proofErr w:type="spellStart"/>
-      <w:r>
-        <w:t>GlobalExceptionHandler</w:t>
-      </w:r>
-      <w:proofErr w:type="spellEnd"/>
-      <w:r>
-        <w:t xml:space="preserve">, que traduce toda condición de error conocida en una respuesta HTTP controlada con código de error, y la validación </w:t>
-      </w:r>
-      <w:proofErr w:type="spellStart"/>
-      <w:r>
-        <w:t>Jakarta</w:t>
-      </w:r>
-      <w:proofErr w:type="spellEnd"/>
-      <w:r>
-        <w:t xml:space="preserve"> en los DTO de entrada.</w:t>
+        <w:t>El sistema medido es una aplicación web de gestión de restaurantes: backend Java 21 / Spring Boot 3.2 con arquitectura hexagonal (API REST en el puerto 8080), frontend Next.js 14 y base de datos PostgreSQL 16 con PostGIS, orquestados con Docker Compose. La base técnica que habilita la medición es doble: (a) para interoperabilidad, los endpoints de integración /v1/integration/**, el contrato OpenAPI 3 publicado en /v3/api-docs, el envelope JSON ApiResponse, la autenticación JWT Bearer y CORS; (b) para tolerancia a fallos, el GlobalExceptionHandler, que traduce toda condición de error conocida en una respuesta HTTP controlada con código de error, y la validación Jakarta en los DTO de entrada.</w:t>
       </w:r>
     </w:p>
     <w:p>
@@ -1739,7 +1571,6 @@
             </w:tcMar>
           </w:tcPr>
           <w:p>
-            <w:proofErr w:type="spellStart"/>
             <w:r>
               <w:rPr>
                 <w:sz w:val="20"/>
@@ -1747,7 +1578,6 @@
               </w:rPr>
               <w:t>Invoke-WebRequest</w:t>
             </w:r>
-            <w:proofErr w:type="spellEnd"/>
           </w:p>
         </w:tc>
         <w:tc>
@@ -1795,21 +1625,12 @@
             </w:tcMar>
           </w:tcPr>
           <w:p>
-            <w:proofErr w:type="spellStart"/>
-            <w:r>
-              <w:rPr>
-                <w:sz w:val="20"/>
-                <w:szCs w:val="20"/>
-              </w:rPr>
-              <w:t>System.Diagnostics.Stopwatch</w:t>
-            </w:r>
-            <w:proofErr w:type="spellEnd"/>
-            <w:r>
-              <w:rPr>
-                <w:sz w:val="20"/>
-                <w:szCs w:val="20"/>
-              </w:rPr>
-              <w:t xml:space="preserve"> (.NET)</w:t>
+            <w:r>
+              <w:rPr>
+                <w:sz w:val="20"/>
+                <w:szCs w:val="20"/>
+              </w:rPr>
+              <w:t>System.Diagnostics.Stopwatch (.NET)</w:t>
             </w:r>
           </w:p>
         </w:tc>
@@ -1835,23 +1656,7 @@
                 <w:sz w:val="20"/>
                 <w:szCs w:val="20"/>
               </w:rPr>
-              <w:t>Medición de latencias en milisegundos (</w:t>
-            </w:r>
-            <w:proofErr w:type="spellStart"/>
-            <w:r>
-              <w:rPr>
-                <w:sz w:val="20"/>
-                <w:szCs w:val="20"/>
-              </w:rPr>
-              <w:t>Ai</w:t>
-            </w:r>
-            <w:proofErr w:type="spellEnd"/>
-            <w:r>
-              <w:rPr>
-                <w:sz w:val="20"/>
-                <w:szCs w:val="20"/>
-              </w:rPr>
-              <w:t xml:space="preserve"> − Bi de RFt-3-S)</w:t>
+              <w:t>Medición de latencias en milisegundos (Ai − Bi de RFt-3-S)</w:t>
             </w:r>
           </w:p>
         </w:tc>
@@ -1879,17 +1684,8 @@
                 <w:sz w:val="20"/>
                 <w:szCs w:val="20"/>
               </w:rPr>
-              <w:t xml:space="preserve">Docker Desktop / Docker </w:t>
-            </w:r>
-            <w:proofErr w:type="spellStart"/>
-            <w:r>
-              <w:rPr>
-                <w:sz w:val="20"/>
-                <w:szCs w:val="20"/>
-              </w:rPr>
-              <w:t>Compose</w:t>
-            </w:r>
-            <w:proofErr w:type="spellEnd"/>
+              <w:t>Docker Desktop / Docker Compose</w:t>
+            </w:r>
           </w:p>
         </w:tc>
         <w:tc>
@@ -2002,41 +1798,13 @@
                 <w:lang w:val="en-US"/>
               </w:rPr>
             </w:pPr>
-            <w:proofErr w:type="spellStart"/>
             <w:r>
               <w:rPr>
                 <w:sz w:val="20"/>
                 <w:szCs w:val="20"/>
                 <w:lang w:val="en-US"/>
               </w:rPr>
-              <w:t>OpenAPI</w:t>
-            </w:r>
-            <w:proofErr w:type="spellEnd"/>
-            <w:r>
-              <w:rPr>
-                <w:sz w:val="20"/>
-                <w:szCs w:val="20"/>
-                <w:lang w:val="en-US"/>
-              </w:rPr>
-              <w:t xml:space="preserve"> / Swagger (/v3/</w:t>
-            </w:r>
-            <w:proofErr w:type="spellStart"/>
-            <w:r>
-              <w:rPr>
-                <w:sz w:val="20"/>
-                <w:szCs w:val="20"/>
-                <w:lang w:val="en-US"/>
-              </w:rPr>
-              <w:t>api</w:t>
-            </w:r>
-            <w:proofErr w:type="spellEnd"/>
-            <w:r>
-              <w:rPr>
-                <w:sz w:val="20"/>
-                <w:szCs w:val="20"/>
-                <w:lang w:val="en-US"/>
-              </w:rPr>
-              <w:t>-docs)</w:t>
+              <w:t>OpenAPI / Swagger (/v3/api-docs)</w:t>
             </w:r>
           </w:p>
         </w:tc>
@@ -2085,21 +1853,12 @@
             </w:tcMar>
           </w:tcPr>
           <w:p>
-            <w:proofErr w:type="spellStart"/>
-            <w:r>
-              <w:rPr>
-                <w:sz w:val="20"/>
-                <w:szCs w:val="20"/>
-              </w:rPr>
-              <w:t>Export-Csv</w:t>
-            </w:r>
-            <w:proofErr w:type="spellEnd"/>
-            <w:r>
-              <w:rPr>
-                <w:sz w:val="20"/>
-                <w:szCs w:val="20"/>
-              </w:rPr>
-              <w:t xml:space="preserve"> (UTF-8)</w:t>
+            <w:r>
+              <w:rPr>
+                <w:sz w:val="20"/>
+                <w:szCs w:val="20"/>
+              </w:rPr>
+              <w:t>Export-Csv (UTF-8)</w:t>
             </w:r>
           </w:p>
         </w:tc>
@@ -2149,23 +1908,7 @@
           <w:sz w:val="20"/>
           <w:szCs w:val="20"/>
         </w:rPr>
-        <w:t>Los scripts aceptan el parámetro -</w:t>
-      </w:r>
-      <w:proofErr w:type="spellStart"/>
-      <w:r>
-        <w:rPr>
-          <w:sz w:val="20"/>
-          <w:szCs w:val="20"/>
-        </w:rPr>
-        <w:t>BaseUrl</w:t>
-      </w:r>
-      <w:proofErr w:type="spellEnd"/>
-      <w:r>
-        <w:rPr>
-          <w:sz w:val="20"/>
-          <w:szCs w:val="20"/>
-        </w:rPr>
-        <w:t xml:space="preserve"> para medir otros entornos.</w:t>
+        <w:t>Los scripts aceptan el parámetro -BaseUrl para medir otros entornos.</w:t>
       </w:r>
     </w:p>
     <w:p>
@@ -2211,87 +1954,7 @@
         <w:jc w:val="both"/>
       </w:pPr>
       <w:r>
-        <w:t xml:space="preserve">El script medir-interoperabilidad.ps1 actúa como un cliente externo real: realiza el </w:t>
-      </w:r>
-      <w:proofErr w:type="spellStart"/>
-      <w:r>
-        <w:t>login</w:t>
-      </w:r>
-      <w:proofErr w:type="spellEnd"/>
-      <w:r>
-        <w:t xml:space="preserve"> JWT con la cuenta administradora del </w:t>
-      </w:r>
-      <w:proofErr w:type="spellStart"/>
-      <w:r>
-        <w:t>seed</w:t>
-      </w:r>
-      <w:proofErr w:type="spellEnd"/>
-      <w:r>
-        <w:t xml:space="preserve">, consume los tres </w:t>
-      </w:r>
-      <w:proofErr w:type="spellStart"/>
-      <w:r>
-        <w:t>endpoints</w:t>
-      </w:r>
-      <w:proofErr w:type="spellEnd"/>
-      <w:r>
-        <w:t xml:space="preserve"> de integración, descarga el contrato </w:t>
-      </w:r>
-      <w:proofErr w:type="spellStart"/>
-      <w:r>
-        <w:t>OpenAPI</w:t>
-      </w:r>
-      <w:proofErr w:type="spellEnd"/>
-      <w:r>
-        <w:t xml:space="preserve"> y ejecuta un </w:t>
-      </w:r>
-      <w:proofErr w:type="spellStart"/>
-      <w:r>
-        <w:t>preflight</w:t>
-      </w:r>
-      <w:proofErr w:type="spellEnd"/>
-      <w:r>
-        <w:t xml:space="preserve"> CORS. Cada ítem cuenta para A solo si la respuesta cumple el criterio documentado (estado HTTP esperado, JSON válido y campos del </w:t>
-      </w:r>
-      <w:proofErr w:type="spellStart"/>
-      <w:r>
-        <w:t>envelope</w:t>
-      </w:r>
-      <w:proofErr w:type="spellEnd"/>
-      <w:r>
-        <w:t xml:space="preserve"> presentes). B es la cantidad de ítems especificados: tres por medida. Para CIn-1-G se especificaron el </w:t>
-      </w:r>
-      <w:proofErr w:type="spellStart"/>
-      <w:r>
-        <w:t>envelope</w:t>
-      </w:r>
-      <w:proofErr w:type="spellEnd"/>
-      <w:r>
-        <w:t xml:space="preserve"> JSON </w:t>
-      </w:r>
-      <w:proofErr w:type="spellStart"/>
-      <w:r>
-        <w:t>ApiResponse</w:t>
-      </w:r>
-      <w:proofErr w:type="spellEnd"/>
-      <w:r>
-        <w:t xml:space="preserve">, el contrato </w:t>
-      </w:r>
-      <w:proofErr w:type="spellStart"/>
-      <w:r>
-        <w:t>OpenAPI</w:t>
-      </w:r>
-      <w:proofErr w:type="spellEnd"/>
-      <w:r>
-        <w:t xml:space="preserve"> 3 y el token JWT (RFC 7519); para CIn-2-G, HTTP/1.1 (REST), la autenticación Bearer JWT (RFC 6750) y CORS; para CIn-3-S, las tres interfaces del </w:t>
-      </w:r>
-      <w:proofErr w:type="spellStart"/>
-      <w:r>
-        <w:t>IntegrationController</w:t>
-      </w:r>
-      <w:proofErr w:type="spellEnd"/>
-      <w:r>
-        <w:t xml:space="preserve"> que consumen los sistemas de Turismo/Transporte, Hoteles y Eventos.</w:t>
+        <w:t>El script medir-interoperabilidad.ps1 actúa como un cliente externo real: realiza el login JWT con la cuenta administradora del seed, consume los tres endpoints de integración, descarga el contrato OpenAPI y ejecuta un preflight CORS. Cada ítem cuenta para A solo si la respuesta cumple el criterio documentado (estado HTTP esperado, JSON válido y campos del envelope presentes). B es la cantidad de ítems especificados: tres por medida. Para CIn-1-G se especificaron el envelope JSON ApiResponse, el contrato OpenAPI 3 y el token JWT (RFC 7519); para CIn-2-G, HTTP/1.1 (REST), la autenticación Bearer JWT (RFC 6750) y CORS; para CIn-3-S, las tres interfaces del IntegrationController que consumen los sistemas de Turismo/Transporte, Hoteles y Eventos.</w:t>
       </w:r>
     </w:p>
     <w:p>
@@ -2315,15 +1978,7 @@
         <w:jc w:val="both"/>
       </w:pPr>
       <w:r>
-        <w:t>El script medir-tolerancia-fallos.ps1 inyecta doce casos de patrón de fallo por HTTP: JSON malformado, violación de validación, credenciales incorrectas, recurso inexistente, identificador con tipo inválido, ruta inexistente, acceso sin autenticación, token corrupto, método HTTP no soportado, Content-</w:t>
-      </w:r>
-      <w:proofErr w:type="spellStart"/>
-      <w:r>
-        <w:t>Type</w:t>
-      </w:r>
-      <w:proofErr w:type="spellEnd"/>
-      <w:r>
-        <w:t xml:space="preserve"> incorrecto, parámetro fuera de rango y cuerpo vacío. Un fallo se considera evitado (cuenta para A de RFt-1-G) si el sistema responde con un estado controlado 4xx </w:t>
+        <w:t xml:space="preserve">El script medir-tolerancia-fallos.ps1 inyecta doce casos de patrón de fallo por HTTP: JSON malformado, violación de validación, credenciales incorrectas, recurso inexistente, identificador con tipo inválido, ruta inexistente, acceso sin autenticación, token corrupto, método HTTP no soportado, Content-Type incorrecto, parámetro fuera de rango y cuerpo vacío. Un fallo se considera evitado (cuenta para A de RFt-1-G) si el sistema responde con un estado controlado 4xx </w:t>
       </w:r>
       <w:r>
         <w:t>(</w:t>
@@ -2335,47 +1990,7 @@
         <w:t>)</w:t>
       </w:r>
       <w:r>
-        <w:t xml:space="preserve"> y sigue operativo después, lo que se constata con un </w:t>
-      </w:r>
-      <w:proofErr w:type="spellStart"/>
-      <w:r>
-        <w:t>healthcheck</w:t>
-      </w:r>
-      <w:proofErr w:type="spellEnd"/>
-      <w:r>
-        <w:t xml:space="preserve"> final. Para RFt-3-S, en cada caso se registró Bi (instante de envío de la petición anómala) y </w:t>
-      </w:r>
-      <w:proofErr w:type="spellStart"/>
-      <w:r>
-        <w:t>Ai</w:t>
-      </w:r>
-      <w:proofErr w:type="spellEnd"/>
-      <w:r>
-        <w:t xml:space="preserve"> (instante en que el sistema devuelve la respuesta de error con su código), midiendo </w:t>
-      </w:r>
-      <w:proofErr w:type="spellStart"/>
-      <w:r>
-        <w:t>Ai</w:t>
-      </w:r>
-      <w:proofErr w:type="spellEnd"/>
-      <w:r>
-        <w:t xml:space="preserve"> − Bi con </w:t>
-      </w:r>
-      <w:proofErr w:type="spellStart"/>
-      <w:r>
-        <w:t>Stopwatch</w:t>
-      </w:r>
-      <w:proofErr w:type="spellEnd"/>
-      <w:r>
-        <w:t xml:space="preserve">. Para RFt-2-S se inventariaron los servicios y réplicas reales vía Docker </w:t>
-      </w:r>
-      <w:proofErr w:type="spellStart"/>
-      <w:r>
-        <w:t>Compose</w:t>
-      </w:r>
-      <w:proofErr w:type="spellEnd"/>
-      <w:r>
-        <w:t>.</w:t>
+        <w:t xml:space="preserve"> y sigue operativo después, lo que se constata con un healthcheck final. Para RFt-3-S, en cada caso se registró Bi (instante de envío de la petición anómala) y Ai (instante en que el sistema devuelve la respuesta de error con su código), midiendo Ai − Bi con Stopwatch. Para RFt-2-S se inventariaron los servicios y réplicas reales vía Docker Compose.</w:t>
       </w:r>
     </w:p>
     <w:p>
@@ -3998,71 +3613,7 @@
           <w:sz w:val="20"/>
           <w:szCs w:val="20"/>
         </w:rPr>
-        <w:t xml:space="preserve">Para RFt-3-S el criterio es cumple si X ≤ 1 s (menor = mejor). En producción, Neon (base de datos replicada gestionada) y </w:t>
-      </w:r>
-      <w:proofErr w:type="spellStart"/>
-      <w:r>
-        <w:rPr>
-          <w:sz w:val="20"/>
-          <w:szCs w:val="20"/>
-        </w:rPr>
-        <w:t>Vercel</w:t>
-      </w:r>
-      <w:proofErr w:type="spellEnd"/>
-      <w:r>
-        <w:rPr>
-          <w:sz w:val="20"/>
-          <w:szCs w:val="20"/>
-        </w:rPr>
-        <w:t xml:space="preserve"> (</w:t>
-      </w:r>
-      <w:proofErr w:type="spellStart"/>
-      <w:r>
-        <w:rPr>
-          <w:sz w:val="20"/>
-          <w:szCs w:val="20"/>
-        </w:rPr>
-        <w:t>frontend</w:t>
-      </w:r>
-      <w:proofErr w:type="spellEnd"/>
-      <w:r>
-        <w:rPr>
-          <w:sz w:val="20"/>
-          <w:szCs w:val="20"/>
-        </w:rPr>
-        <w:t xml:space="preserve"> </w:t>
-      </w:r>
-      <w:proofErr w:type="spellStart"/>
-      <w:r>
-        <w:rPr>
-          <w:sz w:val="20"/>
-          <w:szCs w:val="20"/>
-        </w:rPr>
-        <w:t>multinodo</w:t>
-      </w:r>
-      <w:proofErr w:type="spellEnd"/>
-      <w:r>
-        <w:rPr>
-          <w:sz w:val="20"/>
-          <w:szCs w:val="20"/>
-        </w:rPr>
-        <w:t xml:space="preserve">) son redundantes; Render free mantiene una sola instancia del </w:t>
-      </w:r>
-      <w:proofErr w:type="spellStart"/>
-      <w:r>
-        <w:rPr>
-          <w:sz w:val="20"/>
-          <w:szCs w:val="20"/>
-        </w:rPr>
-        <w:t>backend</w:t>
-      </w:r>
-      <w:proofErr w:type="spellEnd"/>
-      <w:r>
-        <w:rPr>
-          <w:sz w:val="20"/>
-          <w:szCs w:val="20"/>
-        </w:rPr>
-        <w:t>.</w:t>
+        <w:t>Para RFt-3-S el criterio es cumple si X ≤ 1 s (menor = mejor). En producción, Neon (base de datos replicada gestionada) y Vercel (frontend multinodo) son redundantes; Render free mantiene una sola instancia del backend.</w:t>
       </w:r>
     </w:p>
     <w:p>
@@ -4110,7 +3661,7 @@
         <w:rPr>
           <w:i/>
         </w:rPr>
-        <w:t>Detalle de la primera ejecución de la batería de patrones de fallo (7 de julio de 2026, entorno local)</w:t>
+        <w:t xml:space="preserve">Detalle de la primera ejecución de la batería de patrones de fallo </w:t>
       </w:r>
     </w:p>
     <w:tbl>
@@ -5058,15 +4609,7 @@
         <w:jc w:val="both"/>
       </w:pPr>
       <w:r>
-        <w:t>El instrumento de medición no se limitó a un ejercicio formal: detectó una deficiencia concreta del producto. La ejecución de RFt-1-G arrojó X = 0.5 (Tabla 5): seis de los doce patrones de fallo inyectados (JSON malformado, identificador inválido, método no soportado, Content-</w:t>
-      </w:r>
-      <w:proofErr w:type="spellStart"/>
-      <w:r>
-        <w:t>Type</w:t>
-      </w:r>
-      <w:proofErr w:type="spellEnd"/>
-      <w:r>
-        <w:t xml:space="preserve"> incorrecto, parámetro fuera de rango y cuerpo vacío) devolvieron respuestas 500 no controladas, en lugar del 4xx esperado. Los seis casos evitados (violación de validación, credenciales incorrectas, recurso inexistente, ruta inexistente, acceso sin autenticación y token corrupto) sí respondieron con estados 4xx controlados. Este hallazgo confirma la utilidad del instrumento: permite identificar con precisión qué patrones de fallo no están siendo controlados actualmente, información que de otro modo no sería visible sin una medición sistemática. El detalle exacto del manejo interno de excepciones que provoca estas seis respuestas 500 queda fuera del alcance de esta medición, ya que esta se basa en el comportamiento observable de la API desde un cliente externo, no en inspección de código; se propone como línea de trabajo futuro.</w:t>
+        <w:t>El instrumento de medición no se limitó a un ejercicio formal: detectó una deficiencia concreta del producto. La ejecución de RFt-1-G arrojó X = 0.5 (Tabla 5): seis de los doce patrones de fallo inyectados (JSON malformado, identificador inválido, método no soportado, Content-Type incorrecto, parámetro fuera de rango y cuerpo vacío) devolvieron respuestas 500 no controladas, en lugar del 4xx esperado. Los seis casos evitados (violación de validación, credenciales incorrectas, recurso inexistente, ruta inexistente, acceso sin autenticación y token corrupto) sí respondieron con estados 4xx controlados. Este hallazgo confirma la utilidad del instrumento: permite identificar con precisión qué patrones de fallo no están siendo controlados actualmente, información que de otro modo no sería visible sin una medición sistemática. El detalle exacto del manejo interno de excepciones que provoca estas seis respuestas 500 queda fuera del alcance de esta medición, ya que esta se basa en el comportamiento observable de la API desde un cliente externo, no en inspección de código; se propone como línea de trabajo futuro.</w:t>
       </w:r>
     </w:p>
     <w:p>
@@ -5094,15 +4637,7 @@
         <w:t>Primero</w:t>
       </w:r>
       <w:r>
-        <w:t xml:space="preserve">, RFt-2-S local da 0 por diseño del despliegue y Render free sigue siendo un punto único de fallo del </w:t>
-      </w:r>
-      <w:proofErr w:type="spellStart"/>
-      <w:r>
-        <w:t>backend</w:t>
-      </w:r>
-      <w:proofErr w:type="spellEnd"/>
-      <w:r>
-        <w:t xml:space="preserve"> en producción. Segundo, las latencias de RFt-3-S se midieron en localhost; sobre una red real serían mayores, aunque la notificación seguiría siendo síncrona. Tercero, B = 3 ítems por medida de interoperabilidad es un catálogo pequeño; ampliarlo (por ejemplo, agregando HTTPS/TLS como cuarto protocolo al medir el despliegue en producción) haría la medida más robusta. Cuarto, los resultados corresponden a una sola corrida por medida; repetir la medición y promediar fortalecería la validez estadística de RFt-3-S. Quinto, y más </w:t>
+        <w:t xml:space="preserve">, RFt-2-S local da 0 por diseño del despliegue y Render free sigue siendo un punto único de fallo del backend en producción. Segundo, las latencias de RFt-3-S se midieron en localhost; sobre una red real serían mayores, aunque la notificación seguiría siendo síncrona. Tercero, B = 3 ítems por medida de interoperabilidad es un catálogo pequeño; ampliarlo (por ejemplo, agregando HTTPS/TLS como cuarto protocolo al medir el despliegue en producción) haría la medida más robusta. Cuarto, los resultados corresponden a una sola corrida por medida; repetir la medición y promediar fortalecería la validez estadística de RFt-3-S. Quinto, y más </w:t>
       </w:r>
       <w:r>
         <w:lastRenderedPageBreak/>
@@ -5154,15 +4689,7 @@
         <w:jc w:val="both"/>
       </w:pPr>
       <w:r>
-        <w:t>El Sistema de Restaurantes de Tingo María demuestra interoperabilidad plena, con X = 1.0 en las tres medidas de la Tabla 8 de ISO/IEC 25023. En tolerancia a fallos, la medición reveló una deficiencia real: solo seis de los doce patrones de fallo fueron evitados (RFt-1-G = 0.5), con seis respuestas 500 no controladas correspondientes a JSON malformado, identificador con tipo inválido, método HTTP no soportado, Content-</w:t>
-      </w:r>
-      <w:proofErr w:type="spellStart"/>
-      <w:r>
-        <w:t>Type</w:t>
-      </w:r>
-      <w:proofErr w:type="spellEnd"/>
-      <w:r>
-        <w:t xml:space="preserve"> incorrecto, parámetro fuera de rango y cuerpo vacío. Aun así, el sistema notifica sus fallos con rapidez (0.079 s en promedio, RFt-3-S) y el servicio permaneció operativo tras toda la batería. La principal oportunidad de mejora es doble: por un lado, investigar y corregir el manejo de excepciones responsable de los seis patrones no evitados; por otro, atender la redundancia de componentes (RFt-2-S), nula en el entorno local y parcial en producción. Los scripts de PowerShell, los archivos CSV de resultados y los criterios de evaluación documentados hacen posible repetir la medición sin intervención manual y verificar en una futura entrega si las correcciones propuestas elevan RFt-1-G a un nivel aceptable. Los resultados completos, con fórmulas que se recalculan al editar los datos, están disponibles en el libro Excel que acompaña a este informe</w:t>
+        <w:t>El Sistema de Restaurantes de Tingo María demuestra interoperabilidad plena, con X = 1.0 en las tres medidas de la Tabla 8 de ISO/IEC 25023. En tolerancia a fallos, la medición reveló una deficiencia real: solo seis de los doce patrones de fallo fueron evitados (RFt-1-G = 0.5), con seis respuestas 500 no controladas correspondientes a JSON malformado, identificador con tipo inválido, método HTTP no soportado, Content-Type incorrecto, parámetro fuera de rango y cuerpo vacío. Aun así, el sistema notifica sus fallos con rapidez (0.079 s en promedio, RFt-3-S) y el servicio permaneció operativo tras toda la batería. La principal oportunidad de mejora es doble: por un lado, investigar y corregir el manejo de excepciones responsable de los seis patrones no evitados; por otro, atender la redundancia de componentes (RFt-2-S), nula en el entorno local y parcial en producción. Los scripts de PowerShell, los archivos CSV de resultados y los criterios de evaluación documentados hacen posible repetir la medición sin intervención manual y verificar en una futura entrega si las correcciones propuestas elevan RFt-1-G a un nivel aceptable. Los resultados completos, con fórmulas que se recalculan al editar los datos, están disponibles en el libro Excel que acompaña a este informe</w:t>
       </w:r>
       <w:r>
         <w:t>.</w:t>
@@ -6579,23 +6106,6 @@
 </file>
 
 <file path=customXml/item1.xml><?xml version="1.0" encoding="utf-8"?>
-<p:properties xmlns:p="http://schemas.microsoft.com/office/2006/metadata/properties" xmlns:xsi="http://www.w3.org/2001/XMLSchema-instance" xmlns:pc="http://schemas.microsoft.com/office/infopath/2007/PartnerControls">
-  <documentManagement>
-    <_activity xmlns="a7062d68-12c0-4e37-bd6e-f749cdef6880" xsi:nil="true"/>
-  </documentManagement>
-</p:properties>
-</file>
-
-<file path=customXml/item2.xml><?xml version="1.0" encoding="utf-8"?>
-<?mso-contentType ?>
-<FormTemplates xmlns="http://schemas.microsoft.com/sharepoint/v3/contenttype/forms">
-  <Display>DocumentLibraryForm</Display>
-  <Edit>DocumentLibraryForm</Edit>
-  <New>DocumentLibraryForm</New>
-</FormTemplates>
-</file>
-
-<file path=customXml/item3.xml><?xml version="1.0" encoding="utf-8"?>
 <ct:contentTypeSchema xmlns:ct="http://schemas.microsoft.com/office/2006/metadata/contentType" xmlns:ma="http://schemas.microsoft.com/office/2006/metadata/properties/metaAttributes" ct:_="" ma:_="" ma:contentTypeName="Document" ma:contentTypeID="0x01010086FB99C7B8B1A6458952C08310319A37" ma:contentTypeVersion="16" ma:contentTypeDescription="Create a new document." ma:contentTypeScope="" ma:versionID="e82108dd4711ef259a6cd09cfcbdd703">
   <xsd:schema xmlns:xsd="http://www.w3.org/2001/XMLSchema" xmlns:xs="http://www.w3.org/2001/XMLSchema" xmlns:p="http://schemas.microsoft.com/office/2006/metadata/properties" xmlns:ns3="a7062d68-12c0-4e37-bd6e-f749cdef6880" xmlns:ns4="16d342ed-e17a-4f3e-80d2-7d0cf966a544" targetNamespace="http://schemas.microsoft.com/office/2006/metadata/properties" ma:root="true" ma:fieldsID="b4224872bc00fc2f7cd0aba7bf3d9057" ns3:_="" ns4:_="">
     <xsd:import namespace="a7062d68-12c0-4e37-bd6e-f749cdef6880"/>
@@ -6834,25 +6344,24 @@
 </ct:contentTypeSchema>
 </file>
 
-<file path=customXml/itemProps1.xml><?xml version="1.0" encoding="utf-8"?>
-<ds:datastoreItem xmlns:ds="http://schemas.openxmlformats.org/officeDocument/2006/customXml" ds:itemID="{144E7005-E70F-4A52-849C-845191B1F98A}">
-  <ds:schemaRefs>
-    <ds:schemaRef ds:uri="http://schemas.microsoft.com/office/2006/metadata/properties"/>
-    <ds:schemaRef ds:uri="http://schemas.microsoft.com/office/infopath/2007/PartnerControls"/>
-    <ds:schemaRef ds:uri="a7062d68-12c0-4e37-bd6e-f749cdef6880"/>
-  </ds:schemaRefs>
-</ds:datastoreItem>
+<file path=customXml/item2.xml><?xml version="1.0" encoding="utf-8"?>
+<?mso-contentType ?>
+<FormTemplates xmlns="http://schemas.microsoft.com/sharepoint/v3/contenttype/forms">
+  <Display>DocumentLibraryForm</Display>
+  <Edit>DocumentLibraryForm</Edit>
+  <New>DocumentLibraryForm</New>
+</FormTemplates>
 </file>
 
-<file path=customXml/itemProps2.xml><?xml version="1.0" encoding="utf-8"?>
-<ds:datastoreItem xmlns:ds="http://schemas.openxmlformats.org/officeDocument/2006/customXml" ds:itemID="{72A5C583-40AF-4C31-AAB8-7BF544B3BB54}">
-  <ds:schemaRefs>
-    <ds:schemaRef ds:uri="http://schemas.microsoft.com/sharepoint/v3/contenttype/forms"/>
-  </ds:schemaRefs>
-</ds:datastoreItem>
+<file path=customXml/item3.xml><?xml version="1.0" encoding="utf-8"?>
+<p:properties xmlns:p="http://schemas.microsoft.com/office/2006/metadata/properties" xmlns:xsi="http://www.w3.org/2001/XMLSchema-instance" xmlns:pc="http://schemas.microsoft.com/office/infopath/2007/PartnerControls">
+  <documentManagement>
+    <_activity xmlns="a7062d68-12c0-4e37-bd6e-f749cdef6880" xsi:nil="true"/>
+  </documentManagement>
+</p:properties>
 </file>
 
-<file path=customXml/itemProps3.xml><?xml version="1.0" encoding="utf-8"?>
+<file path=customXml/itemProps1.xml><?xml version="1.0" encoding="utf-8"?>
 <ds:datastoreItem xmlns:ds="http://schemas.openxmlformats.org/officeDocument/2006/customXml" ds:itemID="{8C04ED87-0A7A-4482-816E-CDBD59BD851B}">
   <ds:schemaRefs>
     <ds:schemaRef ds:uri="http://schemas.microsoft.com/office/2006/metadata/contentType"/>
@@ -6869,4 +6378,22 @@
     <ds:schemaRef ds:uri="http://schemas.microsoft.com/internal/obd"/>
   </ds:schemaRefs>
 </ds:datastoreItem>
+</file>
+
+<file path=customXml/itemProps2.xml><?xml version="1.0" encoding="utf-8"?>
+<ds:datastoreItem xmlns:ds="http://schemas.openxmlformats.org/officeDocument/2006/customXml" ds:itemID="{72A5C583-40AF-4C31-AAB8-7BF544B3BB54}">
+  <ds:schemaRefs>
+    <ds:schemaRef ds:uri="http://schemas.microsoft.com/sharepoint/v3/contenttype/forms"/>
+  </ds:schemaRefs>
+</ds:datastoreItem>
+</file>
+
+<file path=customXml/itemProps3.xml><?xml version="1.0" encoding="utf-8"?>
+<ds:datastoreItem xmlns:ds="http://schemas.openxmlformats.org/officeDocument/2006/customXml" ds:itemID="{144E7005-E70F-4A52-849C-845191B1F98A}">
+  <ds:schemaRefs>
+    <ds:schemaRef ds:uri="http://schemas.microsoft.com/office/2006/metadata/properties"/>
+    <ds:schemaRef ds:uri="http://schemas.microsoft.com/office/infopath/2007/PartnerControls"/>
+    <ds:schemaRef ds:uri="a7062d68-12c0-4e37-bd6e-f749cdef6880"/>
+  </ds:schemaRefs>
+</ds:datastoreItem>
 </file>
--- a/MEDICION ISO/ISO25023-Informe-Medicion-APA.docx
+++ b/MEDICION ISO/ISO25023-Informe-Medicion-APA.docx
@@ -1,6 +1,6 @@
 
 <file path=word/document.xml><?xml version="1.0" encoding="utf-8"?>
-<w:document xmlns:wpc="http://schemas.microsoft.com/office/word/2010/wordprocessingCanvas" xmlns:cx="http://schemas.microsoft.com/office/drawing/2014/chartex" xmlns:cx1="http://schemas.microsoft.com/office/drawing/2015/9/8/chartex" xmlns:cx2="http://schemas.microsoft.com/office/drawing/2015/10/21/chartex" xmlns:cx3="http://schemas.microsoft.com/office/drawing/2016/5/9/chartex" xmlns:cx4="http://schemas.microsoft.com/office/drawing/2016/5/10/chartex" xmlns:cx5="http://schemas.microsoft.com/office/drawing/2016/5/11/chartex" xmlns:cx6="http://schemas.microsoft.com/office/drawing/2016/5/12/chartex" xmlns:cx7="http://schemas.microsoft.com/office/drawing/2016/5/13/chartex" xmlns:cx8="http://schemas.microsoft.com/office/drawing/2016/5/14/chartex" xmlns:mc="http://schemas.openxmlformats.org/markup-compatibility/2006" xmlns:aink="http://schemas.microsoft.com/office/drawing/2016/ink" xmlns:am3d="http://schemas.microsoft.com/office/drawing/2017/model3d" xmlns:o="urn:schemas-microsoft-com:office:office" xmlns:oel="http://schemas.microsoft.com/office/2019/extlst" xmlns:r="http://schemas.openxmlformats.org/officeDocument/2006/relationships" xmlns:m="http://schemas.openxmlformats.org/officeDocument/2006/math" xmlns:v="urn:schemas-microsoft-com:vml" xmlns:wp14="http://schemas.microsoft.com/office/word/2010/wordprocessingDrawing" xmlns:wp="http://schemas.openxmlformats.org/drawingml/2006/wordprocessingDrawing" xmlns:w10="urn:schemas-microsoft-com:office:word" xmlns:w="http://schemas.openxmlformats.org/wordprocessingml/2006/main" xmlns:w14="http://schemas.microsoft.com/office/word/2010/wordml" xmlns:w15="http://schemas.microsoft.com/office/word/2012/wordml" xmlns:w16cex="http://schemas.microsoft.com/office/word/2018/wordml/cex" xmlns:w16cid="http://schemas.microsoft.com/office/word/2016/wordml/cid" xmlns:w16="http://schemas.microsoft.com/office/word/2018/wordml" xmlns:w16du="http://schemas.microsoft.com/office/word/2023/wordml/word16du" xmlns:w16sdtdh="http://schemas.microsoft.com/office/word/2020/wordml/sdtdatahash" xmlns:w16sdtfl="http://schemas.microsoft.com/office/word/2024/wordml/sdtformatlock" xmlns:w16se="http://schemas.microsoft.com/office/word/2015/wordml/symex" xmlns:wpg="http://schemas.microsoft.com/office/word/2010/wordprocessingGroup" xmlns:wpi="http://schemas.microsoft.com/office/word/2010/wordprocessingInk" xmlns:wne="http://schemas.microsoft.com/office/word/2006/wordml" xmlns:wps="http://schemas.microsoft.com/office/word/2010/wordprocessingShape" mc:Ignorable="w14 w15 w16se w16cid w16 w16cex w16sdtdh w16sdtfl w16du wp14">
+<w:document xmlns:wpc="http://schemas.microsoft.com/office/word/2010/wordprocessingCanvas" xmlns:cx="http://schemas.microsoft.com/office/drawing/2014/chartex" xmlns:cx1="http://schemas.microsoft.com/office/drawing/2015/9/8/chartex" xmlns:cx2="http://schemas.microsoft.com/office/drawing/2015/10/21/chartex" xmlns:cx3="http://schemas.microsoft.com/office/drawing/2016/5/9/chartex" xmlns:cx4="http://schemas.microsoft.com/office/drawing/2016/5/10/chartex" xmlns:cx5="http://schemas.microsoft.com/office/drawing/2016/5/11/chartex" xmlns:cx6="http://schemas.microsoft.com/office/drawing/2016/5/12/chartex" xmlns:cx7="http://schemas.microsoft.com/office/drawing/2016/5/13/chartex" xmlns:cx8="http://schemas.microsoft.com/office/drawing/2016/5/14/chartex" xmlns:mc="http://schemas.openxmlformats.org/markup-compatibility/2006" xmlns:aink="http://schemas.microsoft.com/office/drawing/2016/ink" xmlns:am3d="http://schemas.microsoft.com/office/drawing/2017/model3d" xmlns:o="urn:schemas-microsoft-com:office:office" xmlns:oel="http://schemas.microsoft.com/office/2019/extlst" xmlns:r="http://schemas.openxmlformats.org/officeDocument/2006/relationships" xmlns:m="http://schemas.openxmlformats.org/officeDocument/2006/math" xmlns:v="urn:schemas-microsoft-com:vml" xmlns:wp14="http://schemas.microsoft.com/office/word/2010/wordprocessingDrawing" xmlns:wp="http://schemas.openxmlformats.org/drawingml/2006/wordprocessingDrawing" xmlns:w10="urn:schemas-microsoft-com:office:word" xmlns:w="http://schemas.openxmlformats.org/wordprocessingml/2006/main" xmlns:w14="http://schemas.microsoft.com/office/word/2010/wordml" xmlns:w15="http://schemas.microsoft.com/office/word/2012/wordml" xmlns:w16cex="http://schemas.microsoft.com/office/word/2018/wordml/cex" xmlns:w16cid="http://schemas.microsoft.com/office/word/2016/wordml/cid" xmlns:w16="http://schemas.microsoft.com/office/word/2018/wordml" xmlns:w16sdtdh="http://schemas.microsoft.com/office/word/2020/wordml/sdtdatahash" xmlns:w16se="http://schemas.microsoft.com/office/word/2015/wordml/symex" xmlns:wpg="http://schemas.microsoft.com/office/word/2010/wordprocessingGroup" xmlns:wpi="http://schemas.microsoft.com/office/word/2010/wordprocessingInk" xmlns:wne="http://schemas.microsoft.com/office/word/2006/wordml" xmlns:wps="http://schemas.microsoft.com/office/word/2010/wordprocessingShape" mc:Ignorable="w14 w15 w16se w16cid w16 w16cex w16sdtdh wp14">
   <w:body>
     <w:p>
       <w:pPr>
@@ -404,13 +404,61 @@
         <w:t>)</w:t>
       </w:r>
       <w:r>
-        <w:t xml:space="preserve"> sobre el Sistema de Restaurantes de Tingo María, una aplicación web compuesta por un backend Spring Boot, un frontend Next.js y una base de datos PostgreSQL/PostGIS orquestados con Docker Compose. La medición se ejecutó con scripts automatizados de PowerShell que actúan como cliente externo de la API, registrando evidencia por cada caso de prueba. Los resultados muestran interoperabilidad plena (CIn-1-G, CIn-2-G y CIn-3-S con X = 1.0). En tolerancia a fallos, la batería de 12 patrones de fallo evitó solo 6 (RFt-1-G con X = 0.5): seis entradas anómalas </w:t>
+        <w:t xml:space="preserve"> sobre el Sistema de Restaurantes de Tingo María, una aplicación web compuesta por un </w:t>
+      </w:r>
+      <w:proofErr w:type="spellStart"/>
+      <w:r>
+        <w:t>backend</w:t>
+      </w:r>
+      <w:proofErr w:type="spellEnd"/>
+      <w:r>
+        <w:t xml:space="preserve"> Spring </w:t>
+      </w:r>
+      <w:proofErr w:type="spellStart"/>
+      <w:r>
+        <w:t>Boot</w:t>
+      </w:r>
+      <w:proofErr w:type="spellEnd"/>
+      <w:r>
+        <w:t xml:space="preserve">, un </w:t>
+      </w:r>
+      <w:proofErr w:type="spellStart"/>
+      <w:r>
+        <w:t>frontend</w:t>
+      </w:r>
+      <w:proofErr w:type="spellEnd"/>
+      <w:r>
+        <w:t xml:space="preserve"> Next.js y una base de datos PostgreSQL/</w:t>
+      </w:r>
+      <w:proofErr w:type="spellStart"/>
+      <w:r>
+        <w:t>PostGIS</w:t>
+      </w:r>
+      <w:proofErr w:type="spellEnd"/>
+      <w:r>
+        <w:t xml:space="preserve"> orquestados con Docker </w:t>
+      </w:r>
+      <w:proofErr w:type="spellStart"/>
+      <w:r>
+        <w:t>Compose</w:t>
+      </w:r>
+      <w:proofErr w:type="spellEnd"/>
+      <w:r>
+        <w:t xml:space="preserve">. La medición se ejecutó con scripts automatizados de PowerShell que actúan como cliente externo de la API, registrando evidencia por cada caso de prueba. Los resultados muestran interoperabilidad plena (CIn-1-G, CIn-2-G y CIn-3-S con X = 1.0). En tolerancia a fallos, la batería de 12 patrones de fallo evitó solo 6 (RFt-1-G con X = 0.5): seis entradas anómalas </w:t>
       </w:r>
       <w:r>
         <w:t>(</w:t>
       </w:r>
       <w:r>
-        <w:t>JSON malformado, identificador con tipo inválido, método HTTP no soportado, Content-Type incorrecto, parámetro fuera de rango y cuerpo vacío</w:t>
+        <w:t>JSON malformado, identificador con tipo inválido, método HTTP no soportado, Content-</w:t>
+      </w:r>
+      <w:proofErr w:type="spellStart"/>
+      <w:r>
+        <w:t>Type</w:t>
+      </w:r>
+      <w:proofErr w:type="spellEnd"/>
+      <w:r>
+        <w:t xml:space="preserve"> incorrecto, parámetro fuera de rango y cuerpo vacío</w:t>
       </w:r>
       <w:r>
         <w:t>)</w:t>
@@ -466,7 +514,7 @@
         <w:jc w:val="both"/>
       </w:pPr>
       <w:r>
-        <w:t>De las tres subcaracterísticas preparadas para medición en el sistema (interoperabilidad, disponibilidad y tolerancia a fallos) se seleccionaron las dos más accesibles: interoperabilidad y tolerancia a fallos, cuya medición está totalmente automatizada y se completa en menos de dos minutos sin intervención manual. La disponibilidad (Tabla 16 de la norma) quedó fuera del alcance porque exige una ventana de monitoreo de diez minutos y la provocación manual de una avería controlada.</w:t>
+        <w:t>De las tres subcaracterísticas preparadas para medición en el sistema (interoperabilidad, disponibilidad y tolerancia a fallos) se seleccionaron las dos más accesibles: interoperabilidad y tolerancia a fallos, cuya medición está totalmente automatizada y se completa en menos de dos minutos sin intervención manual.</w:t>
       </w:r>
     </w:p>
     <w:p>
@@ -539,6 +587,7 @@
           <w:b/>
           <w:bCs/>
         </w:rPr>
+        <w:lastRenderedPageBreak/>
         <w:t>Tabla 1</w:t>
       </w:r>
       <w:r>
@@ -1308,7 +1357,48 @@
                 <w:sz w:val="20"/>
                 <w:szCs w:val="20"/>
               </w:rPr>
-              <w:t>X = Σ(Ai − Bi)/n. Ai = tiempo en el que el sistema reporta el fallo i; Bi = tiempo en el que se detecta la falla i; n = número de fallos detectados</w:t>
+              <w:t xml:space="preserve">X = </w:t>
+            </w:r>
+            <w:proofErr w:type="gramStart"/>
+            <w:r>
+              <w:rPr>
+                <w:sz w:val="20"/>
+                <w:szCs w:val="20"/>
+              </w:rPr>
+              <w:t>Σ(</w:t>
+            </w:r>
+            <w:proofErr w:type="spellStart"/>
+            <w:proofErr w:type="gramEnd"/>
+            <w:r>
+              <w:rPr>
+                <w:sz w:val="20"/>
+                <w:szCs w:val="20"/>
+              </w:rPr>
+              <w:t>Ai</w:t>
+            </w:r>
+            <w:proofErr w:type="spellEnd"/>
+            <w:r>
+              <w:rPr>
+                <w:sz w:val="20"/>
+                <w:szCs w:val="20"/>
+              </w:rPr>
+              <w:t xml:space="preserve"> − Bi)/n. </w:t>
+            </w:r>
+            <w:proofErr w:type="spellStart"/>
+            <w:r>
+              <w:rPr>
+                <w:sz w:val="20"/>
+                <w:szCs w:val="20"/>
+              </w:rPr>
+              <w:t>Ai</w:t>
+            </w:r>
+            <w:proofErr w:type="spellEnd"/>
+            <w:r>
+              <w:rPr>
+                <w:sz w:val="20"/>
+                <w:szCs w:val="20"/>
+              </w:rPr>
+              <w:t xml:space="preserve"> = tiempo en el que el sistema reporta el fallo i; Bi = tiempo en el que se detecta la falla i; n = número de fallos detectados</w:t>
             </w:r>
           </w:p>
         </w:tc>
@@ -1367,7 +1457,119 @@
         <w:jc w:val="both"/>
       </w:pPr>
       <w:r>
-        <w:t>El sistema medido es una aplicación web de gestión de restaurantes: backend Java 21 / Spring Boot 3.2 con arquitectura hexagonal (API REST en el puerto 8080), frontend Next.js 14 y base de datos PostgreSQL 16 con PostGIS, orquestados con Docker Compose. La base técnica que habilita la medición es doble: (a) para interoperabilidad, los endpoints de integración /v1/integration/**, el contrato OpenAPI 3 publicado en /v3/api-docs, el envelope JSON ApiResponse, la autenticación JWT Bearer y CORS; (b) para tolerancia a fallos, el GlobalExceptionHandler, que traduce toda condición de error conocida en una respuesta HTTP controlada con código de error, y la validación Jakarta en los DTO de entrada.</w:t>
+        <w:t xml:space="preserve">El sistema medido es una aplicación web de gestión de restaurantes: </w:t>
+      </w:r>
+      <w:proofErr w:type="spellStart"/>
+      <w:r>
+        <w:t>backend</w:t>
+      </w:r>
+      <w:proofErr w:type="spellEnd"/>
+      <w:r>
+        <w:t xml:space="preserve"> Java 21 / Spring </w:t>
+      </w:r>
+      <w:proofErr w:type="spellStart"/>
+      <w:r>
+        <w:t>Boot</w:t>
+      </w:r>
+      <w:proofErr w:type="spellEnd"/>
+      <w:r>
+        <w:t xml:space="preserve"> 3.2 con arquitectura hexagonal (API REST en el puerto 8080), </w:t>
+      </w:r>
+      <w:proofErr w:type="spellStart"/>
+      <w:r>
+        <w:t>frontend</w:t>
+      </w:r>
+      <w:proofErr w:type="spellEnd"/>
+      <w:r>
+        <w:t xml:space="preserve"> Next.js 14 y base de datos PostgreSQL 16 con </w:t>
+      </w:r>
+      <w:proofErr w:type="spellStart"/>
+      <w:r>
+        <w:t>PostGIS</w:t>
+      </w:r>
+      <w:proofErr w:type="spellEnd"/>
+      <w:r>
+        <w:t xml:space="preserve">, orquestados con Docker </w:t>
+      </w:r>
+      <w:proofErr w:type="spellStart"/>
+      <w:r>
+        <w:t>Compose</w:t>
+      </w:r>
+      <w:proofErr w:type="spellEnd"/>
+      <w:r>
+        <w:t xml:space="preserve">. La base técnica que habilita la medición es doble: (a) para interoperabilidad, los </w:t>
+      </w:r>
+      <w:proofErr w:type="spellStart"/>
+      <w:r>
+        <w:t>endpoints</w:t>
+      </w:r>
+      <w:proofErr w:type="spellEnd"/>
+      <w:r>
+        <w:t xml:space="preserve"> de integración /v1/</w:t>
+      </w:r>
+      <w:proofErr w:type="spellStart"/>
+      <w:r>
+        <w:t>integration</w:t>
+      </w:r>
+      <w:proofErr w:type="spellEnd"/>
+      <w:r>
+        <w:t xml:space="preserve">/**, el contrato </w:t>
+      </w:r>
+      <w:proofErr w:type="spellStart"/>
+      <w:r>
+        <w:t>OpenAPI</w:t>
+      </w:r>
+      <w:proofErr w:type="spellEnd"/>
+      <w:r>
+        <w:t xml:space="preserve"> 3 publicado en /v3/api-</w:t>
+      </w:r>
+      <w:proofErr w:type="spellStart"/>
+      <w:r>
+        <w:t>docs</w:t>
+      </w:r>
+      <w:proofErr w:type="spellEnd"/>
+      <w:r>
+        <w:t xml:space="preserve">, el </w:t>
+      </w:r>
+      <w:proofErr w:type="spellStart"/>
+      <w:r>
+        <w:t>envelope</w:t>
+      </w:r>
+      <w:proofErr w:type="spellEnd"/>
+      <w:r>
+        <w:t xml:space="preserve"> JSON </w:t>
+      </w:r>
+      <w:proofErr w:type="spellStart"/>
+      <w:r>
+        <w:t>ApiResponse</w:t>
+      </w:r>
+      <w:proofErr w:type="spellEnd"/>
+      <w:r>
+        <w:t xml:space="preserve">, la autenticación JWT </w:t>
+      </w:r>
+      <w:proofErr w:type="spellStart"/>
+      <w:r>
+        <w:t>Bearer</w:t>
+      </w:r>
+      <w:proofErr w:type="spellEnd"/>
+      <w:r>
+        <w:t xml:space="preserve"> y CORS; (b) para tolerancia a fallos, el </w:t>
+      </w:r>
+      <w:proofErr w:type="spellStart"/>
+      <w:r>
+        <w:t>GlobalExceptionHandler</w:t>
+      </w:r>
+      <w:proofErr w:type="spellEnd"/>
+      <w:r>
+        <w:t xml:space="preserve">, que traduce toda condición de error conocida en una respuesta HTTP controlada con código de error, y la validación </w:t>
+      </w:r>
+      <w:proofErr w:type="spellStart"/>
+      <w:r>
+        <w:t>Jakarta</w:t>
+      </w:r>
+      <w:proofErr w:type="spellEnd"/>
+      <w:r>
+        <w:t xml:space="preserve"> en los DTO de entrada.</w:t>
       </w:r>
     </w:p>
     <w:p>
@@ -1571,6 +1773,7 @@
             </w:tcMar>
           </w:tcPr>
           <w:p>
+            <w:proofErr w:type="spellStart"/>
             <w:r>
               <w:rPr>
                 <w:sz w:val="20"/>
@@ -1578,6 +1781,7 @@
               </w:rPr>
               <w:t>Invoke-WebRequest</w:t>
             </w:r>
+            <w:proofErr w:type="spellEnd"/>
           </w:p>
         </w:tc>
         <w:tc>
@@ -1625,12 +1829,23 @@
             </w:tcMar>
           </w:tcPr>
           <w:p>
-            <w:r>
-              <w:rPr>
-                <w:sz w:val="20"/>
-                <w:szCs w:val="20"/>
-              </w:rPr>
-              <w:t>System.Diagnostics.Stopwatch (.NET)</w:t>
+            <w:proofErr w:type="spellStart"/>
+            <w:proofErr w:type="gramStart"/>
+            <w:r>
+              <w:rPr>
+                <w:sz w:val="20"/>
+                <w:szCs w:val="20"/>
+              </w:rPr>
+              <w:t>System.Diagnostics.Stopwatch</w:t>
+            </w:r>
+            <w:proofErr w:type="spellEnd"/>
+            <w:proofErr w:type="gramEnd"/>
+            <w:r>
+              <w:rPr>
+                <w:sz w:val="20"/>
+                <w:szCs w:val="20"/>
+              </w:rPr>
+              <w:t xml:space="preserve"> (.NET)</w:t>
             </w:r>
           </w:p>
         </w:tc>
@@ -1656,7 +1871,23 @@
                 <w:sz w:val="20"/>
                 <w:szCs w:val="20"/>
               </w:rPr>
-              <w:t>Medición de latencias en milisegundos (Ai − Bi de RFt-3-S)</w:t>
+              <w:t>Medición de latencias en milisegundos (</w:t>
+            </w:r>
+            <w:proofErr w:type="spellStart"/>
+            <w:r>
+              <w:rPr>
+                <w:sz w:val="20"/>
+                <w:szCs w:val="20"/>
+              </w:rPr>
+              <w:t>Ai</w:t>
+            </w:r>
+            <w:proofErr w:type="spellEnd"/>
+            <w:r>
+              <w:rPr>
+                <w:sz w:val="20"/>
+                <w:szCs w:val="20"/>
+              </w:rPr>
+              <w:t xml:space="preserve"> − Bi de RFt-3-S)</w:t>
             </w:r>
           </w:p>
         </w:tc>
@@ -1684,8 +1915,17 @@
                 <w:sz w:val="20"/>
                 <w:szCs w:val="20"/>
               </w:rPr>
-              <w:t>Docker Desktop / Docker Compose</w:t>
-            </w:r>
+              <w:t xml:space="preserve">Docker Desktop / Docker </w:t>
+            </w:r>
+            <w:proofErr w:type="spellStart"/>
+            <w:r>
+              <w:rPr>
+                <w:sz w:val="20"/>
+                <w:szCs w:val="20"/>
+              </w:rPr>
+              <w:t>Compose</w:t>
+            </w:r>
+            <w:proofErr w:type="spellEnd"/>
           </w:p>
         </w:tc>
         <w:tc>
@@ -1798,13 +2038,41 @@
                 <w:lang w:val="en-US"/>
               </w:rPr>
             </w:pPr>
+            <w:proofErr w:type="spellStart"/>
             <w:r>
               <w:rPr>
                 <w:sz w:val="20"/>
                 <w:szCs w:val="20"/>
                 <w:lang w:val="en-US"/>
               </w:rPr>
-              <w:t>OpenAPI / Swagger (/v3/api-docs)</w:t>
+              <w:t>OpenAPI</w:t>
+            </w:r>
+            <w:proofErr w:type="spellEnd"/>
+            <w:r>
+              <w:rPr>
+                <w:sz w:val="20"/>
+                <w:szCs w:val="20"/>
+                <w:lang w:val="en-US"/>
+              </w:rPr>
+              <w:t xml:space="preserve"> / Swagger (/v3/</w:t>
+            </w:r>
+            <w:proofErr w:type="spellStart"/>
+            <w:r>
+              <w:rPr>
+                <w:sz w:val="20"/>
+                <w:szCs w:val="20"/>
+                <w:lang w:val="en-US"/>
+              </w:rPr>
+              <w:t>api</w:t>
+            </w:r>
+            <w:proofErr w:type="spellEnd"/>
+            <w:r>
+              <w:rPr>
+                <w:sz w:val="20"/>
+                <w:szCs w:val="20"/>
+                <w:lang w:val="en-US"/>
+              </w:rPr>
+              <w:t>-docs)</w:t>
             </w:r>
           </w:p>
         </w:tc>
@@ -1853,12 +2121,21 @@
             </w:tcMar>
           </w:tcPr>
           <w:p>
-            <w:r>
-              <w:rPr>
-                <w:sz w:val="20"/>
-                <w:szCs w:val="20"/>
-              </w:rPr>
-              <w:t>Export-Csv (UTF-8)</w:t>
+            <w:proofErr w:type="spellStart"/>
+            <w:r>
+              <w:rPr>
+                <w:sz w:val="20"/>
+                <w:szCs w:val="20"/>
+              </w:rPr>
+              <w:t>Export-Csv</w:t>
+            </w:r>
+            <w:proofErr w:type="spellEnd"/>
+            <w:r>
+              <w:rPr>
+                <w:sz w:val="20"/>
+                <w:szCs w:val="20"/>
+              </w:rPr>
+              <w:t xml:space="preserve"> (UTF-8)</w:t>
             </w:r>
           </w:p>
         </w:tc>
@@ -1908,7 +2185,23 @@
           <w:sz w:val="20"/>
           <w:szCs w:val="20"/>
         </w:rPr>
-        <w:t>Los scripts aceptan el parámetro -BaseUrl para medir otros entornos.</w:t>
+        <w:t>Los scripts aceptan el parámetro -</w:t>
+      </w:r>
+      <w:proofErr w:type="spellStart"/>
+      <w:r>
+        <w:rPr>
+          <w:sz w:val="20"/>
+          <w:szCs w:val="20"/>
+        </w:rPr>
+        <w:t>BaseUrl</w:t>
+      </w:r>
+      <w:proofErr w:type="spellEnd"/>
+      <w:r>
+        <w:rPr>
+          <w:sz w:val="20"/>
+          <w:szCs w:val="20"/>
+        </w:rPr>
+        <w:t xml:space="preserve"> para medir otros entornos.</w:t>
       </w:r>
     </w:p>
     <w:p>
@@ -1954,7 +2247,95 @@
         <w:jc w:val="both"/>
       </w:pPr>
       <w:r>
-        <w:t>El script medir-interoperabilidad.ps1 actúa como un cliente externo real: realiza el login JWT con la cuenta administradora del seed, consume los tres endpoints de integración, descarga el contrato OpenAPI y ejecuta un preflight CORS. Cada ítem cuenta para A solo si la respuesta cumple el criterio documentado (estado HTTP esperado, JSON válido y campos del envelope presentes). B es la cantidad de ítems especificados: tres por medida. Para CIn-1-G se especificaron el envelope JSON ApiResponse, el contrato OpenAPI 3 y el token JWT (RFC 7519); para CIn-2-G, HTTP/1.1 (REST), la autenticación Bearer JWT (RFC 6750) y CORS; para CIn-3-S, las tres interfaces del IntegrationController que consumen los sistemas de Turismo/Transporte, Hoteles y Eventos.</w:t>
+        <w:t xml:space="preserve">El script medir-interoperabilidad.ps1 actúa como un cliente externo real: realiza el </w:t>
+      </w:r>
+      <w:proofErr w:type="spellStart"/>
+      <w:r>
+        <w:t>login</w:t>
+      </w:r>
+      <w:proofErr w:type="spellEnd"/>
+      <w:r>
+        <w:t xml:space="preserve"> JWT con la cuenta administradora del </w:t>
+      </w:r>
+      <w:proofErr w:type="spellStart"/>
+      <w:r>
+        <w:t>seed</w:t>
+      </w:r>
+      <w:proofErr w:type="spellEnd"/>
+      <w:r>
+        <w:t xml:space="preserve">, consume los tres </w:t>
+      </w:r>
+      <w:proofErr w:type="spellStart"/>
+      <w:r>
+        <w:t>endpoints</w:t>
+      </w:r>
+      <w:proofErr w:type="spellEnd"/>
+      <w:r>
+        <w:t xml:space="preserve"> de integración, descarga el contrato </w:t>
+      </w:r>
+      <w:proofErr w:type="spellStart"/>
+      <w:r>
+        <w:t>OpenAPI</w:t>
+      </w:r>
+      <w:proofErr w:type="spellEnd"/>
+      <w:r>
+        <w:t xml:space="preserve"> y ejecuta un </w:t>
+      </w:r>
+      <w:proofErr w:type="spellStart"/>
+      <w:r>
+        <w:t>preflight</w:t>
+      </w:r>
+      <w:proofErr w:type="spellEnd"/>
+      <w:r>
+        <w:t xml:space="preserve"> CORS. Cada ítem cuenta para A solo si la respuesta cumple el criterio documentado (estado HTTP esperado, JSON válido y campos del </w:t>
+      </w:r>
+      <w:proofErr w:type="spellStart"/>
+      <w:r>
+        <w:t>envelope</w:t>
+      </w:r>
+      <w:proofErr w:type="spellEnd"/>
+      <w:r>
+        <w:t xml:space="preserve"> presentes). B es la cantidad de ítems especificados: tres por medida. Para CIn-1-G se especificaron el </w:t>
+      </w:r>
+      <w:proofErr w:type="spellStart"/>
+      <w:r>
+        <w:t>envelope</w:t>
+      </w:r>
+      <w:proofErr w:type="spellEnd"/>
+      <w:r>
+        <w:t xml:space="preserve"> JSON </w:t>
+      </w:r>
+      <w:proofErr w:type="spellStart"/>
+      <w:r>
+        <w:t>ApiResponse</w:t>
+      </w:r>
+      <w:proofErr w:type="spellEnd"/>
+      <w:r>
+        <w:t xml:space="preserve">, el contrato </w:t>
+      </w:r>
+      <w:proofErr w:type="spellStart"/>
+      <w:r>
+        <w:t>OpenAPI</w:t>
+      </w:r>
+      <w:proofErr w:type="spellEnd"/>
+      <w:r>
+        <w:t xml:space="preserve"> 3 y el token JWT (RFC 7519); para CIn-2-G, HTTP/1.1 (REST), la autenticación </w:t>
+      </w:r>
+      <w:proofErr w:type="spellStart"/>
+      <w:r>
+        <w:t>Bearer</w:t>
+      </w:r>
+      <w:proofErr w:type="spellEnd"/>
+      <w:r>
+        <w:t xml:space="preserve"> JWT (RFC 6750) y CORS; para CIn-3-S, las tres interfaces del </w:t>
+      </w:r>
+      <w:proofErr w:type="spellStart"/>
+      <w:r>
+        <w:t>IntegrationController</w:t>
+      </w:r>
+      <w:proofErr w:type="spellEnd"/>
+      <w:r>
+        <w:t xml:space="preserve"> que consumen los sistemas de Turismo/Transporte, Hoteles y Eventos.</w:t>
       </w:r>
     </w:p>
     <w:p>
@@ -1978,7 +2359,15 @@
         <w:jc w:val="both"/>
       </w:pPr>
       <w:r>
-        <w:t xml:space="preserve">El script medir-tolerancia-fallos.ps1 inyecta doce casos de patrón de fallo por HTTP: JSON malformado, violación de validación, credenciales incorrectas, recurso inexistente, identificador con tipo inválido, ruta inexistente, acceso sin autenticación, token corrupto, método HTTP no soportado, Content-Type incorrecto, parámetro fuera de rango y cuerpo vacío. Un fallo se considera evitado (cuenta para A de RFt-1-G) si el sistema responde con un estado controlado 4xx </w:t>
+        <w:t>El script medir-tolerancia-fallos.ps1 inyecta doce casos de patrón de fallo por HTTP: JSON malformado, violación de validación, credenciales incorrectas, recurso inexistente, identificador con tipo inválido, ruta inexistente, acceso sin autenticación, token corrupto, método HTTP no soportado, Content-</w:t>
+      </w:r>
+      <w:proofErr w:type="spellStart"/>
+      <w:r>
+        <w:t>Type</w:t>
+      </w:r>
+      <w:proofErr w:type="spellEnd"/>
+      <w:r>
+        <w:t xml:space="preserve"> incorrecto, parámetro fuera de rango y cuerpo vacío. Un fallo se considera evitado (cuenta para A de RFt-1-G) si el sistema responde con un estado controlado 4xx </w:t>
       </w:r>
       <w:r>
         <w:t>(</w:t>
@@ -1990,7 +2379,47 @@
         <w:t>)</w:t>
       </w:r>
       <w:r>
-        <w:t xml:space="preserve"> y sigue operativo después, lo que se constata con un healthcheck final. Para RFt-3-S, en cada caso se registró Bi (instante de envío de la petición anómala) y Ai (instante en que el sistema devuelve la respuesta de error con su código), midiendo Ai − Bi con Stopwatch. Para RFt-2-S se inventariaron los servicios y réplicas reales vía Docker Compose.</w:t>
+        <w:t xml:space="preserve"> y sigue operativo después, lo que se constata con un </w:t>
+      </w:r>
+      <w:proofErr w:type="spellStart"/>
+      <w:r>
+        <w:t>healthcheck</w:t>
+      </w:r>
+      <w:proofErr w:type="spellEnd"/>
+      <w:r>
+        <w:t xml:space="preserve"> final. Para RFt-3-S, en cada caso se registró Bi (instante de envío de la petición anómala) y </w:t>
+      </w:r>
+      <w:proofErr w:type="spellStart"/>
+      <w:r>
+        <w:t>Ai</w:t>
+      </w:r>
+      <w:proofErr w:type="spellEnd"/>
+      <w:r>
+        <w:t xml:space="preserve"> (instante en que el sistema devuelve la respuesta de error con su código), midiendo </w:t>
+      </w:r>
+      <w:proofErr w:type="spellStart"/>
+      <w:r>
+        <w:t>Ai</w:t>
+      </w:r>
+      <w:proofErr w:type="spellEnd"/>
+      <w:r>
+        <w:t xml:space="preserve"> − Bi con </w:t>
+      </w:r>
+      <w:proofErr w:type="spellStart"/>
+      <w:r>
+        <w:t>Stopwatch</w:t>
+      </w:r>
+      <w:proofErr w:type="spellEnd"/>
+      <w:r>
+        <w:t xml:space="preserve">. Para RFt-2-S se inventariaron los servicios y réplicas reales vía Docker </w:t>
+      </w:r>
+      <w:proofErr w:type="spellStart"/>
+      <w:r>
+        <w:t>Compose</w:t>
+      </w:r>
+      <w:proofErr w:type="spellEnd"/>
+      <w:r>
+        <w:t>.</w:t>
       </w:r>
     </w:p>
     <w:p>
@@ -3613,7 +4042,87 @@
           <w:sz w:val="20"/>
           <w:szCs w:val="20"/>
         </w:rPr>
-        <w:t>Para RFt-3-S el criterio es cumple si X ≤ 1 s (menor = mejor). En producción, Neon (base de datos replicada gestionada) y Vercel (frontend multinodo) son redundantes; Render free mantiene una sola instancia del backend.</w:t>
+        <w:t xml:space="preserve">Para RFt-3-S el criterio es cumple si X ≤ 1 s (menor = mejor). En producción, </w:t>
+      </w:r>
+      <w:proofErr w:type="spellStart"/>
+      <w:r>
+        <w:rPr>
+          <w:sz w:val="20"/>
+          <w:szCs w:val="20"/>
+        </w:rPr>
+        <w:t>Neon</w:t>
+      </w:r>
+      <w:proofErr w:type="spellEnd"/>
+      <w:r>
+        <w:rPr>
+          <w:sz w:val="20"/>
+          <w:szCs w:val="20"/>
+        </w:rPr>
+        <w:t xml:space="preserve"> (base de datos replicada gestionada) y </w:t>
+      </w:r>
+      <w:proofErr w:type="spellStart"/>
+      <w:r>
+        <w:rPr>
+          <w:sz w:val="20"/>
+          <w:szCs w:val="20"/>
+        </w:rPr>
+        <w:t>Vercel</w:t>
+      </w:r>
+      <w:proofErr w:type="spellEnd"/>
+      <w:r>
+        <w:rPr>
+          <w:sz w:val="20"/>
+          <w:szCs w:val="20"/>
+        </w:rPr>
+        <w:t xml:space="preserve"> (</w:t>
+      </w:r>
+      <w:proofErr w:type="spellStart"/>
+      <w:r>
+        <w:rPr>
+          <w:sz w:val="20"/>
+          <w:szCs w:val="20"/>
+        </w:rPr>
+        <w:t>frontend</w:t>
+      </w:r>
+      <w:proofErr w:type="spellEnd"/>
+      <w:r>
+        <w:rPr>
+          <w:sz w:val="20"/>
+          <w:szCs w:val="20"/>
+        </w:rPr>
+        <w:t xml:space="preserve"> </w:t>
+      </w:r>
+      <w:proofErr w:type="spellStart"/>
+      <w:r>
+        <w:rPr>
+          <w:sz w:val="20"/>
+          <w:szCs w:val="20"/>
+        </w:rPr>
+        <w:t>multinodo</w:t>
+      </w:r>
+      <w:proofErr w:type="spellEnd"/>
+      <w:r>
+        <w:rPr>
+          <w:sz w:val="20"/>
+          <w:szCs w:val="20"/>
+        </w:rPr>
+        <w:t xml:space="preserve">) son redundantes; Render free mantiene una sola instancia del </w:t>
+      </w:r>
+      <w:proofErr w:type="spellStart"/>
+      <w:r>
+        <w:rPr>
+          <w:sz w:val="20"/>
+          <w:szCs w:val="20"/>
+        </w:rPr>
+        <w:t>backend</w:t>
+      </w:r>
+      <w:proofErr w:type="spellEnd"/>
+      <w:r>
+        <w:rPr>
+          <w:sz w:val="20"/>
+          <w:szCs w:val="20"/>
+        </w:rPr>
+        <w:t>.</w:t>
       </w:r>
     </w:p>
     <w:p>
@@ -3629,7 +4138,15 @@
         <w:t xml:space="preserve"> (</w:t>
       </w:r>
       <w:r>
-        <w:t>JSON malformado, identificador con tipo inválido, método HTTP no soportado, Content-Type incorrecto, parámetro fuera de rango y cuerpo vacío</w:t>
+        <w:t>JSON malformado, identificador con tipo inválido, método HTTP no soportado, Content-</w:t>
+      </w:r>
+      <w:proofErr w:type="spellStart"/>
+      <w:r>
+        <w:t>Type</w:t>
+      </w:r>
+      <w:proofErr w:type="spellEnd"/>
+      <w:r>
+        <w:t xml:space="preserve"> incorrecto, parámetro fuera de rango y cuerpo vacío</w:t>
       </w:r>
       <w:r>
         <w:t>)</w:t>
@@ -3639,7 +4156,15 @@
       </w:r>
       <w:r>
         <w:lastRenderedPageBreak/>
-        <w:t>produjeron respuestas 500 no controladas, como detalla la Tabla 5. Aun así, el servicio permaneció operativo tras la batería completa (healthcheck UP). El sistema notifica sus fallos al consumidor en un promedio de 79 milisegundos, porque la notificación es síncrona vía HTTP.</w:t>
+        <w:t>produjeron respuestas 500 no controladas, como detalla la Tabla 5. Aun así, el servicio permaneció operativo tras la batería completa (</w:t>
+      </w:r>
+      <w:proofErr w:type="spellStart"/>
+      <w:r>
+        <w:t>healthcheck</w:t>
+      </w:r>
+      <w:proofErr w:type="spellEnd"/>
+      <w:r>
+        <w:t xml:space="preserve"> UP). El sistema notifica sus fallos al consumidor en un promedio de 79 milisegundos, porque la notificación es síncrona vía HTTP.</w:t>
       </w:r>
     </w:p>
     <w:p>
@@ -3836,12 +4361,28 @@
             <w:tcW w:w="3036" w:type="dxa"/>
           </w:tcPr>
           <w:p>
-            <w:r>
-              <w:rPr>
-                <w:sz w:val="20"/>
-              </w:rPr>
-              <w:t>Violacion de validacion</w:t>
-            </w:r>
+            <w:proofErr w:type="spellStart"/>
+            <w:r>
+              <w:rPr>
+                <w:sz w:val="20"/>
+              </w:rPr>
+              <w:t>Violacion</w:t>
+            </w:r>
+            <w:proofErr w:type="spellEnd"/>
+            <w:r>
+              <w:rPr>
+                <w:sz w:val="20"/>
+              </w:rPr>
+              <w:t xml:space="preserve"> de </w:t>
+            </w:r>
+            <w:proofErr w:type="spellStart"/>
+            <w:r>
+              <w:rPr>
+                <w:sz w:val="20"/>
+              </w:rPr>
+              <w:t>validacion</w:t>
+            </w:r>
+            <w:proofErr w:type="spellEnd"/>
           </w:p>
         </w:tc>
         <w:tc>
@@ -4176,8 +4717,16 @@
               <w:rPr>
                 <w:sz w:val="20"/>
               </w:rPr>
-              <w:t>Acceso sin autenticacion</w:t>
-            </w:r>
+              <w:t xml:space="preserve">Acceso sin </w:t>
+            </w:r>
+            <w:proofErr w:type="spellStart"/>
+            <w:r>
+              <w:rPr>
+                <w:sz w:val="20"/>
+              </w:rPr>
+              <w:t>autenticacion</w:t>
+            </w:r>
+            <w:proofErr w:type="spellEnd"/>
           </w:p>
         </w:tc>
         <w:tc>
@@ -4306,11 +4855,19 @@
             <w:tcW w:w="3036" w:type="dxa"/>
           </w:tcPr>
           <w:p>
-            <w:r>
-              <w:rPr>
-                <w:sz w:val="20"/>
-              </w:rPr>
-              <w:t>Metodo HTTP no soportado</w:t>
+            <w:proofErr w:type="spellStart"/>
+            <w:r>
+              <w:rPr>
+                <w:sz w:val="20"/>
+              </w:rPr>
+              <w:t>Metodo</w:t>
+            </w:r>
+            <w:proofErr w:type="spellEnd"/>
+            <w:r>
+              <w:rPr>
+                <w:sz w:val="20"/>
+              </w:rPr>
+              <w:t xml:space="preserve"> HTTP no soportado</w:t>
             </w:r>
           </w:p>
         </w:tc>
@@ -4378,7 +4935,21 @@
               <w:rPr>
                 <w:sz w:val="20"/>
               </w:rPr>
-              <w:t>Content-Type incorrecto</w:t>
+              <w:t>Content-</w:t>
+            </w:r>
+            <w:proofErr w:type="spellStart"/>
+            <w:r>
+              <w:rPr>
+                <w:sz w:val="20"/>
+              </w:rPr>
+              <w:t>Type</w:t>
+            </w:r>
+            <w:proofErr w:type="spellEnd"/>
+            <w:r>
+              <w:rPr>
+                <w:sz w:val="20"/>
+              </w:rPr>
+              <w:t xml:space="preserve"> incorrecto</w:t>
             </w:r>
           </w:p>
         </w:tc>
@@ -4442,11 +5013,19 @@
             <w:tcW w:w="3036" w:type="dxa"/>
           </w:tcPr>
           <w:p>
-            <w:r>
-              <w:rPr>
-                <w:sz w:val="20"/>
-              </w:rPr>
-              <w:t>Parametro fuera de rango</w:t>
+            <w:proofErr w:type="spellStart"/>
+            <w:r>
+              <w:rPr>
+                <w:sz w:val="20"/>
+              </w:rPr>
+              <w:t>Parametro</w:t>
+            </w:r>
+            <w:proofErr w:type="spellEnd"/>
+            <w:r>
+              <w:rPr>
+                <w:sz w:val="20"/>
+              </w:rPr>
+              <w:t xml:space="preserve"> fuera de rango</w:t>
             </w:r>
           </w:p>
         </w:tc>
@@ -4514,7 +5093,21 @@
               <w:rPr>
                 <w:sz w:val="20"/>
               </w:rPr>
-              <w:t>Cuerpo vacio requerido</w:t>
+              <w:t xml:space="preserve">Cuerpo </w:t>
+            </w:r>
+            <w:proofErr w:type="spellStart"/>
+            <w:r>
+              <w:rPr>
+                <w:sz w:val="20"/>
+              </w:rPr>
+              <w:t>vacio</w:t>
+            </w:r>
+            <w:proofErr w:type="spellEnd"/>
+            <w:r>
+              <w:rPr>
+                <w:sz w:val="20"/>
+              </w:rPr>
+              <w:t xml:space="preserve"> requerido</w:t>
             </w:r>
           </w:p>
         </w:tc>
@@ -4580,7 +5173,21 @@
         <w:rPr>
           <w:sz w:val="20"/>
         </w:rPr>
-        <w:t>Un caso cuenta como EVITADO solo si la respuesta es un 4xx controlado; los seis casos en 500 constituyen fallos no evitados (datos crudos en resultados/tolerancia a fallos/primera_ejecucion/). Σ latencias = 0.953 s; X de RFt-3-S = 0.953/12 = 0.079 s.</w:t>
+        <w:t>Un caso cuenta como EVITADO solo si la respuesta es un 4xx controlado; los seis casos en 500 constituyen fallos no evitados (datos crudos en resultados/tolerancia a fallos/</w:t>
+      </w:r>
+      <w:proofErr w:type="spellStart"/>
+      <w:r>
+        <w:rPr>
+          <w:sz w:val="20"/>
+        </w:rPr>
+        <w:t>primera_ejecucion</w:t>
+      </w:r>
+      <w:proofErr w:type="spellEnd"/>
+      <w:r>
+        <w:rPr>
+          <w:sz w:val="20"/>
+        </w:rPr>
+        <w:t>/). Σ latencias = 0.953 s; X de RFt-3-S = 0.953/12 = 0.079 s.</w:t>
       </w:r>
     </w:p>
     <w:p>
@@ -4609,7 +5216,15 @@
         <w:jc w:val="both"/>
       </w:pPr>
       <w:r>
-        <w:t>El instrumento de medición no se limitó a un ejercicio formal: detectó una deficiencia concreta del producto. La ejecución de RFt-1-G arrojó X = 0.5 (Tabla 5): seis de los doce patrones de fallo inyectados (JSON malformado, identificador inválido, método no soportado, Content-Type incorrecto, parámetro fuera de rango y cuerpo vacío) devolvieron respuestas 500 no controladas, en lugar del 4xx esperado. Los seis casos evitados (violación de validación, credenciales incorrectas, recurso inexistente, ruta inexistente, acceso sin autenticación y token corrupto) sí respondieron con estados 4xx controlados. Este hallazgo confirma la utilidad del instrumento: permite identificar con precisión qué patrones de fallo no están siendo controlados actualmente, información que de otro modo no sería visible sin una medición sistemática. El detalle exacto del manejo interno de excepciones que provoca estas seis respuestas 500 queda fuera del alcance de esta medición, ya que esta se basa en el comportamiento observable de la API desde un cliente externo, no en inspección de código; se propone como línea de trabajo futuro.</w:t>
+        <w:t>El instrumento de medición no se limitó a un ejercicio formal: detectó una deficiencia concreta del producto. La ejecución de RFt-1-G arrojó X = 0.5 (Tabla 5): seis de los doce patrones de fallo inyectados (JSON malformado, identificador inválido, método no soportado, Content-</w:t>
+      </w:r>
+      <w:proofErr w:type="spellStart"/>
+      <w:r>
+        <w:t>Type</w:t>
+      </w:r>
+      <w:proofErr w:type="spellEnd"/>
+      <w:r>
+        <w:t xml:space="preserve"> incorrecto, parámetro fuera de rango y cuerpo vacío) devolvieron respuestas 500 no controladas, en lugar del 4xx esperado. Los seis casos evitados (violación de validación, credenciales incorrectas, recurso inexistente, ruta inexistente, acceso sin autenticación y token corrupto) sí respondieron con estados 4xx controlados. Este hallazgo confirma la utilidad del instrumento: permite identificar con precisión qué patrones de fallo no están siendo controlados actualmente, información que de otro modo no sería visible sin una medición sistemática. El detalle exacto del manejo interno de excepciones que provoca estas seis respuestas 500 queda fuera del alcance de esta medición, ya que esta se basa en el comportamiento observable de la API desde un cliente externo, no en inspección de código; se propone como línea de trabajo futuro.</w:t>
       </w:r>
     </w:p>
     <w:p>
@@ -4637,7 +5252,15 @@
         <w:t>Primero</w:t>
       </w:r>
       <w:r>
-        <w:t xml:space="preserve">, RFt-2-S local da 0 por diseño del despliegue y Render free sigue siendo un punto único de fallo del backend en producción. Segundo, las latencias de RFt-3-S se midieron en localhost; sobre una red real serían mayores, aunque la notificación seguiría siendo síncrona. Tercero, B = 3 ítems por medida de interoperabilidad es un catálogo pequeño; ampliarlo (por ejemplo, agregando HTTPS/TLS como cuarto protocolo al medir el despliegue en producción) haría la medida más robusta. Cuarto, los resultados corresponden a una sola corrida por medida; repetir la medición y promediar fortalecería la validez estadística de RFt-3-S. Quinto, y más </w:t>
+        <w:t xml:space="preserve">, RFt-2-S local da 0 por diseño del despliegue y Render free sigue siendo un punto único de fallo del </w:t>
+      </w:r>
+      <w:proofErr w:type="spellStart"/>
+      <w:r>
+        <w:t>backend</w:t>
+      </w:r>
+      <w:proofErr w:type="spellEnd"/>
+      <w:r>
+        <w:t xml:space="preserve"> en producción. Segundo, las latencias de RFt-3-S se midieron en localhost; sobre una red real serían mayores, aunque la notificación seguiría siendo síncrona. Tercero, B = 3 ítems por medida de interoperabilidad es un catálogo pequeño; ampliarlo (por ejemplo, agregando HTTPS/TLS como cuarto protocolo al medir el despliegue en producción) haría la medida más robusta. Cuarto, los resultados corresponden a una sola corrida por medida; repetir la medición y promediar fortalecería la validez estadística de RFt-3-S. Quinto, y más </w:t>
       </w:r>
       <w:r>
         <w:lastRenderedPageBreak/>
@@ -4665,7 +5288,23 @@
         <w:jc w:val="both"/>
       </w:pPr>
       <w:r>
-        <w:t>Como mejoras se propone: (a) investigar a nivel de código la causa de las seis respuestas 500 no controladas y corregir el manejo de excepciones correspondiente, luego volver a ejecutar la batería para verificar si RFt-1-G alcanza X = 1.0; (b) replicar las pruebas de interoperabilidad como colección de Postman ejecutada con Newman, herramienta ampliamente reconocida, manteniendo los scripts de PowerShell como verificación cruzada; (c) ejecutar tres corridas de RFt-3-S y reportar media y desviación estándar; y (d) medir la subcaracterística de disponibilidad (Tabla 16) con la infraestructura ya preparada en el repositorio</w:t>
+        <w:t xml:space="preserve">Como mejoras se propone: (a) investigar a nivel de código la causa de las seis respuestas 500 no controladas y corregir el manejo de excepciones correspondiente, luego volver a ejecutar la batería para verificar si RFt-1-G alcanza X = 1.0; (b) replicar las pruebas de interoperabilidad como colección de </w:t>
+      </w:r>
+      <w:proofErr w:type="spellStart"/>
+      <w:r>
+        <w:t>Postman</w:t>
+      </w:r>
+      <w:proofErr w:type="spellEnd"/>
+      <w:r>
+        <w:t xml:space="preserve"> ejecutada con Newman, herramienta ampliamente reconocida, manteniendo los scripts de PowerShell como verificación cruzada; (c) ejecutar tres corridas de RFt-3-S y reportar media y desviación estándar; y (d) medir la </w:t>
+      </w:r>
+      <w:proofErr w:type="spellStart"/>
+      <w:r>
+        <w:t>subcaracterística</w:t>
+      </w:r>
+      <w:proofErr w:type="spellEnd"/>
+      <w:r>
+        <w:t xml:space="preserve"> de disponibilidad (Tabla 16) con la infraestructura ya preparada en el repositorio</w:t>
       </w:r>
       <w:r>
         <w:t>.</w:t>
@@ -4689,7 +5328,15 @@
         <w:jc w:val="both"/>
       </w:pPr>
       <w:r>
-        <w:t>El Sistema de Restaurantes de Tingo María demuestra interoperabilidad plena, con X = 1.0 en las tres medidas de la Tabla 8 de ISO/IEC 25023. En tolerancia a fallos, la medición reveló una deficiencia real: solo seis de los doce patrones de fallo fueron evitados (RFt-1-G = 0.5), con seis respuestas 500 no controladas correspondientes a JSON malformado, identificador con tipo inválido, método HTTP no soportado, Content-Type incorrecto, parámetro fuera de rango y cuerpo vacío. Aun así, el sistema notifica sus fallos con rapidez (0.079 s en promedio, RFt-3-S) y el servicio permaneció operativo tras toda la batería. La principal oportunidad de mejora es doble: por un lado, investigar y corregir el manejo de excepciones responsable de los seis patrones no evitados; por otro, atender la redundancia de componentes (RFt-2-S), nula en el entorno local y parcial en producción. Los scripts de PowerShell, los archivos CSV de resultados y los criterios de evaluación documentados hacen posible repetir la medición sin intervención manual y verificar en una futura entrega si las correcciones propuestas elevan RFt-1-G a un nivel aceptable. Los resultados completos, con fórmulas que se recalculan al editar los datos, están disponibles en el libro Excel que acompaña a este informe</w:t>
+        <w:t>El Sistema de Restaurantes de Tingo María demuestra interoperabilidad plena, con X = 1.0 en las tres medidas de la Tabla 8 de ISO/IEC 25023. En tolerancia a fallos, la medición reveló una deficiencia real: solo seis de los doce patrones de fallo fueron evitados (RFt-1-G = 0.5), con seis respuestas 500 no controladas correspondientes a JSON malformado, identificador con tipo inválido, método HTTP no soportado, Content-</w:t>
+      </w:r>
+      <w:proofErr w:type="spellStart"/>
+      <w:r>
+        <w:t>Type</w:t>
+      </w:r>
+      <w:proofErr w:type="spellEnd"/>
+      <w:r>
+        <w:t xml:space="preserve"> incorrecto, parámetro fuera de rango y cuerpo vacío. Aun así, el sistema notifica sus fallos con rapidez (0.079 s en promedio, RFt-3-S) y el servicio permaneció operativo tras toda la batería. La principal oportunidad de mejora es doble: por un lado, investigar y corregir el manejo de excepciones responsable de los seis patrones no evitados; por otro, atender la redundancia de componentes (RFt-2-S), nula en el entorno local y parcial en producción. Los scripts de PowerShell, los archivos CSV de resultados y los criterios de evaluación documentados hacen posible repetir la medición sin intervención manual y verificar en una futura entrega si las correcciones propuestas elevan RFt-1-G a un nivel aceptable. Los resultados completos, con fórmulas que se recalculan al editar los datos, están disponibles en el libro Excel que acompaña a este informe</w:t>
       </w:r>
       <w:r>
         <w:t>.</w:t>
@@ -4844,7 +5491,7 @@
 </file>
 
 <file path=word/endnotes.xml><?xml version="1.0" encoding="utf-8"?>
-<w:endnotes xmlns:wpc="http://schemas.microsoft.com/office/word/2010/wordprocessingCanvas" xmlns:cx="http://schemas.microsoft.com/office/drawing/2014/chartex" xmlns:cx1="http://schemas.microsoft.com/office/drawing/2015/9/8/chartex" xmlns:cx2="http://schemas.microsoft.com/office/drawing/2015/10/21/chartex" xmlns:cx3="http://schemas.microsoft.com/office/drawing/2016/5/9/chartex" xmlns:cx4="http://schemas.microsoft.com/office/drawing/2016/5/10/chartex" xmlns:cx5="http://schemas.microsoft.com/office/drawing/2016/5/11/chartex" xmlns:cx6="http://schemas.microsoft.com/office/drawing/2016/5/12/chartex" xmlns:cx7="http://schemas.microsoft.com/office/drawing/2016/5/13/chartex" xmlns:cx8="http://schemas.microsoft.com/office/drawing/2016/5/14/chartex" xmlns:mc="http://schemas.openxmlformats.org/markup-compatibility/2006" xmlns:aink="http://schemas.microsoft.com/office/drawing/2016/ink" xmlns:am3d="http://schemas.microsoft.com/office/drawing/2017/model3d" xmlns:o="urn:schemas-microsoft-com:office:office" xmlns:oel="http://schemas.microsoft.com/office/2019/extlst" xmlns:r="http://schemas.openxmlformats.org/officeDocument/2006/relationships" xmlns:m="http://schemas.openxmlformats.org/officeDocument/2006/math" xmlns:v="urn:schemas-microsoft-com:vml" xmlns:wp14="http://schemas.microsoft.com/office/word/2010/wordprocessingDrawing" xmlns:wp="http://schemas.openxmlformats.org/drawingml/2006/wordprocessingDrawing" xmlns:w10="urn:schemas-microsoft-com:office:word" xmlns:w="http://schemas.openxmlformats.org/wordprocessingml/2006/main" xmlns:w14="http://schemas.microsoft.com/office/word/2010/wordml" xmlns:w15="http://schemas.microsoft.com/office/word/2012/wordml" xmlns:w16cex="http://schemas.microsoft.com/office/word/2018/wordml/cex" xmlns:w16cid="http://schemas.microsoft.com/office/word/2016/wordml/cid" xmlns:w16="http://schemas.microsoft.com/office/word/2018/wordml" xmlns:w16du="http://schemas.microsoft.com/office/word/2023/wordml/word16du" xmlns:w16sdtdh="http://schemas.microsoft.com/office/word/2020/wordml/sdtdatahash" xmlns:w16sdtfl="http://schemas.microsoft.com/office/word/2024/wordml/sdtformatlock" xmlns:w16se="http://schemas.microsoft.com/office/word/2015/wordml/symex" xmlns:wpg="http://schemas.microsoft.com/office/word/2010/wordprocessingGroup" xmlns:wpi="http://schemas.microsoft.com/office/word/2010/wordprocessingInk" xmlns:wne="http://schemas.microsoft.com/office/word/2006/wordml" xmlns:wps="http://schemas.microsoft.com/office/word/2010/wordprocessingShape" mc:Ignorable="w14 w15 w16se w16cid w16 w16cex w16sdtdh w16sdtfl w16du wp14">
+<w:endnotes xmlns:wpc="http://schemas.microsoft.com/office/word/2010/wordprocessingCanvas" xmlns:cx="http://schemas.microsoft.com/office/drawing/2014/chartex" xmlns:cx1="http://schemas.microsoft.com/office/drawing/2015/9/8/chartex" xmlns:cx2="http://schemas.microsoft.com/office/drawing/2015/10/21/chartex" xmlns:cx3="http://schemas.microsoft.com/office/drawing/2016/5/9/chartex" xmlns:cx4="http://schemas.microsoft.com/office/drawing/2016/5/10/chartex" xmlns:cx5="http://schemas.microsoft.com/office/drawing/2016/5/11/chartex" xmlns:cx6="http://schemas.microsoft.com/office/drawing/2016/5/12/chartex" xmlns:cx7="http://schemas.microsoft.com/office/drawing/2016/5/13/chartex" xmlns:cx8="http://schemas.microsoft.com/office/drawing/2016/5/14/chartex" xmlns:mc="http://schemas.openxmlformats.org/markup-compatibility/2006" xmlns:aink="http://schemas.microsoft.com/office/drawing/2016/ink" xmlns:am3d="http://schemas.microsoft.com/office/drawing/2017/model3d" xmlns:o="urn:schemas-microsoft-com:office:office" xmlns:oel="http://schemas.microsoft.com/office/2019/extlst" xmlns:r="http://schemas.openxmlformats.org/officeDocument/2006/relationships" xmlns:m="http://schemas.openxmlformats.org/officeDocument/2006/math" xmlns:v="urn:schemas-microsoft-com:vml" xmlns:wp14="http://schemas.microsoft.com/office/word/2010/wordprocessingDrawing" xmlns:wp="http://schemas.openxmlformats.org/drawingml/2006/wordprocessingDrawing" xmlns:w10="urn:schemas-microsoft-com:office:word" xmlns:w="http://schemas.openxmlformats.org/wordprocessingml/2006/main" xmlns:w14="http://schemas.microsoft.com/office/word/2010/wordml" xmlns:w15="http://schemas.microsoft.com/office/word/2012/wordml" xmlns:w16cex="http://schemas.microsoft.com/office/word/2018/wordml/cex" xmlns:w16cid="http://schemas.microsoft.com/office/word/2016/wordml/cid" xmlns:w16="http://schemas.microsoft.com/office/word/2018/wordml" xmlns:w16sdtdh="http://schemas.microsoft.com/office/word/2020/wordml/sdtdatahash" xmlns:w16se="http://schemas.microsoft.com/office/word/2015/wordml/symex" xmlns:wpg="http://schemas.microsoft.com/office/word/2010/wordprocessingGroup" xmlns:wpi="http://schemas.microsoft.com/office/word/2010/wordprocessingInk" xmlns:wne="http://schemas.microsoft.com/office/word/2006/wordml" xmlns:wps="http://schemas.microsoft.com/office/word/2010/wordprocessingShape" mc:Ignorable="w14 w15 w16se w16cid w16 w16cex w16sdtdh wp14">
   <w:endnote w:type="separator" w:id="-1">
     <w:p>
       <w:r>
@@ -4866,7 +5513,7 @@
 </file>
 
 <file path=word/footnotes.xml><?xml version="1.0" encoding="utf-8"?>
-<w:footnotes xmlns:wpc="http://schemas.microsoft.com/office/word/2010/wordprocessingCanvas" xmlns:cx="http://schemas.microsoft.com/office/drawing/2014/chartex" xmlns:cx1="http://schemas.microsoft.com/office/drawing/2015/9/8/chartex" xmlns:cx2="http://schemas.microsoft.com/office/drawing/2015/10/21/chartex" xmlns:cx3="http://schemas.microsoft.com/office/drawing/2016/5/9/chartex" xmlns:cx4="http://schemas.microsoft.com/office/drawing/2016/5/10/chartex" xmlns:cx5="http://schemas.microsoft.com/office/drawing/2016/5/11/chartex" xmlns:cx6="http://schemas.microsoft.com/office/drawing/2016/5/12/chartex" xmlns:cx7="http://schemas.microsoft.com/office/drawing/2016/5/13/chartex" xmlns:cx8="http://schemas.microsoft.com/office/drawing/2016/5/14/chartex" xmlns:mc="http://schemas.openxmlformats.org/markup-compatibility/2006" xmlns:aink="http://schemas.microsoft.com/office/drawing/2016/ink" xmlns:am3d="http://schemas.microsoft.com/office/drawing/2017/model3d" xmlns:o="urn:schemas-microsoft-com:office:office" xmlns:oel="http://schemas.microsoft.com/office/2019/extlst" xmlns:r="http://schemas.openxmlformats.org/officeDocument/2006/relationships" xmlns:m="http://schemas.openxmlformats.org/officeDocument/2006/math" xmlns:v="urn:schemas-microsoft-com:vml" xmlns:wp14="http://schemas.microsoft.com/office/word/2010/wordprocessingDrawing" xmlns:wp="http://schemas.openxmlformats.org/drawingml/2006/wordprocessingDrawing" xmlns:w10="urn:schemas-microsoft-com:office:word" xmlns:w="http://schemas.openxmlformats.org/wordprocessingml/2006/main" xmlns:w14="http://schemas.microsoft.com/office/word/2010/wordml" xmlns:w15="http://schemas.microsoft.com/office/word/2012/wordml" xmlns:w16cex="http://schemas.microsoft.com/office/word/2018/wordml/cex" xmlns:w16cid="http://schemas.microsoft.com/office/word/2016/wordml/cid" xmlns:w16="http://schemas.microsoft.com/office/word/2018/wordml" xmlns:w16du="http://schemas.microsoft.com/office/word/2023/wordml/word16du" xmlns:w16sdtdh="http://schemas.microsoft.com/office/word/2020/wordml/sdtdatahash" xmlns:w16sdtfl="http://schemas.microsoft.com/office/word/2024/wordml/sdtformatlock" xmlns:w16se="http://schemas.microsoft.com/office/word/2015/wordml/symex" xmlns:wpg="http://schemas.microsoft.com/office/word/2010/wordprocessingGroup" xmlns:wpi="http://schemas.microsoft.com/office/word/2010/wordprocessingInk" xmlns:wne="http://schemas.microsoft.com/office/word/2006/wordml" xmlns:wps="http://schemas.microsoft.com/office/word/2010/wordprocessingShape" mc:Ignorable="w14 w15 w16se w16cid w16 w16cex w16sdtdh w16sdtfl w16du wp14">
+<w:footnotes xmlns:wpc="http://schemas.microsoft.com/office/word/2010/wordprocessingCanvas" xmlns:cx="http://schemas.microsoft.com/office/drawing/2014/chartex" xmlns:cx1="http://schemas.microsoft.com/office/drawing/2015/9/8/chartex" xmlns:cx2="http://schemas.microsoft.com/office/drawing/2015/10/21/chartex" xmlns:cx3="http://schemas.microsoft.com/office/drawing/2016/5/9/chartex" xmlns:cx4="http://schemas.microsoft.com/office/drawing/2016/5/10/chartex" xmlns:cx5="http://schemas.microsoft.com/office/drawing/2016/5/11/chartex" xmlns:cx6="http://schemas.microsoft.com/office/drawing/2016/5/12/chartex" xmlns:cx7="http://schemas.microsoft.com/office/drawing/2016/5/13/chartex" xmlns:cx8="http://schemas.microsoft.com/office/drawing/2016/5/14/chartex" xmlns:mc="http://schemas.openxmlformats.org/markup-compatibility/2006" xmlns:aink="http://schemas.microsoft.com/office/drawing/2016/ink" xmlns:am3d="http://schemas.microsoft.com/office/drawing/2017/model3d" xmlns:o="urn:schemas-microsoft-com:office:office" xmlns:oel="http://schemas.microsoft.com/office/2019/extlst" xmlns:r="http://schemas.openxmlformats.org/officeDocument/2006/relationships" xmlns:m="http://schemas.openxmlformats.org/officeDocument/2006/math" xmlns:v="urn:schemas-microsoft-com:vml" xmlns:wp14="http://schemas.microsoft.com/office/word/2010/wordprocessingDrawing" xmlns:wp="http://schemas.openxmlformats.org/drawingml/2006/wordprocessingDrawing" xmlns:w10="urn:schemas-microsoft-com:office:word" xmlns:w="http://schemas.openxmlformats.org/wordprocessingml/2006/main" xmlns:w14="http://schemas.microsoft.com/office/word/2010/wordml" xmlns:w15="http://schemas.microsoft.com/office/word/2012/wordml" xmlns:w16cex="http://schemas.microsoft.com/office/word/2018/wordml/cex" xmlns:w16cid="http://schemas.microsoft.com/office/word/2016/wordml/cid" xmlns:w16="http://schemas.microsoft.com/office/word/2018/wordml" xmlns:w16sdtdh="http://schemas.microsoft.com/office/word/2020/wordml/sdtdatahash" xmlns:w16se="http://schemas.microsoft.com/office/word/2015/wordml/symex" xmlns:wpg="http://schemas.microsoft.com/office/word/2010/wordprocessingGroup" xmlns:wpi="http://schemas.microsoft.com/office/word/2010/wordprocessingInk" xmlns:wne="http://schemas.microsoft.com/office/word/2006/wordml" xmlns:wps="http://schemas.microsoft.com/office/word/2010/wordprocessingShape" mc:Ignorable="w14 w15 w16se w16cid w16 w16cex w16sdtdh wp14">
   <w:footnote w:type="separator" w:id="-1">
     <w:p>
       <w:r>
@@ -4888,7 +5535,7 @@
 </file>
 
 <file path=word/header1.xml><?xml version="1.0" encoding="utf-8"?>
-<w:hdr xmlns:wpc="http://schemas.microsoft.com/office/word/2010/wordprocessingCanvas" xmlns:cx="http://schemas.microsoft.com/office/drawing/2014/chartex" xmlns:cx1="http://schemas.microsoft.com/office/drawing/2015/9/8/chartex" xmlns:cx2="http://schemas.microsoft.com/office/drawing/2015/10/21/chartex" xmlns:cx3="http://schemas.microsoft.com/office/drawing/2016/5/9/chartex" xmlns:cx4="http://schemas.microsoft.com/office/drawing/2016/5/10/chartex" xmlns:cx5="http://schemas.microsoft.com/office/drawing/2016/5/11/chartex" xmlns:cx6="http://schemas.microsoft.com/office/drawing/2016/5/12/chartex" xmlns:cx7="http://schemas.microsoft.com/office/drawing/2016/5/13/chartex" xmlns:cx8="http://schemas.microsoft.com/office/drawing/2016/5/14/chartex" xmlns:mc="http://schemas.openxmlformats.org/markup-compatibility/2006" xmlns:aink="http://schemas.microsoft.com/office/drawing/2016/ink" xmlns:am3d="http://schemas.microsoft.com/office/drawing/2017/model3d" xmlns:o="urn:schemas-microsoft-com:office:office" xmlns:oel="http://schemas.microsoft.com/office/2019/extlst" xmlns:r="http://schemas.openxmlformats.org/officeDocument/2006/relationships" xmlns:m="http://schemas.openxmlformats.org/officeDocument/2006/math" xmlns:v="urn:schemas-microsoft-com:vml" xmlns:wp14="http://schemas.microsoft.com/office/word/2010/wordprocessingDrawing" xmlns:wp="http://schemas.openxmlformats.org/drawingml/2006/wordprocessingDrawing" xmlns:w10="urn:schemas-microsoft-com:office:word" xmlns:w="http://schemas.openxmlformats.org/wordprocessingml/2006/main" xmlns:w14="http://schemas.microsoft.com/office/word/2010/wordml" xmlns:w15="http://schemas.microsoft.com/office/word/2012/wordml" xmlns:w16cex="http://schemas.microsoft.com/office/word/2018/wordml/cex" xmlns:w16cid="http://schemas.microsoft.com/office/word/2016/wordml/cid" xmlns:w16="http://schemas.microsoft.com/office/word/2018/wordml" xmlns:w16du="http://schemas.microsoft.com/office/word/2023/wordml/word16du" xmlns:w16sdtdh="http://schemas.microsoft.com/office/word/2020/wordml/sdtdatahash" xmlns:w16sdtfl="http://schemas.microsoft.com/office/word/2024/wordml/sdtformatlock" xmlns:w16se="http://schemas.microsoft.com/office/word/2015/wordml/symex" xmlns:wpg="http://schemas.microsoft.com/office/word/2010/wordprocessingGroup" xmlns:wpi="http://schemas.microsoft.com/office/word/2010/wordprocessingInk" xmlns:wne="http://schemas.microsoft.com/office/word/2006/wordml" xmlns:wps="http://schemas.microsoft.com/office/word/2010/wordprocessingShape" mc:Ignorable="w14 w15 w16se w16cid w16 w16cex w16sdtdh w16sdtfl w16du wp14">
+<w:hdr xmlns:wpc="http://schemas.microsoft.com/office/word/2010/wordprocessingCanvas" xmlns:cx="http://schemas.microsoft.com/office/drawing/2014/chartex" xmlns:cx1="http://schemas.microsoft.com/office/drawing/2015/9/8/chartex" xmlns:cx2="http://schemas.microsoft.com/office/drawing/2015/10/21/chartex" xmlns:cx3="http://schemas.microsoft.com/office/drawing/2016/5/9/chartex" xmlns:cx4="http://schemas.microsoft.com/office/drawing/2016/5/10/chartex" xmlns:cx5="http://schemas.microsoft.com/office/drawing/2016/5/11/chartex" xmlns:cx6="http://schemas.microsoft.com/office/drawing/2016/5/12/chartex" xmlns:cx7="http://schemas.microsoft.com/office/drawing/2016/5/13/chartex" xmlns:cx8="http://schemas.microsoft.com/office/drawing/2016/5/14/chartex" xmlns:mc="http://schemas.openxmlformats.org/markup-compatibility/2006" xmlns:aink="http://schemas.microsoft.com/office/drawing/2016/ink" xmlns:am3d="http://schemas.microsoft.com/office/drawing/2017/model3d" xmlns:o="urn:schemas-microsoft-com:office:office" xmlns:oel="http://schemas.microsoft.com/office/2019/extlst" xmlns:r="http://schemas.openxmlformats.org/officeDocument/2006/relationships" xmlns:m="http://schemas.openxmlformats.org/officeDocument/2006/math" xmlns:v="urn:schemas-microsoft-com:vml" xmlns:wp14="http://schemas.microsoft.com/office/word/2010/wordprocessingDrawing" xmlns:wp="http://schemas.openxmlformats.org/drawingml/2006/wordprocessingDrawing" xmlns:w10="urn:schemas-microsoft-com:office:word" xmlns:w="http://schemas.openxmlformats.org/wordprocessingml/2006/main" xmlns:w14="http://schemas.microsoft.com/office/word/2010/wordml" xmlns:w15="http://schemas.microsoft.com/office/word/2012/wordml" xmlns:w16cex="http://schemas.microsoft.com/office/word/2018/wordml/cex" xmlns:w16cid="http://schemas.microsoft.com/office/word/2016/wordml/cid" xmlns:w16="http://schemas.microsoft.com/office/word/2018/wordml" xmlns:w16sdtdh="http://schemas.microsoft.com/office/word/2020/wordml/sdtdatahash" xmlns:w16se="http://schemas.microsoft.com/office/word/2015/wordml/symex" xmlns:wpg="http://schemas.microsoft.com/office/word/2010/wordprocessingGroup" xmlns:wpi="http://schemas.microsoft.com/office/word/2010/wordprocessingInk" xmlns:wne="http://schemas.microsoft.com/office/word/2006/wordml" xmlns:wps="http://schemas.microsoft.com/office/word/2010/wordprocessingShape" mc:Ignorable="w14 w15 w16se w16cid w16 w16cex w16sdtdh wp14">
   <w:p>
     <w:pPr>
       <w:jc w:val="right"/>
@@ -4916,7 +5563,7 @@
 </file>
 
 <file path=word/numbering.xml><?xml version="1.0" encoding="utf-8"?>
-<w:numbering xmlns:wpc="http://schemas.microsoft.com/office/word/2010/wordprocessingCanvas" xmlns:cx="http://schemas.microsoft.com/office/drawing/2014/chartex" xmlns:cx1="http://schemas.microsoft.com/office/drawing/2015/9/8/chartex" xmlns:cx2="http://schemas.microsoft.com/office/drawing/2015/10/21/chartex" xmlns:cx3="http://schemas.microsoft.com/office/drawing/2016/5/9/chartex" xmlns:cx4="http://schemas.microsoft.com/office/drawing/2016/5/10/chartex" xmlns:cx5="http://schemas.microsoft.com/office/drawing/2016/5/11/chartex" xmlns:cx6="http://schemas.microsoft.com/office/drawing/2016/5/12/chartex" xmlns:cx7="http://schemas.microsoft.com/office/drawing/2016/5/13/chartex" xmlns:cx8="http://schemas.microsoft.com/office/drawing/2016/5/14/chartex" xmlns:mc="http://schemas.openxmlformats.org/markup-compatibility/2006" xmlns:aink="http://schemas.microsoft.com/office/drawing/2016/ink" xmlns:am3d="http://schemas.microsoft.com/office/drawing/2017/model3d" xmlns:o="urn:schemas-microsoft-com:office:office" xmlns:oel="http://schemas.microsoft.com/office/2019/extlst" xmlns:r="http://schemas.openxmlformats.org/officeDocument/2006/relationships" xmlns:m="http://schemas.openxmlformats.org/officeDocument/2006/math" xmlns:v="urn:schemas-microsoft-com:vml" xmlns:wp14="http://schemas.microsoft.com/office/word/2010/wordprocessingDrawing" xmlns:wp="http://schemas.openxmlformats.org/drawingml/2006/wordprocessingDrawing" xmlns:w10="urn:schemas-microsoft-com:office:word" xmlns:w="http://schemas.openxmlformats.org/wordprocessingml/2006/main" xmlns:w14="http://schemas.microsoft.com/office/word/2010/wordml" xmlns:w15="http://schemas.microsoft.com/office/word/2012/wordml" xmlns:w16cex="http://schemas.microsoft.com/office/word/2018/wordml/cex" xmlns:w16cid="http://schemas.microsoft.com/office/word/2016/wordml/cid" xmlns:w16="http://schemas.microsoft.com/office/word/2018/wordml" xmlns:w16du="http://schemas.microsoft.com/office/word/2023/wordml/word16du" xmlns:w16sdtdh="http://schemas.microsoft.com/office/word/2020/wordml/sdtdatahash" xmlns:w16sdtfl="http://schemas.microsoft.com/office/word/2024/wordml/sdtformatlock" xmlns:w16se="http://schemas.microsoft.com/office/word/2015/wordml/symex" xmlns:wpg="http://schemas.microsoft.com/office/word/2010/wordprocessingGroup" xmlns:wpi="http://schemas.microsoft.com/office/word/2010/wordprocessingInk" xmlns:wne="http://schemas.microsoft.com/office/word/2006/wordml" xmlns:wps="http://schemas.microsoft.com/office/word/2010/wordprocessingShape" mc:Ignorable="w14 w15 w16se w16cid w16 w16cex w16sdtdh w16sdtfl w16du wp14">
+<w:numbering xmlns:wpc="http://schemas.microsoft.com/office/word/2010/wordprocessingCanvas" xmlns:cx="http://schemas.microsoft.com/office/drawing/2014/chartex" xmlns:cx1="http://schemas.microsoft.com/office/drawing/2015/9/8/chartex" xmlns:cx2="http://schemas.microsoft.com/office/drawing/2015/10/21/chartex" xmlns:cx3="http://schemas.microsoft.com/office/drawing/2016/5/9/chartex" xmlns:cx4="http://schemas.microsoft.com/office/drawing/2016/5/10/chartex" xmlns:cx5="http://schemas.microsoft.com/office/drawing/2016/5/11/chartex" xmlns:cx6="http://schemas.microsoft.com/office/drawing/2016/5/12/chartex" xmlns:cx7="http://schemas.microsoft.com/office/drawing/2016/5/13/chartex" xmlns:cx8="http://schemas.microsoft.com/office/drawing/2016/5/14/chartex" xmlns:mc="http://schemas.openxmlformats.org/markup-compatibility/2006" xmlns:aink="http://schemas.microsoft.com/office/drawing/2016/ink" xmlns:am3d="http://schemas.microsoft.com/office/drawing/2017/model3d" xmlns:o="urn:schemas-microsoft-com:office:office" xmlns:oel="http://schemas.microsoft.com/office/2019/extlst" xmlns:r="http://schemas.openxmlformats.org/officeDocument/2006/relationships" xmlns:m="http://schemas.openxmlformats.org/officeDocument/2006/math" xmlns:v="urn:schemas-microsoft-com:vml" xmlns:wp14="http://schemas.microsoft.com/office/word/2010/wordprocessingDrawing" xmlns:wp="http://schemas.openxmlformats.org/drawingml/2006/wordprocessingDrawing" xmlns:w10="urn:schemas-microsoft-com:office:word" xmlns:w="http://schemas.openxmlformats.org/wordprocessingml/2006/main" xmlns:w14="http://schemas.microsoft.com/office/word/2010/wordml" xmlns:w15="http://schemas.microsoft.com/office/word/2012/wordml" xmlns:w16cex="http://schemas.microsoft.com/office/word/2018/wordml/cex" xmlns:w16cid="http://schemas.microsoft.com/office/word/2016/wordml/cid" xmlns:w16="http://schemas.microsoft.com/office/word/2018/wordml" xmlns:w16sdtdh="http://schemas.microsoft.com/office/word/2020/wordml/sdtdatahash" xmlns:w16se="http://schemas.microsoft.com/office/word/2015/wordml/symex" xmlns:wpg="http://schemas.microsoft.com/office/word/2010/wordprocessingGroup" xmlns:wpi="http://schemas.microsoft.com/office/word/2010/wordprocessingInk" xmlns:wne="http://schemas.microsoft.com/office/word/2006/wordml" xmlns:wps="http://schemas.microsoft.com/office/word/2010/wordprocessingShape" mc:Ignorable="w14 w15 w16se w16cid w16 w16cex w16sdtdh wp14">
   <w:abstractNum w:abstractNumId="0" w15:restartNumberingAfterBreak="0">
     <w:nsid w:val="4F2A341B"/>
     <w:multiLevelType w:val="hybridMultilevel"/>
@@ -5103,7 +5750,7 @@
 </file>
 
 <file path=word/styles.xml><?xml version="1.0" encoding="utf-8"?>
-<w:styles xmlns:mc="http://schemas.openxmlformats.org/markup-compatibility/2006" xmlns:r="http://schemas.openxmlformats.org/officeDocument/2006/relationships" xmlns:w="http://schemas.openxmlformats.org/wordprocessingml/2006/main" xmlns:w14="http://schemas.microsoft.com/office/word/2010/wordml" xmlns:w15="http://schemas.microsoft.com/office/word/2012/wordml" xmlns:w16cex="http://schemas.microsoft.com/office/word/2018/wordml/cex" xmlns:w16cid="http://schemas.microsoft.com/office/word/2016/wordml/cid" xmlns:w16="http://schemas.microsoft.com/office/word/2018/wordml" xmlns:w16du="http://schemas.microsoft.com/office/word/2023/wordml/word16du" xmlns:w16sdtdh="http://schemas.microsoft.com/office/word/2020/wordml/sdtdatahash" xmlns:w16sdtfl="http://schemas.microsoft.com/office/word/2024/wordml/sdtformatlock" xmlns:w16se="http://schemas.microsoft.com/office/word/2015/wordml/symex" mc:Ignorable="w14 w15 w16se w16cid w16 w16cex w16sdtdh w16sdtfl w16du">
+<w:styles xmlns:mc="http://schemas.openxmlformats.org/markup-compatibility/2006" xmlns:r="http://schemas.openxmlformats.org/officeDocument/2006/relationships" xmlns:w="http://schemas.openxmlformats.org/wordprocessingml/2006/main" xmlns:w14="http://schemas.microsoft.com/office/word/2010/wordml" xmlns:w15="http://schemas.microsoft.com/office/word/2012/wordml" xmlns:w16cex="http://schemas.microsoft.com/office/word/2018/wordml/cex" xmlns:w16cid="http://schemas.microsoft.com/office/word/2016/wordml/cid" xmlns:w16="http://schemas.microsoft.com/office/word/2018/wordml" xmlns:w16sdtdh="http://schemas.microsoft.com/office/word/2020/wordml/sdtdatahash" xmlns:w16se="http://schemas.microsoft.com/office/word/2015/wordml/symex" mc:Ignorable="w14 w15 w16se w16cid w16 w16cex w16sdtdh">
   <w:docDefaults>
     <w:rPrDefault>
       <w:rPr>
@@ -6106,6 +6753,23 @@
 </file>
 
 <file path=customXml/item1.xml><?xml version="1.0" encoding="utf-8"?>
+<p:properties xmlns:p="http://schemas.microsoft.com/office/2006/metadata/properties" xmlns:xsi="http://www.w3.org/2001/XMLSchema-instance" xmlns:pc="http://schemas.microsoft.com/office/infopath/2007/PartnerControls">
+  <documentManagement>
+    <_activity xmlns="a7062d68-12c0-4e37-bd6e-f749cdef6880" xsi:nil="true"/>
+  </documentManagement>
+</p:properties>
+</file>
+
+<file path=customXml/item2.xml><?xml version="1.0" encoding="utf-8"?>
+<?mso-contentType ?>
+<FormTemplates xmlns="http://schemas.microsoft.com/sharepoint/v3/contenttype/forms">
+  <Display>DocumentLibraryForm</Display>
+  <Edit>DocumentLibraryForm</Edit>
+  <New>DocumentLibraryForm</New>
+</FormTemplates>
+</file>
+
+<file path=customXml/item3.xml><?xml version="1.0" encoding="utf-8"?>
 <ct:contentTypeSchema xmlns:ct="http://schemas.microsoft.com/office/2006/metadata/contentType" xmlns:ma="http://schemas.microsoft.com/office/2006/metadata/properties/metaAttributes" ct:_="" ma:_="" ma:contentTypeName="Document" ma:contentTypeID="0x01010086FB99C7B8B1A6458952C08310319A37" ma:contentTypeVersion="16" ma:contentTypeDescription="Create a new document." ma:contentTypeScope="" ma:versionID="e82108dd4711ef259a6cd09cfcbdd703">
   <xsd:schema xmlns:xsd="http://www.w3.org/2001/XMLSchema" xmlns:xs="http://www.w3.org/2001/XMLSchema" xmlns:p="http://schemas.microsoft.com/office/2006/metadata/properties" xmlns:ns3="a7062d68-12c0-4e37-bd6e-f749cdef6880" xmlns:ns4="16d342ed-e17a-4f3e-80d2-7d0cf966a544" targetNamespace="http://schemas.microsoft.com/office/2006/metadata/properties" ma:root="true" ma:fieldsID="b4224872bc00fc2f7cd0aba7bf3d9057" ns3:_="" ns4:_="">
     <xsd:import namespace="a7062d68-12c0-4e37-bd6e-f749cdef6880"/>
@@ -6344,24 +7008,25 @@
 </ct:contentTypeSchema>
 </file>
 
-<file path=customXml/item2.xml><?xml version="1.0" encoding="utf-8"?>
-<?mso-contentType ?>
-<FormTemplates xmlns="http://schemas.microsoft.com/sharepoint/v3/contenttype/forms">
-  <Display>DocumentLibraryForm</Display>
-  <Edit>DocumentLibraryForm</Edit>
-  <New>DocumentLibraryForm</New>
-</FormTemplates>
+<file path=customXml/itemProps1.xml><?xml version="1.0" encoding="utf-8"?>
+<ds:datastoreItem xmlns:ds="http://schemas.openxmlformats.org/officeDocument/2006/customXml" ds:itemID="{144E7005-E70F-4A52-849C-845191B1F98A}">
+  <ds:schemaRefs>
+    <ds:schemaRef ds:uri="http://schemas.microsoft.com/office/2006/metadata/properties"/>
+    <ds:schemaRef ds:uri="http://schemas.microsoft.com/office/infopath/2007/PartnerControls"/>
+    <ds:schemaRef ds:uri="a7062d68-12c0-4e37-bd6e-f749cdef6880"/>
+  </ds:schemaRefs>
+</ds:datastoreItem>
 </file>
 
-<file path=customXml/item3.xml><?xml version="1.0" encoding="utf-8"?>
-<p:properties xmlns:p="http://schemas.microsoft.com/office/2006/metadata/properties" xmlns:xsi="http://www.w3.org/2001/XMLSchema-instance" xmlns:pc="http://schemas.microsoft.com/office/infopath/2007/PartnerControls">
-  <documentManagement>
-    <_activity xmlns="a7062d68-12c0-4e37-bd6e-f749cdef6880" xsi:nil="true"/>
-  </documentManagement>
-</p:properties>
+<file path=customXml/itemProps2.xml><?xml version="1.0" encoding="utf-8"?>
+<ds:datastoreItem xmlns:ds="http://schemas.openxmlformats.org/officeDocument/2006/customXml" ds:itemID="{72A5C583-40AF-4C31-AAB8-7BF544B3BB54}">
+  <ds:schemaRefs>
+    <ds:schemaRef ds:uri="http://schemas.microsoft.com/sharepoint/v3/contenttype/forms"/>
+  </ds:schemaRefs>
+</ds:datastoreItem>
 </file>
 
-<file path=customXml/itemProps1.xml><?xml version="1.0" encoding="utf-8"?>
+<file path=customXml/itemProps3.xml><?xml version="1.0" encoding="utf-8"?>
 <ds:datastoreItem xmlns:ds="http://schemas.openxmlformats.org/officeDocument/2006/customXml" ds:itemID="{8C04ED87-0A7A-4482-816E-CDBD59BD851B}">
   <ds:schemaRefs>
     <ds:schemaRef ds:uri="http://schemas.microsoft.com/office/2006/metadata/contentType"/>
@@ -6378,22 +7043,4 @@
     <ds:schemaRef ds:uri="http://schemas.microsoft.com/internal/obd"/>
   </ds:schemaRefs>
 </ds:datastoreItem>
-</file>
-
-<file path=customXml/itemProps2.xml><?xml version="1.0" encoding="utf-8"?>
-<ds:datastoreItem xmlns:ds="http://schemas.openxmlformats.org/officeDocument/2006/customXml" ds:itemID="{72A5C583-40AF-4C31-AAB8-7BF544B3BB54}">
-  <ds:schemaRefs>
-    <ds:schemaRef ds:uri="http://schemas.microsoft.com/sharepoint/v3/contenttype/forms"/>
-  </ds:schemaRefs>
-</ds:datastoreItem>
-</file>
-
-<file path=customXml/itemProps3.xml><?xml version="1.0" encoding="utf-8"?>
-<ds:datastoreItem xmlns:ds="http://schemas.openxmlformats.org/officeDocument/2006/customXml" ds:itemID="{144E7005-E70F-4A52-849C-845191B1F98A}">
-  <ds:schemaRefs>
-    <ds:schemaRef ds:uri="http://schemas.microsoft.com/office/2006/metadata/properties"/>
-    <ds:schemaRef ds:uri="http://schemas.microsoft.com/office/infopath/2007/PartnerControls"/>
-    <ds:schemaRef ds:uri="a7062d68-12c0-4e37-bd6e-f749cdef6880"/>
-  </ds:schemaRefs>
-</ds:datastoreItem>
 </file>
--- a/MEDICION ISO/ISO25023-Informe-Medicion-APA.docx
+++ b/MEDICION ISO/ISO25023-Informe-Medicion-APA.docx
@@ -53,7 +53,7 @@
           <w:noProof/>
         </w:rPr>
         <w:drawing>
-          <wp:anchor distT="0" distB="0" distL="114300" distR="114300" simplePos="0" relativeHeight="251658240" behindDoc="0" locked="0" layoutInCell="1" allowOverlap="1" wp14:anchorId="5D4C734F" wp14:editId="3A4E15CD">
+          <wp:anchor distT="0" distB="0" distL="114300" distR="114300" simplePos="0" relativeHeight="251658240" behindDoc="0" locked="0" layoutInCell="1" allowOverlap="1" wp14:anchorId="66D1094C" wp14:editId="7C5E8777">
             <wp:simplePos x="0" y="0"/>
             <wp:positionH relativeFrom="column">
               <wp:posOffset>923290</wp:posOffset>
@@ -128,7 +128,7 @@
           <w:noProof/>
         </w:rPr>
         <w:drawing>
-          <wp:anchor distT="0" distB="0" distL="114300" distR="114300" simplePos="0" relativeHeight="251658241" behindDoc="0" locked="0" layoutInCell="1" allowOverlap="1" wp14:anchorId="1D828B29" wp14:editId="0812D2DE">
+          <wp:anchor distT="0" distB="0" distL="114300" distR="114300" simplePos="0" relativeHeight="251658241" behindDoc="0" locked="0" layoutInCell="1" allowOverlap="1" wp14:anchorId="517FDEC9" wp14:editId="319296EB">
             <wp:simplePos x="0" y="0"/>
             <wp:positionH relativeFrom="column">
               <wp:posOffset>3439160</wp:posOffset>
@@ -2423,6 +2423,303 @@
       </w:r>
     </w:p>
     <w:p>
+      <w:r>
+        <w:br w:type="page"/>
+      </w:r>
+    </w:p>
+    <w:p>
+      <w:pPr>
+        <w:pStyle w:val="Ttulo2"/>
+        <w:jc w:val="center"/>
+      </w:pPr>
+      <w:r>
+        <w:lastRenderedPageBreak/>
+        <w:t>2.4.</w:t>
+      </w:r>
+      <w:r>
+        <w:tab/>
+        <w:t>Criterios de Evaluación</w:t>
+      </w:r>
+    </w:p>
+    <w:p>
+      <w:pPr>
+        <w:spacing w:line="480" w:lineRule="auto"/>
+        <w:ind w:firstLine="720"/>
+        <w:jc w:val="both"/>
+      </w:pPr>
+      <w:r>
+        <w:t>Para interpretar los valores medidos se adoptó la escala de tres niveles de la Tabla 3, aplicada de forma uniforme en este informe y en el semáforo del libro Excel. En las medidas de proporción (X = A/B, rango de 0 a 1) un valor mayor es mejor; en RFt-3-S (tiempo en segundos) un valor menor es mejor. En las tablas de resultados, la columna Evaluación usa la etiqueta cumple para el nivel excelente, parcial para el nivel bueno y no cumple para el nivel malo.</w:t>
+      </w:r>
+    </w:p>
+    <w:p>
+      <w:pPr>
+        <w:spacing w:line="480" w:lineRule="auto"/>
+      </w:pPr>
+      <w:r>
+        <w:rPr>
+          <w:b/>
+        </w:rPr>
+        <w:t xml:space="preserve">Tabla 3: </w:t>
+      </w:r>
+      <w:r>
+        <w:rPr>
+          <w:i/>
+        </w:rPr>
+        <w:t>Escala de evaluación de los valores medidos (X)</w:t>
+      </w:r>
+    </w:p>
+    <w:tbl>
+      <w:tblPr>
+        <w:tblStyle w:val="Tablaconcuadrcula"/>
+        <w:tblW w:w="0" w:type="auto"/>
+        <w:tblLook w:val="04A0" w:firstRow="1" w:lastRow="0" w:firstColumn="1" w:lastColumn="0" w:noHBand="0" w:noVBand="1"/>
+      </w:tblPr>
+      <w:tblGrid>
+        <w:gridCol w:w="2337"/>
+        <w:gridCol w:w="2338"/>
+        <w:gridCol w:w="2337"/>
+        <w:gridCol w:w="2338"/>
+      </w:tblGrid>
+      <w:tr>
+        <w:tc>
+          <w:tcPr>
+            <w:tcW w:w="2340" w:type="dxa"/>
+          </w:tcPr>
+          <w:p>
+            <w:r>
+              <w:rPr>
+                <w:b/>
+                <w:sz w:val="20"/>
+              </w:rPr>
+              <w:t>Nivel</w:t>
+            </w:r>
+          </w:p>
+        </w:tc>
+        <w:tc>
+          <w:tcPr>
+            <w:tcW w:w="2340" w:type="dxa"/>
+          </w:tcPr>
+          <w:p>
+            <w:r>
+              <w:rPr>
+                <w:b/>
+                <w:sz w:val="20"/>
+              </w:rPr>
+              <w:t>Proporciones (X = A/B)</w:t>
+            </w:r>
+          </w:p>
+        </w:tc>
+        <w:tc>
+          <w:tcPr>
+            <w:tcW w:w="2340" w:type="dxa"/>
+          </w:tcPr>
+          <w:p>
+            <w:r>
+              <w:rPr>
+                <w:b/>
+                <w:sz w:val="20"/>
+              </w:rPr>
+              <w:t>RFt-3-S (tiempo, s)</w:t>
+            </w:r>
+          </w:p>
+        </w:tc>
+        <w:tc>
+          <w:tcPr>
+            <w:tcW w:w="2340" w:type="dxa"/>
+          </w:tcPr>
+          <w:p>
+            <w:r>
+              <w:rPr>
+                <w:b/>
+                <w:sz w:val="20"/>
+              </w:rPr>
+              <w:t>Lectura</w:t>
+            </w:r>
+          </w:p>
+        </w:tc>
+      </w:tr>
+      <w:tr>
+        <w:tc>
+          <w:tcPr>
+            <w:tcW w:w="2340" w:type="dxa"/>
+          </w:tcPr>
+          <w:p>
+            <w:r>
+              <w:rPr>
+                <w:b/>
+                <w:sz w:val="20"/>
+              </w:rPr>
+              <w:t>Excelente</w:t>
+            </w:r>
+          </w:p>
+        </w:tc>
+        <w:tc>
+          <w:tcPr>
+            <w:tcW w:w="2340" w:type="dxa"/>
+          </w:tcPr>
+          <w:p>
+            <w:r>
+              <w:rPr>
+                <w:sz w:val="20"/>
+              </w:rPr>
+              <w:t>0.90 ≤ X ≤ 1.00</w:t>
+            </w:r>
+          </w:p>
+        </w:tc>
+        <w:tc>
+          <w:tcPr>
+            <w:tcW w:w="2340" w:type="dxa"/>
+          </w:tcPr>
+          <w:p>
+            <w:r>
+              <w:rPr>
+                <w:sz w:val="20"/>
+              </w:rPr>
+              <w:t>X ≤ 0.5 s</w:t>
+            </w:r>
+          </w:p>
+        </w:tc>
+        <w:tc>
+          <w:tcPr>
+            <w:tcW w:w="2340" w:type="dxa"/>
+          </w:tcPr>
+          <w:p>
+            <w:r>
+              <w:rPr>
+                <w:sz w:val="20"/>
+              </w:rPr>
+              <w:t>El atributo se cumple plenamente; sin acción requerida</w:t>
+            </w:r>
+          </w:p>
+        </w:tc>
+      </w:tr>
+      <w:tr>
+        <w:tc>
+          <w:tcPr>
+            <w:tcW w:w="2340" w:type="dxa"/>
+          </w:tcPr>
+          <w:p>
+            <w:r>
+              <w:rPr>
+                <w:b/>
+                <w:sz w:val="20"/>
+              </w:rPr>
+              <w:t>Bueno</w:t>
+            </w:r>
+          </w:p>
+        </w:tc>
+        <w:tc>
+          <w:tcPr>
+            <w:tcW w:w="2340" w:type="dxa"/>
+          </w:tcPr>
+          <w:p>
+            <w:r>
+              <w:rPr>
+                <w:sz w:val="20"/>
+              </w:rPr>
+              <w:t>0.70 ≤ X &lt; 0.90</w:t>
+            </w:r>
+          </w:p>
+        </w:tc>
+        <w:tc>
+          <w:tcPr>
+            <w:tcW w:w="2340" w:type="dxa"/>
+          </w:tcPr>
+          <w:p>
+            <w:r>
+              <w:rPr>
+                <w:sz w:val="20"/>
+              </w:rPr>
+              <w:t>0.5 s &lt; X ≤ 1 s</w:t>
+            </w:r>
+          </w:p>
+        </w:tc>
+        <w:tc>
+          <w:tcPr>
+            <w:tcW w:w="2340" w:type="dxa"/>
+          </w:tcPr>
+          <w:p>
+            <w:r>
+              <w:rPr>
+                <w:sz w:val="20"/>
+              </w:rPr>
+              <w:t>Cumplimiento aceptable con margen de mejora</w:t>
+            </w:r>
+          </w:p>
+        </w:tc>
+      </w:tr>
+      <w:tr>
+        <w:tc>
+          <w:tcPr>
+            <w:tcW w:w="2340" w:type="dxa"/>
+          </w:tcPr>
+          <w:p>
+            <w:r>
+              <w:rPr>
+                <w:b/>
+                <w:sz w:val="20"/>
+              </w:rPr>
+              <w:t>Malo</w:t>
+            </w:r>
+          </w:p>
+        </w:tc>
+        <w:tc>
+          <w:tcPr>
+            <w:tcW w:w="2340" w:type="dxa"/>
+          </w:tcPr>
+          <w:p>
+            <w:r>
+              <w:rPr>
+                <w:sz w:val="20"/>
+              </w:rPr>
+              <w:t>X &lt; 0.70</w:t>
+            </w:r>
+          </w:p>
+        </w:tc>
+        <w:tc>
+          <w:tcPr>
+            <w:tcW w:w="2340" w:type="dxa"/>
+          </w:tcPr>
+          <w:p>
+            <w:r>
+              <w:rPr>
+                <w:sz w:val="20"/>
+              </w:rPr>
+              <w:t>X &gt; 1 s</w:t>
+            </w:r>
+          </w:p>
+        </w:tc>
+        <w:tc>
+          <w:tcPr>
+            <w:tcW w:w="2340" w:type="dxa"/>
+          </w:tcPr>
+          <w:p>
+            <w:r>
+              <w:rPr>
+                <w:sz w:val="20"/>
+              </w:rPr>
+              <w:t>Incumplimiento; requiere acción correctiva</w:t>
+            </w:r>
+          </w:p>
+        </w:tc>
+      </w:tr>
+    </w:tbl>
+    <w:p>
+      <w:r>
+        <w:rPr>
+          <w:i/>
+          <w:sz w:val="20"/>
+        </w:rPr>
+        <w:t xml:space="preserve">Nota. </w:t>
+      </w:r>
+      <w:r>
+        <w:rPr>
+          <w:sz w:val="20"/>
+        </w:rPr>
+        <w:t>Umbrales alineados con el semáforo del libro Excel (verde ≥ 0.90, amarillo ≥ 0.70, rojo &lt; 0.70; para RFt-3-S, verde ≤ 1 s). Con esta escala: la interoperabilidad (X = 1.0) resulta excelente; la evitación de fallos de la primera ejecución (X = 0.5) resulta mala; el tiempo de notificación (0.079 s) resulta excelente; y la redundancia de componentes resulta mala en local (0) y en el límite del nivel bueno en producción (0.67).</w:t>
+      </w:r>
+    </w:p>
+    <w:p>
       <w:pPr>
         <w:pStyle w:val="Ttulo1"/>
         <w:pageBreakBefore/>
@@ -2440,13 +2737,13 @@
         <w:jc w:val="both"/>
       </w:pPr>
       <w:r>
-        <w:t>La Tabla 3 resume los resultados de interoperabilidad y las Tablas 4 y 5 los de tolerancia a fallos según la primera ejecución de la batería de fallos</w:t>
+        <w:t>La Tabla 4 resume los resultados de interoperabilidad y las Tablas 5 y 6 los de tolerancia a fallos según la primera ejecución de la batería de fallos</w:t>
       </w:r>
       <w:r>
         <w:t xml:space="preserve">, </w:t>
       </w:r>
       <w:r>
-        <w:t>ambas sobre el entorno local (http://localhost:8080/api).</w:t>
+        <w:t>ambas sobre el entorno local (http://localhost:8080/api). La evaluación de cada medida sigue la escala de la Tabla 3.</w:t>
       </w:r>
     </w:p>
     <w:p>
@@ -2459,17 +2756,7 @@
           <w:b/>
           <w:bCs/>
         </w:rPr>
-        <w:t>Tabla 3</w:t>
-      </w:r>
-      <w:r>
-        <w:t xml:space="preserve">: </w:t>
-      </w:r>
-      <w:r>
-        <w:rPr>
-          <w:i/>
-          <w:iCs/>
-        </w:rPr>
-        <w:t>Resultados de las medidas de interoperabilidad (Tabla 8 de ISO/IEC 25023)</w:t>
+        <w:t>Tabla 4: Resultados de las medidas de interoperabilidad (Tabla 8 de ISO/IEC 25023)</w:t>
       </w:r>
     </w:p>
     <w:tbl>
@@ -3160,7 +3447,7 @@
           <w:sz w:val="20"/>
           <w:szCs w:val="20"/>
         </w:rPr>
-        <w:t>Criterio de evaluación: cumple si X ≥ 0.9; parcial si X ≥ 0.7; no cumple si X &lt; 0.7. La evidencia por ítem está en resultados/interoperabilidad_detalle.csv.</w:t>
+        <w:t>Evaluación según la escala de la Tabla 3. La evidencia por ítem está en resultados/interoperabilidad_detalle.csv.</w:t>
       </w:r>
     </w:p>
     <w:p>
@@ -3183,17 +3470,7 @@
           <w:b/>
           <w:bCs/>
         </w:rPr>
-        <w:t>Tabla 4</w:t>
-      </w:r>
-      <w:r>
-        <w:t xml:space="preserve">: </w:t>
-      </w:r>
-      <w:r>
-        <w:rPr>
-          <w:i/>
-          <w:iCs/>
-        </w:rPr>
-        <w:t>Resultados de las medidas de tolerancia a fallos (Tabla 17 de ISO/IEC 25023) — primera ejecución</w:t>
+        <w:t>Tabla 5: Resultados de las medidas de tolerancia a fallos (Tabla 17 de ISO/IEC 25023) — primera ejecución</w:t>
       </w:r>
     </w:p>
     <w:tbl>
@@ -4042,7 +4319,7 @@
           <w:sz w:val="20"/>
           <w:szCs w:val="20"/>
         </w:rPr>
-        <w:t xml:space="preserve">Para RFt-3-S el criterio es cumple si X ≤ 1 s (menor = mejor). En producción, </w:t>
+        <w:t xml:space="preserve">Evaluación según la escala de la Tabla 3 (para RFt-3-S, menor = mejor). En producción, </w:t>
       </w:r>
       <w:proofErr w:type="spellStart"/>
       <w:r>
@@ -4156,7 +4433,7 @@
       </w:r>
       <w:r>
         <w:lastRenderedPageBreak/>
-        <w:t>produjeron respuestas 500 no controladas, como detalla la Tabla 5. Aun así, el servicio permaneció operativo tras la batería completa (</w:t>
+        <w:t>produjeron respuestas 500 no controladas, como detalla la Tabla 6. Aun así, el servicio permaneció operativo tras la batería completa (</w:t>
       </w:r>
       <w:proofErr w:type="spellStart"/>
       <w:r>
@@ -4177,16 +4454,7 @@
         <w:rPr>
           <w:b/>
         </w:rPr>
-        <w:t>Tabla 5</w:t>
-      </w:r>
-      <w:r>
-        <w:t xml:space="preserve">: </w:t>
-      </w:r>
-      <w:r>
-        <w:rPr>
-          <w:i/>
-        </w:rPr>
-        <w:t xml:space="preserve">Detalle de la primera ejecución de la batería de patrones de fallo </w:t>
+        <w:t xml:space="preserve">Tabla 6: Detalle de la primera ejecución de la batería de patrones de fallo </w:t>
       </w:r>
     </w:p>
     <w:tbl>
@@ -5216,7 +5484,7 @@
         <w:jc w:val="both"/>
       </w:pPr>
       <w:r>
-        <w:t>El instrumento de medición no se limitó a un ejercicio formal: detectó una deficiencia concreta del producto. La ejecución de RFt-1-G arrojó X = 0.5 (Tabla 5): seis de los doce patrones de fallo inyectados (JSON malformado, identificador inválido, método no soportado, Content-</w:t>
+        <w:t>El instrumento de medición no se limitó a un ejercicio formal: detectó una deficiencia concreta del producto. La ejecución de RFt-1-G arrojó X = 0.5 (Tabla 6): seis de los doce patrones de fallo inyectados (JSON malformado, identificador inválido, método no soportado, Content-</w:t>
       </w:r>
       <w:proofErr w:type="spellStart"/>
       <w:r>
@@ -6753,23 +7021,6 @@
 </file>
 
 <file path=customXml/item1.xml><?xml version="1.0" encoding="utf-8"?>
-<p:properties xmlns:p="http://schemas.microsoft.com/office/2006/metadata/properties" xmlns:xsi="http://www.w3.org/2001/XMLSchema-instance" xmlns:pc="http://schemas.microsoft.com/office/infopath/2007/PartnerControls">
-  <documentManagement>
-    <_activity xmlns="a7062d68-12c0-4e37-bd6e-f749cdef6880" xsi:nil="true"/>
-  </documentManagement>
-</p:properties>
-</file>
-
-<file path=customXml/item2.xml><?xml version="1.0" encoding="utf-8"?>
-<?mso-contentType ?>
-<FormTemplates xmlns="http://schemas.microsoft.com/sharepoint/v3/contenttype/forms">
-  <Display>DocumentLibraryForm</Display>
-  <Edit>DocumentLibraryForm</Edit>
-  <New>DocumentLibraryForm</New>
-</FormTemplates>
-</file>
-
-<file path=customXml/item3.xml><?xml version="1.0" encoding="utf-8"?>
 <ct:contentTypeSchema xmlns:ct="http://schemas.microsoft.com/office/2006/metadata/contentType" xmlns:ma="http://schemas.microsoft.com/office/2006/metadata/properties/metaAttributes" ct:_="" ma:_="" ma:contentTypeName="Document" ma:contentTypeID="0x01010086FB99C7B8B1A6458952C08310319A37" ma:contentTypeVersion="16" ma:contentTypeDescription="Create a new document." ma:contentTypeScope="" ma:versionID="e82108dd4711ef259a6cd09cfcbdd703">
   <xsd:schema xmlns:xsd="http://www.w3.org/2001/XMLSchema" xmlns:xs="http://www.w3.org/2001/XMLSchema" xmlns:p="http://schemas.microsoft.com/office/2006/metadata/properties" xmlns:ns3="a7062d68-12c0-4e37-bd6e-f749cdef6880" xmlns:ns4="16d342ed-e17a-4f3e-80d2-7d0cf966a544" targetNamespace="http://schemas.microsoft.com/office/2006/metadata/properties" ma:root="true" ma:fieldsID="b4224872bc00fc2f7cd0aba7bf3d9057" ns3:_="" ns4:_="">
     <xsd:import namespace="a7062d68-12c0-4e37-bd6e-f749cdef6880"/>
@@ -7008,25 +7259,24 @@
 </ct:contentTypeSchema>
 </file>
 
-<file path=customXml/itemProps1.xml><?xml version="1.0" encoding="utf-8"?>
-<ds:datastoreItem xmlns:ds="http://schemas.openxmlformats.org/officeDocument/2006/customXml" ds:itemID="{144E7005-E70F-4A52-849C-845191B1F98A}">
-  <ds:schemaRefs>
-    <ds:schemaRef ds:uri="http://schemas.microsoft.com/office/2006/metadata/properties"/>
-    <ds:schemaRef ds:uri="http://schemas.microsoft.com/office/infopath/2007/PartnerControls"/>
-    <ds:schemaRef ds:uri="a7062d68-12c0-4e37-bd6e-f749cdef6880"/>
-  </ds:schemaRefs>
-</ds:datastoreItem>
+<file path=customXml/item2.xml><?xml version="1.0" encoding="utf-8"?>
+<?mso-contentType ?>
+<FormTemplates xmlns="http://schemas.microsoft.com/sharepoint/v3/contenttype/forms">
+  <Display>DocumentLibraryForm</Display>
+  <Edit>DocumentLibraryForm</Edit>
+  <New>DocumentLibraryForm</New>
+</FormTemplates>
 </file>
 
-<file path=customXml/itemProps2.xml><?xml version="1.0" encoding="utf-8"?>
-<ds:datastoreItem xmlns:ds="http://schemas.openxmlformats.org/officeDocument/2006/customXml" ds:itemID="{72A5C583-40AF-4C31-AAB8-7BF544B3BB54}">
-  <ds:schemaRefs>
-    <ds:schemaRef ds:uri="http://schemas.microsoft.com/sharepoint/v3/contenttype/forms"/>
-  </ds:schemaRefs>
-</ds:datastoreItem>
+<file path=customXml/item3.xml><?xml version="1.0" encoding="utf-8"?>
+<p:properties xmlns:p="http://schemas.microsoft.com/office/2006/metadata/properties" xmlns:xsi="http://www.w3.org/2001/XMLSchema-instance" xmlns:pc="http://schemas.microsoft.com/office/infopath/2007/PartnerControls">
+  <documentManagement>
+    <_activity xmlns="a7062d68-12c0-4e37-bd6e-f749cdef6880" xsi:nil="true"/>
+  </documentManagement>
+</p:properties>
 </file>
 
-<file path=customXml/itemProps3.xml><?xml version="1.0" encoding="utf-8"?>
+<file path=customXml/itemProps1.xml><?xml version="1.0" encoding="utf-8"?>
 <ds:datastoreItem xmlns:ds="http://schemas.openxmlformats.org/officeDocument/2006/customXml" ds:itemID="{8C04ED87-0A7A-4482-816E-CDBD59BD851B}">
   <ds:schemaRefs>
     <ds:schemaRef ds:uri="http://schemas.microsoft.com/office/2006/metadata/contentType"/>
@@ -7043,4 +7293,22 @@
     <ds:schemaRef ds:uri="http://schemas.microsoft.com/internal/obd"/>
   </ds:schemaRefs>
 </ds:datastoreItem>
+</file>
+
+<file path=customXml/itemProps2.xml><?xml version="1.0" encoding="utf-8"?>
+<ds:datastoreItem xmlns:ds="http://schemas.openxmlformats.org/officeDocument/2006/customXml" ds:itemID="{72A5C583-40AF-4C31-AAB8-7BF544B3BB54}">
+  <ds:schemaRefs>
+    <ds:schemaRef ds:uri="http://schemas.microsoft.com/sharepoint/v3/contenttype/forms"/>
+  </ds:schemaRefs>
+</ds:datastoreItem>
+</file>
+
+<file path=customXml/itemProps3.xml><?xml version="1.0" encoding="utf-8"?>
+<ds:datastoreItem xmlns:ds="http://schemas.openxmlformats.org/officeDocument/2006/customXml" ds:itemID="{144E7005-E70F-4A52-849C-845191B1F98A}">
+  <ds:schemaRefs>
+    <ds:schemaRef ds:uri="http://schemas.microsoft.com/office/2006/metadata/properties"/>
+    <ds:schemaRef ds:uri="http://schemas.microsoft.com/office/infopath/2007/PartnerControls"/>
+    <ds:schemaRef ds:uri="a7062d68-12c0-4e37-bd6e-f749cdef6880"/>
+  </ds:schemaRefs>
+</ds:datastoreItem>
 </file>